--- a/klagomål/Björnideforsen C FSC-klagomål.docx
+++ b/klagomål/Björnideforsen C FSC-klagomål.docx
@@ -1,6 +1,6 @@
 
 <file path=word/document.xml><?xml version="1.0" encoding="utf-8"?>
-<w:document xmlns:wpc="http://schemas.microsoft.com/office/word/2010/wordprocessingCanvas" xmlns:cx="http://schemas.microsoft.com/office/drawing/2014/chartex" xmlns:cx1="http://schemas.microsoft.com/office/drawing/2015/9/8/chartex" xmlns:cx2="http://schemas.microsoft.com/office/drawing/2015/10/21/chartex" xmlns:cx3="http://schemas.microsoft.com/office/drawing/2016/5/9/chartex" xmlns:cx4="http://schemas.microsoft.com/office/drawing/2016/5/10/chartex" xmlns:cx5="http://schemas.microsoft.com/office/drawing/2016/5/11/chartex" xmlns:cx6="http://schemas.microsoft.com/office/drawing/2016/5/12/chartex" xmlns:cx7="http://schemas.microsoft.com/office/drawing/2016/5/13/chartex" xmlns:cx8="http://schemas.microsoft.com/office/drawing/2016/5/14/chartex" xmlns:mc="http://schemas.openxmlformats.org/markup-compatibility/2006" xmlns:aink="http://schemas.microsoft.com/office/drawing/2016/ink" xmlns:am3d="http://schemas.microsoft.com/office/drawing/2017/model3d" xmlns:o="urn:schemas-microsoft-com:office:office" xmlns:oel="http://schemas.microsoft.com/office/2019/extlst" xmlns:r="http://schemas.openxmlformats.org/officeDocument/2006/relationships" xmlns:m="http://schemas.openxmlformats.org/officeDocument/2006/math" xmlns:v="urn:schemas-microsoft-com:vml" xmlns:wp14="http://schemas.microsoft.com/office/word/2010/wordprocessingDrawing" xmlns:wp="http://schemas.openxmlformats.org/drawingml/2006/wordprocessingDrawing" xmlns:w10="urn:schemas-microsoft-com:office:word" xmlns:w="http://schemas.openxmlformats.org/wordprocessingml/2006/main" xmlns:w14="http://schemas.microsoft.com/office/word/2010/wordml" xmlns:w15="http://schemas.microsoft.com/office/word/2012/wordml" xmlns:w16cex="http://schemas.microsoft.com/office/word/2018/wordml/cex" xmlns:w16cid="http://schemas.microsoft.com/office/word/2016/wordml/cid" xmlns:w16="http://schemas.microsoft.com/office/word/2018/wordml" xmlns:w16sdtdh="http://schemas.microsoft.com/office/word/2020/wordml/sdtdatahash" xmlns:w16se="http://schemas.microsoft.com/office/word/2015/wordml/symex" xmlns:wpg="http://schemas.microsoft.com/office/word/2010/wordprocessingGroup" xmlns:wpi="http://schemas.microsoft.com/office/word/2010/wordprocessingInk" xmlns:wne="http://schemas.microsoft.com/office/word/2006/wordml" xmlns:wps="http://schemas.microsoft.com/office/word/2010/wordprocessingShape" mc:Ignorable="w14 w15 w16se w16cid w16 w16cex w16sdtdh wp14">
+<w:document xmlns:wpc="http://schemas.microsoft.com/office/word/2010/wordprocessingCanvas" xmlns:cx="http://schemas.microsoft.com/office/drawing/2014/chartex" xmlns:cx1="http://schemas.microsoft.com/office/drawing/2015/9/8/chartex" xmlns:cx2="http://schemas.microsoft.com/office/drawing/2015/10/21/chartex" xmlns:cx3="http://schemas.microsoft.com/office/drawing/2016/5/9/chartex" xmlns:cx4="http://schemas.microsoft.com/office/drawing/2016/5/10/chartex" xmlns:cx5="http://schemas.microsoft.com/office/drawing/2016/5/11/chartex" xmlns:cx6="http://schemas.microsoft.com/office/drawing/2016/5/12/chartex" xmlns:cx7="http://schemas.microsoft.com/office/drawing/2016/5/13/chartex" xmlns:cx8="http://schemas.microsoft.com/office/drawing/2016/5/14/chartex" xmlns:mc="http://schemas.openxmlformats.org/markup-compatibility/2006" xmlns:aink="http://schemas.microsoft.com/office/drawing/2016/ink" xmlns:am3d="http://schemas.microsoft.com/office/drawing/2017/model3d" xmlns:o="urn:schemas-microsoft-com:office:office" xmlns:oel="http://schemas.microsoft.com/office/2019/extlst" xmlns:r="http://schemas.openxmlformats.org/officeDocument/2006/relationships" xmlns:m="http://schemas.openxmlformats.org/officeDocument/2006/math" xmlns:v="urn:schemas-microsoft-com:vml" xmlns:wp14="http://schemas.microsoft.com/office/word/2010/wordprocessingDrawing" xmlns:wp="http://schemas.openxmlformats.org/drawingml/2006/wordprocessingDrawing" xmlns:w10="urn:schemas-microsoft-com:office:word" xmlns:w="http://schemas.openxmlformats.org/wordprocessingml/2006/main" xmlns:w14="http://schemas.microsoft.com/office/word/2010/wordml" xmlns:w15="http://schemas.microsoft.com/office/word/2012/wordml" xmlns:w16cex="http://schemas.microsoft.com/office/word/2018/wordml/cex" xmlns:w16cid="http://schemas.microsoft.com/office/word/2016/wordml/cid" xmlns:w16="http://schemas.microsoft.com/office/word/2018/wordml" xmlns:w16du="http://schemas.microsoft.com/office/word/2023/wordml/word16du" xmlns:w16sdtdh="http://schemas.microsoft.com/office/word/2020/wordml/sdtdatahash" xmlns:w16sdtfl="http://schemas.microsoft.com/office/word/2024/wordml/sdtformatlock" xmlns:w16se="http://schemas.microsoft.com/office/word/2015/wordml/symex" xmlns:wpg="http://schemas.microsoft.com/office/word/2010/wordprocessingGroup" xmlns:wpi="http://schemas.microsoft.com/office/word/2010/wordprocessingInk" xmlns:wne="http://schemas.microsoft.com/office/word/2006/wordml" xmlns:wps="http://schemas.microsoft.com/office/word/2010/wordprocessingShape" mc:Ignorable="w14 w15 w16se w16cid w16 w16cex w16sdtdh w16sdtfl w16du wp14">
   <w:body>
     <w:p>
       <w:r>
@@ -112,7 +112,7 @@
         <w:pStyle w:val="ListBullet"/>
       </w:pPr>
       <w:r>
-        <w:t>Om ett ombud (tex Norra skog eller Mellanskog) avverkningsanmäler en skog med naturvärden motsvarande nyckelbiotops kvalité men markägaren inte är FSC certifierad, bör du skicka in ett FSC kontrollerat virke klagomål. Då ska klagomålet skickas till ombudsföretaget.</w:t>
+        <w:t>Om ett ombud (tex Norra skog eller Mellanskog) avverkningsanmäler en skog med naturvärden motsvarande nyckelbiotops kvalitet men markägaren inte är FSC certifierad, bör du skicka in ett FSC kontrollerat virke klagomål. Då ska klagomålet skickas till ombudsföretaget.</w:t>
       </w:r>
     </w:p>
     <w:p>
@@ -163,40 +163,12 @@
         <w:pStyle w:val="Title"/>
       </w:pPr>
       <w:r>
-        <w:t>Inledande FSC- /PEFC-klagomål - information om höga naturvärden och fridlysta arter i avverkningsanmälan Björnideforsen C i Arvidsjaurs kommun</w:t>
-      </w:r>
-    </w:p>
-    <w:p>
-      <w:r>
-        <w:t>Detta dokument behandlar höga naturvärden i avverkningsanmälan Björnideforsen C i Arvidsjaurs kommun. Denna avverkningsanmälan inkom 2024-08-04 och omfattar 132,0 ha.</w:t>
-      </w:r>
-    </w:p>
-    <w:p>
-      <w:r>
-        <w:t>Nedan presenteras fynd av naturvårdsarter och fridlysta arter som gjorts i det avverkningsanmälda området, samt relevanta utdrag ur standarderna för FSC, Chain of Custody, Controlled Wood och PEFC. I BILAGA 1 finns artfakta om fridlysta arter.</w:t>
-      </w:r>
-    </w:p>
-    <w:p>
-      <w:r>
-        <w:t>Vi förväntar oss att ni återkommer med ett skriftligt svar på vårt klagomål och även beskriver vilka korrigerande åtgärder ni satt in för att rätta till identifierade brister i er efterlevnad av den svenska FSC standarden.</w:t>
-      </w:r>
-    </w:p>
-    <w:p>
-      <w:pPr>
-        <w:pStyle w:val="Heading1"/>
-      </w:pPr>
-      <w:r>
-        <w:t>Naturvårdsarter</w:t>
-      </w:r>
-    </w:p>
-    <w:p>
-      <w:r>
-        <w:t>I avverkningsanmälan har följande 60 naturvårdsarter hittats: urskogsporing (EN), borsttagging (VU), doftticka (VU, §8), fläckporing (VU), gräddporing (VU), gräddticka (VU), knärot (VU, §8), kristallticka (VU), lateritticka (VU), laxgröppa (VU), laxporing (VU), norna (VU, §7), smalfotad taggsvamp (VU), tallstocksticka (VU), blanksvart spiklav (NT), blå taggsvamp (NT), blågrå svartspik (NT), dvärgbägarlav (NT), granticka (NT), gränsticka (NT), hornvaxskinn (NT), knottrig blåslav (NT), kolflarnlav (NT), kortskaftad ärgspik (NT), luddfingersvamp (NT), lunglav (NT), mörk kolflarnlav (NT), nordtagging (NT), orange taggsvamp (NT), rosenticka (NT), röd trolldruva (NT), skrovellav (NT), spillkråka (NT, §4), svartvit taggsvamp (NT), tallticka (NT), talltita (NT, §4), tretåig hackspett (NT, §4), vaddporing (NT), vedflamlav (NT), vedskivlav (NT), vedtrappmossa (NT), violmussling (NT), vitgrynig nållav (NT), vitplätt (NT), blodticka (S), bårdlav (S), dropptaggsvamp (S), dvärgtufs (S), gytterlav (S), korallblylav (S), luddlav (S), plattlummer (S, §9), skinnlav (S), spindelblomster (S, §8), stuplav (S), svart trolldruva (S), vedticka (S), ögonpyrola (S), lavskrika (§4) och tjäder (§4). Av dessa är 44 rödlistade. För rödlistade arter har rödlistekategorin angivits inom parentes. Arter som är signalarter enligt Skogsstyrelsen har markerats med (S). För fridlysta arter anges även paragrafen i Artskyddsförordningen som arten är fridlyst enligt.</w:t>
-      </w:r>
-    </w:p>
-    <w:p>
-      <w:r>
-        <w:t>De påträffade naturvårdsarterna är ett tydligt kvitto på att detta rör sig om en skog med höga naturvärden. I Figur 1 visas en karta över det avverkningsanmälda området, där samtliga fyndplatser för naturvårdsarter som finns registrerade på Artportalen har markerats.</w:t>
+        <w:t>Inledande FSC- /PEFC-klagomål – information om höga naturvärden och fridlysta arter i avverkningsanmälan Björnideforsen C i Arvidsjaurs kommun</w:t>
+      </w:r>
+    </w:p>
+    <w:p>
+      <w:r>
+        <w:t>Detta klagomål behandlar höga naturvärden i avverkningsanmälan Björnideforsen C i Arvidsjaurs kommun som inkom 2026-07-12 och omfattar 132,0 ha.</w:t>
       </w:r>
     </w:p>
     <w:p>
@@ -206,7 +178,7 @@
       <w:r>
         <w:drawing>
           <wp:inline xmlns:a="http://schemas.openxmlformats.org/drawingml/2006/main" xmlns:pic="http://schemas.openxmlformats.org/drawingml/2006/picture">
-            <wp:extent cx="5486400" cy="3708969"/>
+            <wp:extent cx="4706373" cy="5724000"/>
             <wp:docPr id="1" name="Picture 1"/>
             <wp:cNvGraphicFramePr>
               <a:graphicFrameLocks noChangeAspect="1"/>
@@ -227,7 +199,7 @@
                   <pic:spPr>
                     <a:xfrm>
                       <a:off x="0" y="0"/>
-                      <a:ext cx="5486400" cy="3708969"/>
+                      <a:ext cx="4706373" cy="5724000"/>
                     </a:xfrm>
                     <a:prstGeom prst="rect"/>
                   </pic:spPr>
@@ -241,9 +213,25 @@
     <w:p>
       <w:pPr>
         <w:pStyle w:val="Caption"/>
+        <w:spacing w:after="240"/>
       </w:pPr>
       <w:r>
-        <w:t>Figur 1. Fyndplatser för naturvårdsarter i det avverkningsanmälda området (röd linje). Markörer utan svart kant är placerade på fyndplatsen. Markörer med svart kant är placerade vid sidan av fyndplatsen och har ett svart streck som visar fyndplatsens exakta position. Kartans mittpunktskoordinat är N 7325825, E 696531 i SWEREF 99 TM.</w:t>
+        <w:t>Figur 1. Fyndplatser för naturvårdsarter i och inom 25 meter från avverkningsanmälan. Markörer utan svart kant är placerade på fyndplatsen. Markörer med svart kant är placerade vid sidan av fyndplatsen har ett svart streck som visar fyndplatsens exakta position. Kartans mittpunktskoordinat är N 7325825, E 696531 i SWEREF 99 TM.</w:t>
+      </w:r>
+    </w:p>
+    <w:p>
+      <w:r>
+        <w:t>I och inom 25 meter från avverkningsanmälan finns fynd av 65 naturvårdsarter, varav 49 är rödlistade, 9 är fridlysta, 38 är typiska (T) och 15 är signalarter (S): lusporing (EN), Phellodon resupinatus (EN), urskogsporing (EN), borsttagging (VU), doftticka (VU, T, §8), fläckporing (VU, T), gräddporing (VU, T), gräddticka (VU), gränsticka (VU, T), knärot (VU, T, §8), kristallticka (VU), lateritticka (VU), laxgröppa (VU), laxporing (VU), Lecidea subhumida (VU), norna (VU, T, §7), smalfotad taggsvamp (VU), tallstocksticka (VU), timmerskapania (VU), blanksvart spiklav (NT), blå taggsvamp (NT, T), blågrå svartspik (NT), dropptaggsvamp (NT, T), dvärgbägarlav (NT, T), hornvaxskinn (NT), knottrig blåslav (NT, T), kolflarnlav (NT, T), kortskaftad ärgspik (NT), lavskrika (NT, T, §4), luddfingersvamp (NT), lunglav (NT, T), mörk kolflarnlav (NT), nordtagging (NT), orange taggsvamp (NT, T), rosenticka (NT, T), röd trolldruva (NT, T), skrovellav (NT, T), svartvit taggsvamp (NT), talltagel (NT, T), tallticka (NT, T), talltita (NT, §4), tretåig hackspett (NT, T, §4), vaddporing (NT), vedflamlav (NT), vedskivlav (NT, T), vedtrappmossa (NT, T), violmussling (NT, T), vitgrynig nållav (NT), vitplätt (NT), blodticka (S, T), bårdlav (S, T), dvärgtufs (S), gytterlav (S, T), korallblylav (S, T), luddlav (S, T), norrlandslav (S, T), nästlav (S, T), plattlummer (S, T, §9), skinnlav (S, T), spindelblomster (S, T, §8), stuplav (S, T), svart trolldruva (S, T), vedticka (S, T), ögonpyrola (S, T) och spillkråka (T, §4). Se Figur 1.</w:t>
+      </w:r>
+    </w:p>
+    <w:p>
+      <w:r>
+        <w:t>Nedan presenteras relevanta utdrag ur standarderna för FSC, Chain of Custody, Controlled Wood och PEFC.</w:t>
+      </w:r>
+    </w:p>
+    <w:p>
+      <w:r>
+        <w:t>Vi förväntar oss att ni återkommer med ett skriftligt svar på vårt klagomål och även beskriver vilka korrigerande åtgärder ni satt in för att rätta till identifierade brister i er efterlevnad av den svenska FSC standarden.</w:t>
       </w:r>
     </w:p>
     <w:p>
@@ -251,37 +239,210 @@
         <w:pStyle w:val="Heading1"/>
       </w:pPr>
       <w:r>
-        <w:t>Fridlysta arter</w:t>
-      </w:r>
-    </w:p>
-    <w:p>
-      <w:r>
-        <w:t>Följande fridlysta arter har sina livsmiljöer och växtplatser i den avverkningsanmälda skogen: doftticka (VU, §8), knärot (VU, §8), norna (VU, §7), spillkråka (NT, §4), talltita (NT, §4), tretåig hackspett (NT, §4), plattlummer (S, §9), spindelblomster (S, §8), lavskrika (§4) och tjäder (§4).</w:t>
-      </w:r>
-    </w:p>
-    <w:p>
-      <w:r>
-        <w:t xml:space="preserve">Observera att medlemsländerna är skyldiga att agera i enlighet med EU:s fågeldirektiv där det uttryckligen står att direktivet gäller för fåglar samt för deras ägg, bon och </w:t>
-      </w:r>
+        <w:t>Naturvårdsarter och fridlysta arter</w:t>
+      </w:r>
+    </w:p>
+    <w:p>
+      <w:r>
+        <w:t>Nedan följer beskrivningar av de naturvårdsarter och fridlysta arter som har sina livsmiljöer och växtplatser i den avverkningsanmälda skogen. Se även ytterligare artfakta i BILAGA 1. De påträffade naturvårdsarterna är ett tydligt kvitto på att det rör sig om en skog med höga naturvärden.</w:t>
+      </w:r>
+    </w:p>
+    <w:p>
       <w:r>
         <w:rPr>
           <w:b/>
         </w:rPr>
-        <w:t xml:space="preserve">livsmiljöer </w:t>
-      </w:r>
-      <w:r>
-        <w:t>(artikel 1). Vidare att de åtgärder som vidtas inte får leda till en försämring av den nuvarande situationen beträffande bevarandet av de fågelarter som avses i artikel 1 (artikel 13). Fågeldirektivet är styrande för tillsynsansvariga myndigheters ärendehantering, ställningstaganden och beslutsfattande.</w:t>
+        <w:t>Lusporing (EN)</w:t>
+      </w:r>
+      <w:r>
+        <w:t xml:space="preserve"> är en sällsynt och starkt hotad art knuten till äldre tallnaturskog med en god kontinuitet av torr död tallved. Uppmärksammades först 2007 i Sverige och är idag känd från en handfull tallmiljöer framförallt i Västerbotten och Norrbotten. Total population i landet liten och bedöms fortlöpande att minska, huvudsakligen p.g.a. minskande förekomst av stående döda tallar, men även liggande stammar av tall i solvarma lägen (SLU Artdatabanken, 2025).</w:t>
       </w:r>
     </w:p>
     <w:p>
       <w:r>
         <w:rPr>
           <w:b/>
+          <w:i/>
+        </w:rPr>
+        <w:t xml:space="preserve">Phellodon resupinatus </w:t>
+      </w:r>
+      <w:r>
+        <w:rPr>
+          <w:b/>
+        </w:rPr>
+        <w:t xml:space="preserve">(EN) </w:t>
+      </w:r>
+      <w:r>
+        <w:t>är en starkt hotad lädertaggsvamp som bildar mykorrhiza med tall i brandpräglad torr tallskog med lång kontinuitet, på sandig mark eller sandig-grusig morän. Fruktkropparna bildas mot undersidan av gammal tallved, så kallad silverved eller keloved, av varierande dimension. Silverveden är ofta kolad av äldre bränder men fruktkropparna förekommer även på ved som saknar kolad yta. Den totala populationen i landet bedöms ha minskat kraftigt och förväntas fortsätta minska på grund av slutavverkning av brandpräglad äldre tallskog och brist på ved av lämplig kvalitet (SLU Artdatabanken, 2026).</w:t>
+      </w:r>
+    </w:p>
+    <w:p>
+      <w:r>
+        <w:rPr>
+          <w:b/>
+        </w:rPr>
+        <w:t>Urskogsporing (EN)</w:t>
+      </w:r>
+      <w:r>
+        <w:t xml:space="preserve"> är en starkt hotad art som växer på lågor av barrträd, företrädesvis tall, mer sällan gran. Den är hittills bara påträffad i äldre skogsbestånd med tydlig naturskogskaraktär. Urskogsporingen är förmodligen gynnad av brand och den typ av ved som arten växer på nyskapas knappast alls i modernt skogsbruk. Kända lokaler måste skyddas och undantas från skogsbruk (SLU Artdatabanken, 2024).</w:t>
+      </w:r>
+    </w:p>
+    <w:p>
+      <w:r>
+        <w:rPr>
+          <w:b/>
+        </w:rPr>
+        <w:t>Borsttagging (VU)</w:t>
+      </w:r>
+      <w:r>
+        <w:t xml:space="preserve"> är en sällsynt art som växer på såväl levande som döda stammar av lövträd, mest asp och sälg, ibland även på al och alm. Den indikerar gamla och lövträdslika skogsmiljöer med konstant hög och jämn luftfuktighet. Svampen är mycket känslig för all form av avverkning och dränering som kan orsaka ett torrare mikroklimat på växtplatsen (SLU Artdatabanken, 2024; Nitare &amp; Skogsstyrelsen, 2019).</w:t>
+      </w:r>
+    </w:p>
+    <w:p>
+      <w:r>
+        <w:rPr>
+          <w:b/>
+        </w:rPr>
+        <w:t>Doftticka (VU, §8)</w:t>
+      </w:r>
+      <w:r>
+        <w:t xml:space="preserve"> är rödlistad som sårbar (VU) och fridlyst enligt 8§ artskyddsförordningen. Den är även globalt rödlistad som Nära hotad (NT) vilket innebär att Sverige har ett internationellt ansvar för arten. Doftticka är beroende av hög och jämn luftfuktighet i gamla, ostörda skogsmiljöer och är känslig för snabba förändringar av ljus-/vindförhållanden eller uttorkning. Dofttickan är placerad i toppen av Skogsstyrelsens värdepyramid för bedömning av skog med höga naturvärden och signalerar alltid gamla sälgar och skogsområden med höga naturvärden. Avverkning av värdträd (främst sälg) utgör det största hotet och när gamla och olikåldriga skogar med sälg avverkas försvinner oftast sälgen. Dofttickan har minskat med ca 30 % under de senaste 30 åren och är typisk art för </w:t>
+      </w:r>
+      <w:r>
+        <w:rPr>
+          <w:i/>
+        </w:rPr>
+        <w:t>9010 Taiga</w:t>
+      </w:r>
+      <w:r>
+        <w:t xml:space="preserve"> och</w:t>
+      </w:r>
+      <w:r>
+        <w:rPr>
+          <w:i/>
+        </w:rPr>
+        <w:t xml:space="preserve"> 9050 Näringsrik granskog </w:t>
+      </w:r>
+      <w:r>
+        <w:t>(IUCN Redlist, 2024; Nitare &amp; Skogsstyrelsen, 2019; SLU Artdatabanken, 2024).</w:t>
+      </w:r>
+    </w:p>
+    <w:p>
+      <w:r>
+        <w:rPr>
+          <w:b/>
+        </w:rPr>
+        <w:t>Fläckporing (VU)</w:t>
+      </w:r>
+      <w:r>
+        <w:t xml:space="preserve"> är en mycket bra signalart som visar på tallnaturskogar med höga naturvärden. Den är placerad högst upp i Skogsstyrelsens värdepyramid för bedömning av skog med höga naturvärden och indikerar områden som är mer eller mindre opåverkade av skogsbruk och där det funnits en kontinuitet av tallågor i olika nedbrytningsstadier. För att på lång sikt bibehålla livskraftiga populationer i ett område behövs troligen större skyddade områden som tillåter att man upprätthåller en naturlig branddynamik. Fläckporing är typisk art för </w:t>
+      </w:r>
+      <w:r>
+        <w:rPr>
+          <w:i/>
+        </w:rPr>
+        <w:t>9010 Taiga</w:t>
+      </w:r>
+      <w:r>
+        <w:t xml:space="preserve"> (SLU Artdatabanken, 2024; Nitare &amp; Skogsstyrelsen, 2019).</w:t>
+      </w:r>
+    </w:p>
+    <w:p>
+      <w:r>
+        <w:rPr>
+          <w:b/>
+        </w:rPr>
+        <w:t>Gräddporing (VU)</w:t>
+      </w:r>
+      <w:r>
+        <w:t xml:space="preserve"> växer nästan enbart i urskogsartad barrskog på gamla, kraftigt murkna, grova och mossbelupna tallågor i något fuktiga och skuggiga lägen. Arten är placerad högst upp i Skogsstyrelsens värdepyramid för bedömning av skog med höga naturvärden och indikerar gamla och relativt orörda tallnaturskogar med höga naturvärden där det under låg tid kontinuerligt funnits inslag av grova tallågor. För att på sikt hejda artens vikande trend behöver merparten av gräddporingens nu kända växtplatser undantas från skogsbruk. Gräddporing är typisk art för </w:t>
+      </w:r>
+      <w:r>
+        <w:rPr>
+          <w:i/>
+        </w:rPr>
+        <w:t>9010 Taiga</w:t>
+      </w:r>
+      <w:r>
+        <w:t xml:space="preserve"> (SLU Artdatabanken, 2024; Nitare &amp; Skogsstyrelsen, 2019).</w:t>
+      </w:r>
+    </w:p>
+    <w:p>
+      <w:r>
+        <w:rPr>
+          <w:b/>
+        </w:rPr>
+        <w:t>Gräddticka (VU)</w:t>
+      </w:r>
+      <w:r>
+        <w:t xml:space="preserve"> har klassificerats som en ”gammelskogsindikator” och signalerar granskogar med höga naturvärden. Den kräver miljöer med hög och jämn fuktighet och växtplatserna ligger oftast på näringsrik, fuktig eller blöt mark där lågan och den murkna veden hålls konstant fuktig. Slutavverkning av gammelgranskog är ett direkt hot mot artens existens i landet och artens växtplatser måste undantas från skogsbruk (SLU Artdatabanken, 2024; Nitare &amp; Skogsstyrelsen, 2019).</w:t>
+      </w:r>
+    </w:p>
+    <w:p>
+      <w:r>
+        <w:rPr>
+          <w:b/>
+        </w:rPr>
+        <w:t>Gränsticka (VU)</w:t>
+      </w:r>
+      <w:r>
+        <w:t xml:space="preserve"> är en mycket bra signalart inom hela sitt utbredningsområde. Den är huvudsakligen knuten till restbestånd av barrnaturskog och förekommer med ett tydligt optimum i orörda eller måttligt påverkade gamla granskogar där det föreligger långvarig kontinuitet av grov död ved. Den totala populationen bedöms ha minskat och fortsätter att minska i takt med att grankontinuitetsskogar (äldre tidigare icke kalavverkade skogar) minskar i areal. Minskningstakten överstiger gränsvärdet för sårbar (VU). Lokaler som hyser arten bör undantas från skogsbruk, speciellt i mellersta och södra Sverige. Gränsticka är typisk art för </w:t>
+      </w:r>
+      <w:r>
+        <w:rPr>
+          <w:i/>
+        </w:rPr>
+        <w:t>9010 Taiga</w:t>
+      </w:r>
+      <w:r>
+        <w:t xml:space="preserve"> (SLU Artdatabanken, 2026; Nitare &amp; Skogsstyrelsen, 2019).</w:t>
+      </w:r>
+    </w:p>
+    <w:p>
+      <w:r>
+        <w:rPr>
+          <w:b/>
         </w:rPr>
         <w:t>Knärot (VU, §8)</w:t>
       </w:r>
       <w:r>
-        <w:t xml:space="preserve"> är rödlistad som sårbar (VU). För att knärot inte ska ta skada av skogsbruksåtgärder i intilliggande skog krävs buffertzoner på minst 50 meter (Johnson, 2014; Koelmeijer m.fl., 2022; Skogsstyrelsen, 2022). Arten är även känslig för gallring vilket framgår av Skogsstyrelsens egen vägledning för hänsyn till knärot (Skogsstyrelsen, 2022). För rika förekomster av knärot är reservatsbildning eller biotopskydd lämpliga åtgärder för att skydda den (SLU Artdatabanken, 2023).</w:t>
+        <w:t xml:space="preserve"> är typisk art för </w:t>
+      </w:r>
+      <w:r>
+        <w:rPr>
+          <w:i/>
+        </w:rPr>
+        <w:t xml:space="preserve">9010 Taiga </w:t>
+      </w:r>
+      <w:r>
+        <w:t>och</w:t>
+      </w:r>
+      <w:r>
+        <w:rPr>
+          <w:i/>
+        </w:rPr>
+        <w:t xml:space="preserve"> 9050 Näringsrik granskog</w:t>
+      </w:r>
+      <w:r>
+        <w:t xml:space="preserve">, rödlistad som sårbar och fridlyst enligt 8§ artskyddsförordningen. En nyligen genomförd analys av 79 floraväktarlokaler indikerar att det behövs någonstans mellan 100 och 150 meters skyddszon för att en knärotspopulation inte ska dö ut på lång sikt (Sebestyén &amp; Sundberg, 2025). Detta ligger väl i linje med tidigare genomförda studier som visar att det krävs väl tilltagna buffertzoner för att knäroten inte ska ta skada av skogsbruksåtgärder i intilliggande skog (Johnson, 2014; Koelmeijer m.fl., 2022; Skogsstyrelsen, 2022). Arten är även känslig för gallring vilket framgår av Skogsstyrelsens egen vägledning för hänsyn till knärot (Skogsstyrelsen, 2022). Ytterligare en studie visar på den starka korrelationen mellan minskande arealer kontinuitetsskog och lokal utdöenderisk. Knäroten uppvisade en mycket låg koloniseringsgrad (0,7 % över 10 år) i kombination med hög lokal utrotningsrisk (75,2 %), där utrotningssannolikheten ökade kraftigt när arealen kontinuitetsskog minskade mellan undersökningar, t.ex. på grund av kalhyggesbruk (Johansson et al., 2026). För rika förekomster av knärot är reservatsbildning eller biotopskydd lämpliga åtgärder för att skydda den. På knärot kan den sällsynta rostsvampen </w:t>
+      </w:r>
+      <w:r>
+        <w:rPr>
+          <w:i/>
+        </w:rPr>
+        <w:t>Pucciniastrum goodyerae</w:t>
+      </w:r>
+      <w:r>
+        <w:t xml:space="preserve"> påträffas. </w:t>
+      </w:r>
+      <w:r>
+        <w:rPr>
+          <w:i/>
+        </w:rPr>
+        <w:t>Pucciniastrum goodyerae</w:t>
+      </w:r>
+      <w:r>
+        <w:t xml:space="preserve"> är klassad som NE (ej bedömd) i rödlistan (SLU Artdatabanken, 2024).</w:t>
       </w:r>
     </w:p>
     <w:p>
@@ -296,7 +457,7 @@
       <w:r>
         <w:drawing>
           <wp:inline xmlns:a="http://schemas.openxmlformats.org/drawingml/2006/main" xmlns:pic="http://schemas.openxmlformats.org/drawingml/2006/picture">
-            <wp:extent cx="5486400" cy="5378856"/>
+            <wp:extent cx="5486400" cy="5795599"/>
             <wp:docPr id="2" name="Picture 2"/>
             <wp:cNvGraphicFramePr>
               <a:graphicFrameLocks noChangeAspect="1"/>
@@ -317,7 +478,7 @@
                   <pic:spPr>
                     <a:xfrm>
                       <a:off x="0" y="0"/>
-                      <a:ext cx="5486400" cy="5378856"/>
+                      <a:ext cx="5486400" cy="5795599"/>
                     </a:xfrm>
                     <a:prstGeom prst="rect"/>
                   </pic:spPr>
@@ -331,25 +492,21 @@
     <w:p>
       <w:pPr>
         <w:pStyle w:val="Caption"/>
+        <w:spacing w:after="240"/>
       </w:pPr>
       <w:r>
-        <w:t>Figur 2. Fyndplatser och buffertzoner för knärot i det avverkningsanmälda området. Endast fyndplaster vars buffertzoner överlappar med det avverkningsanmälda området har tagits med i visualiseringen. Kartans mittpunktskoordinat är N 7325825, E 696531 i SWEREF 99 TM.</w:t>
-      </w:r>
-    </w:p>
-    <w:p>
-      <w:pPr>
-        <w:pStyle w:val="Caption"/>
-      </w:pPr>
+        <w:t>Figur 2. Fyndplatser och buffertzoner för knärot i det avverkningsanmälda området. Endast fyndplatser vars buffertzoner överlappar med det avverkningsanmälda området har tagits med i visualiseringen. Kartans mittpunktskoordinat är N 7325825, E 696531 i SWEREF 99 TM.</w:t>
+      </w:r>
     </w:p>
     <w:p>
       <w:r>
         <w:rPr>
           <w:b/>
         </w:rPr>
-        <w:t>Spillkråka (NT, §4)</w:t>
-      </w:r>
-      <w:r>
-        <w:t xml:space="preserve"> är rödlistad som nära hotad och ingår i bilaga 1 i EU:s fågeldirektiv. Den minskar i population på grund av minskad tillgång på lämpliga bo- och födoträd och minskad födotillgång. Spillkråkans minskningstakt har uppgått till 19 (24-10) % under de senaste 15 åren. Minskningstakten för den svenska populationen bedöms vara nära gränsvärdet för Sårbar (VU) (A2bc). Skogsbruk med korta omloppstider och täta, homogena ungskogar utgör det största hotet, (SLU Artdatabanken, 2023).</w:t>
+        <w:t>Kristallticka (VU)</w:t>
+      </w:r>
+      <w:r>
+        <w:t xml:space="preserve"> är en mycket krävande art som växer i urskogsartade barrnaturskogar där det finns rikligt med grov död ved i olika nedbrytningsstadier. Den är placerad högst upp i Skogsstyrelsens värdepyramid för bedömning av skog med höga naturvärden och är en av våra främsta naturvärdesindikatorer på skyddsvärda barrnaturskogar. Alla skogsskötselåtgärder på eller i omedelbar närhet av lokalerna påverkar arten negativt liksom den minskande andelen död ved i kulturskogarna (SLU Artdatabanken, 2024; Nitare &amp; Skogsstyrelsen, 2019).</w:t>
       </w:r>
     </w:p>
     <w:p>
@@ -357,10 +514,563 @@
         <w:rPr>
           <w:b/>
         </w:rPr>
+        <w:t>Lateritticka (VU)</w:t>
+      </w:r>
+      <w:r>
+        <w:t xml:space="preserve"> är en sällsynt art knuten till gamla urskogsartade tallnaturskogar med kontinentalt klimat och lång kontinuitet av grova lågor och gamla silverfuror. Den växer främst på liggande stammar som härrör från tallar som under många år stått avbarkade och döda innan de fallit (SLU Artdatabanken, 2024; Nitare &amp; Skogsstyrelsen, 2019).</w:t>
+      </w:r>
+    </w:p>
+    <w:p>
+      <w:r>
+        <w:rPr>
+          <w:b/>
+        </w:rPr>
+        <w:t>Laxgröppa (VU)</w:t>
+      </w:r>
+      <w:r>
+        <w:t xml:space="preserve"> är en riktig urskogssvamp som påträffas på grova, starkt murkna, ofta brandskadade liggande stammar av tall, sällan gran i gammal barrskog. Arten missgynnas av skogsbruk och merparten av lokalerna bör skyddas (SLU Artdatabanken, 2024).</w:t>
+      </w:r>
+    </w:p>
+    <w:p>
+      <w:r>
+        <w:rPr>
+          <w:b/>
+        </w:rPr>
+        <w:t>Laxporing (VU)</w:t>
+      </w:r>
+      <w:r>
+        <w:t xml:space="preserve"> är knuten till naturskog med stor mängd död ved och kontinuitet på grova lågor. För att klara arten på sikt behövs att ytterligare områden med gammal skog undantas från skogsbruk (SLU Artdatabanken, 2024; Nitare &amp; Skogsstyrelsen, 2019).</w:t>
+      </w:r>
+    </w:p>
+    <w:p>
+      <w:r>
+        <w:rPr>
+          <w:b/>
+          <w:i/>
+        </w:rPr>
+        <w:t xml:space="preserve">Lecidea subhumida </w:t>
+      </w:r>
+      <w:r>
+        <w:rPr>
+          <w:b/>
+        </w:rPr>
+        <w:t>(VU)</w:t>
+      </w:r>
+      <w:r>
+        <w:t xml:space="preserve"> är en skivlav som växer på ved (grenar, stam) av gamla tallar i subalpin skog. Arten påverkas negativt av brist på kontinuitetsskog och en minskning av populationen pågår eller förväntas ske. Antalet individer bedöms vara lägre än gränsvärdet för sårbar (VU) (SLU Artdatabanken, 2026).</w:t>
+      </w:r>
+    </w:p>
+    <w:p>
+      <w:r>
+        <w:rPr>
+          <w:b/>
+        </w:rPr>
+        <w:t xml:space="preserve">Norna (VU, §7) </w:t>
+      </w:r>
+      <w:r>
+        <w:t xml:space="preserve">är strikt skyddad enligt EU:s art- och habitatdirektiv och fridlyst enligt §7 Artskyddsförordningen (bilaga 1) vilket innebär att hela dess livsmiljö ska bevaras. Den är rödlistad som nära hotad (NT) i den europeiska rödlistan och växer i frisk–fuktig, mossrik barrskog, oftast i små sänkor i granskog med hög bonitet. Växtplatsen utgörs nästan alltid av sluttningar med rikligt och rörligt markvatten. Underlaget är genomgående grönsten eller kalkrikt material. Nornan är känslig för alla större ingrepp i sin miljö och överlever därför vanligtvis inte slutavverkning. Den klarar inte den uttorkning av markens ytskikt som slutavverkning normalt medför och inte heller kvarlämnande av större mängd hyggesavfall. Populationen har minskat kraftigare än vad som tidigare varit känt och arten hamnade därför i en högre rödlistekategori 2020. Norna är typisk art för </w:t>
+      </w:r>
+      <w:r>
+        <w:rPr>
+          <w:i/>
+        </w:rPr>
+        <w:t xml:space="preserve">9010 Taiga </w:t>
+      </w:r>
+      <w:r>
+        <w:t xml:space="preserve">och </w:t>
+      </w:r>
+      <w:r>
+        <w:rPr>
+          <w:i/>
+        </w:rPr>
+        <w:t>9050 Näringsrik granskog</w:t>
+      </w:r>
+      <w:r>
+        <w:t xml:space="preserve"> (SLU Artdatabanken, 2024; IUCN, 2024).</w:t>
+      </w:r>
+    </w:p>
+    <w:p>
+      <w:r>
+        <w:rPr>
+          <w:b/>
+        </w:rPr>
+        <w:t>Smalfotad taggsvamp (VU)</w:t>
+      </w:r>
+      <w:r>
+        <w:t>, rödlistad som sårbar, växer på marken under lågor eller fallna stubbar i brandpräglad torr tallskog med lång kontinuitet. Arten är starkt associerad till kolad ved från tallar som sannolikt varit med om flera historiska skogsbränder. Detta är en process som kan ta många hundra år och det tar således mycket lång tid att återskapa lämpliga substrat. Smalfotad taggsvamp är placerad i toppen av Skogsstyrelsens värdepyramid för bedömning av skog med höga naturvärden samt globalt rödlistad som sårbar (VU) vilket innebär att Sverige har ett internationellt ansvar för arten (IUCN Redlist, 2024; Nitare &amp; Skogsstyrelsen, 2019; SLU Artdatabanken, 2024).</w:t>
+      </w:r>
+    </w:p>
+    <w:p>
+      <w:r>
+        <w:rPr>
+          <w:b/>
+        </w:rPr>
+        <w:t>Tallstocksticka (VU)</w:t>
+      </w:r>
+      <w:r>
+        <w:t xml:space="preserve"> växer på gammal hård och grånad ved som under lång tid legat exponerad, främst barklösa grova lågor av tall i öppna, torra och solvarma miljöer. Arten är placerad högst upp i Skogsstyrelsens värdepyramid för bedömning av skog med höga naturvärden och signalerar glesa tallnaturskogar med permanent inslag av grov, solexponerad och torr barrved (Nitare &amp; Skogsstyrelsen, 2019).</w:t>
+      </w:r>
+    </w:p>
+    <w:p>
+      <w:r>
+        <w:rPr>
+          <w:b/>
+        </w:rPr>
+        <w:t>Timmerskapania (VU)</w:t>
+      </w:r>
+      <w:r>
+        <w:t xml:space="preserve"> växer på hård ved som tidvis blöts ned och hittas ofta på omkullfallna trädstammar intill vattendrag och skogstjärnar, i skuggigt läge. Alla skogsskötselåtgärder på eller i närheten av lokalerna utgör ett hot och samtliga aktuella fyndlokaler måste ges ett ändamålsenligt skydd vilket måste inkludera en god tillgång på död ved liksom expositionsskydd samt att livsmiljöerna inte tillåts torka upp under någon längre period. Timmerskapania omfattas av ett åtgärdsprogram för hotade arter (ÅGP) och är rödlistad som nära hotad (NT) i den europeiska rödlistan vilket innebär att Sverige har ett internationellt ansvar för arten (SLU Artdatabanken, 2026; IUCN, 2017; Naturvårdsverket 2015).</w:t>
+      </w:r>
+    </w:p>
+    <w:p>
+      <w:r>
+        <w:rPr>
+          <w:b/>
+        </w:rPr>
+        <w:t>Blanksvart spiklav (NT)</w:t>
+      </w:r>
+      <w:r>
+        <w:t xml:space="preserve"> förekommer på torr, hård, gammal kärnved men även på äldre ytved av tall i naturskogsartade bestånd med begränsad brandpåverkan och ostörd hydrologi. Skogsbruksåtgärder på eller i närheten av lokaler med blanksvart spiklav utgör ett hot. Naturskogsartade öppna tall- och barrblandskogar med blanksvart spiklav indikerar höga biologiska värden och bör bevaras (SLU Artdatabanken, 2024).</w:t>
+      </w:r>
+    </w:p>
+    <w:p>
+      <w:r>
+        <w:rPr>
+          <w:b/>
+        </w:rPr>
+        <w:t xml:space="preserve">Blå taggsvamp (NT) </w:t>
+      </w:r>
+      <w:r>
+        <w:t xml:space="preserve">är en karaktärsart i såväl örtrika kalkbarrskogar som i torra sandtallskogar där det föreligger gammal skog med långvarig trädkontinuitet. Är sällsynt och mycket kravfull i södra och mellersta Sverige. Den hotas främst av skogsavverkning och tycks försvinna efter slutavverkning, markberedning och plantering. I kalkgranskogar verkar arten vara mycket känslig. Granskogar med arten bör formellt skydddas. Blå taggsvamp (NT) är typisk art för </w:t>
+      </w:r>
+      <w:r>
+        <w:rPr>
+          <w:i/>
+        </w:rPr>
+        <w:t>9010 Taiga</w:t>
+      </w:r>
+      <w:r>
+        <w:t xml:space="preserve"> (SLU Artdatabanken, 2024; Nitare &amp; Skogsstyrelsen, 2019).</w:t>
+      </w:r>
+    </w:p>
+    <w:p>
+      <w:r>
+        <w:rPr>
+          <w:b/>
+        </w:rPr>
+        <w:t>Blågrå svartspik (NT)</w:t>
+      </w:r>
+      <w:r>
+        <w:t xml:space="preserve"> växer på torr, hård ved av gamla, solbelysta torrakor, högstubbar av tall och grova döda grenar på levande tallar i öppna bestånd av naturskogskaraktär. Nästan alltid rör det sig om tjärrika torrträd och högstubbar (töreved, keloträd) som kan vara en bra bit över hundra år, i vissa fall sannolikt hundratals år gamla. Skogsbruk är idag det allvarligaste hotet. Ett långsiktigt hot är att nybildningen av gamla torrakor och högstubbar är en långsam process vilken ofta är beroende av skogsbrand. Nytt substrat bildas numera sannolikt nästan inte alls då antalet naturliga skogsbränder har minskat drastiskt på grund av effektivare brandbekämpning. Döda träd som lämnas efter avverkning är inte lämpliga för arten, eftersom dessa träd inte varit utsatta för skogsbrand och bildat tjärrik ved. Skogsbruksåtgärder på eller i närheten av växtplatserna bör undvikas. Naturskogsartade skogar med förekomst av arten indikerar höga biologiska värden och bör bevaras. Blågrå svartspik har en mycket begränsad utbredning utanför de nordiska länderna varför dessa länder har ett speciellt ansvar för arten (SLU Artdatabanken, 2024).</w:t>
+      </w:r>
+    </w:p>
+    <w:p>
+      <w:r>
+        <w:rPr>
+          <w:b/>
+        </w:rPr>
+        <w:t>Dropptaggsvamp (NT)</w:t>
+      </w:r>
+      <w:r>
+        <w:t xml:space="preserve"> bildar mykorrhiza med tall, främst i barrskog med trädkontinuitet, i magra, torra och ljusöppna lavtallskogar och i barrblandskogar med friskmossor och lingon i fältskiktet. Den totala populationen i landet har minskat och bedöms fortsätta minska till följd av slutavverkningar av tallskog. Det är högst oklart om arten långsiktigt kan etablera och reproducera sig i skogsbestånd som brukas med trakthyggesmetoder, markberedning, gödsling eller föryngring med förädlat plantmaterial. Uppfyller kriterierna för att bli rödlistad på grund av ny kunskap som visar att en större andel av populationen än tidigare bedömt är knuten till kontinuitetsbarrskog. Minskningstakten för den svenska populationen bedöms vara nära gränsvärdet för Sårbar (VU). Dropptaggsvamp är typisk art för </w:t>
+      </w:r>
+      <w:r>
+        <w:rPr>
+          <w:i/>
+        </w:rPr>
+        <w:t xml:space="preserve">9010 Taiga </w:t>
+      </w:r>
+      <w:r>
+        <w:t>(SLU Artdatabanken, 2026).</w:t>
+      </w:r>
+    </w:p>
+    <w:p>
+      <w:r>
+        <w:rPr>
+          <w:b/>
+        </w:rPr>
+        <w:t>Dvärgbägarlav (NT)</w:t>
+      </w:r>
+      <w:r>
+        <w:t xml:space="preserve"> förekommer över hela Sverige på gammal hård ved, huvudsakligen på tall men i södra Sverige även på ek. Veden utgörs framförallt av grova stubbar, lågor och grenar. Substratet har blivit sällsyntare och nybildning av substrat sker bara i begränsad omfattning. Arten hotas av att grova lågor blir allt sällsyntare i dagens kulturskogar samt att nybildningen av lämpliga substrat går mycket långsamt. En riklig tillgång på gamla tall- eller eklågor måste säkerställas på artens lokaler. Dvärgbägarlav är typisk art för </w:t>
+      </w:r>
+      <w:r>
+        <w:rPr>
+          <w:i/>
+        </w:rPr>
+        <w:t>9010 Taiga</w:t>
+      </w:r>
+      <w:r>
+        <w:t xml:space="preserve"> (SLU Artdatabanken, 2024; Nitare &amp; Skogsstyrelsen, 2019).</w:t>
+      </w:r>
+    </w:p>
+    <w:p>
+      <w:r>
+        <w:rPr>
+          <w:b/>
+        </w:rPr>
+        <w:t xml:space="preserve">Hornvaxskinn (NT) </w:t>
+      </w:r>
+      <w:r>
+        <w:t>påträffas på gamla senvuxna, torra och hårda lågor i gamla naturskogsartade eller plockhuggna tallskogar i norra Sverige. Arten hotas av avverkning av naturskogsartade tallskogar och uttag av torrakor till timring av byggnader. Avverkning av naturskogsliknande tallskogar bör ej förekomma (SLU Artdatabanken, 2024).</w:t>
+      </w:r>
+    </w:p>
+    <w:p>
+      <w:r>
+        <w:rPr>
+          <w:b/>
+        </w:rPr>
+        <w:t>Knottrig blåslav (NT)</w:t>
+      </w:r>
+      <w:r>
+        <w:t xml:space="preserve"> har sin huvudutbredning i gamla granskogar i det övre barrskogsbältet mot fjällen. Den signalerar alltid höga naturvärden och växer i skogar med lång kontinuitet, mest i opåverkade naturskogsbestånd. Arten överlever inte en slutavverkning (inklusive hänsyn) och den finns idag enbart i kontinuitetsskog. Lavens fortsatta förekomst bör säkerställas genom att lokaler med äldre barrskog skyddas. Knottrig blåslav är typisk art för </w:t>
+      </w:r>
+      <w:r>
+        <w:rPr>
+          <w:i/>
+        </w:rPr>
+        <w:t xml:space="preserve">9010 Taiga </w:t>
+      </w:r>
+      <w:r>
+        <w:t>och</w:t>
+      </w:r>
+      <w:r>
+        <w:rPr>
+          <w:i/>
+        </w:rPr>
+        <w:t xml:space="preserve"> 9040 Fjällbjörkskog</w:t>
+      </w:r>
+    </w:p>
+    <w:p>
+      <w:r>
+        <w:t>(SLU Artdatabanken, 2024; Nitare &amp; Skogsstyrelsen, 2019).</w:t>
+      </w:r>
+    </w:p>
+    <w:p>
+      <w:r>
+        <w:rPr>
+          <w:b/>
+        </w:rPr>
+        <w:t>Kolflarnlav (NT)</w:t>
+      </w:r>
+      <w:r>
+        <w:t xml:space="preserve"> är brandberoende och växer nästan uteslutande på kolad hård kärnved av tall. Etableringen verkar ske först 100–300 år efter brand och nytt substrat nybildas i mycket begränsad omfattning. Avverkning av tallskog av naturskogskaraktär med spår av återkommande bränder är ett hot och mängden lämplig ved att växa på för arten minskar dels på grund av naturlig nedbrytning men framförallt på grund av att det förstörs i samband med slutavverkningar, gallringar och markberedning. Såväl kolflarnlav som mörk kolflarnlav har glänsande bålfjäll och förekommer främst i tall- och blandbarrskogar av naturskogskaraktär med spår av återkommande bränder. Skogar som dessa hyser höga biologiska värden och bör skyddas. Kolflarnlav är typisk art för </w:t>
+      </w:r>
+      <w:r>
+        <w:rPr>
+          <w:i/>
+        </w:rPr>
+        <w:t>9010 Taiga</w:t>
+      </w:r>
+      <w:r>
+        <w:t xml:space="preserve"> (SLU Artdatabanken, 2024).</w:t>
+      </w:r>
+    </w:p>
+    <w:p>
+      <w:r>
+        <w:rPr>
+          <w:b/>
+        </w:rPr>
+        <w:t>Kortskaftad ärgspik (NT)</w:t>
+      </w:r>
+      <w:r>
+        <w:t xml:space="preserve"> förekommer i barrträdsdominerade skogar och växer nästan uteslutande på tallved. Den föredrar gamla högstubbar i fuktig och halvöppen miljö, t.ex. i myrkanter, sumpskog och brandpräglad skog. Arten indikerar kontinuerlig tillgång till gamla högstubbar i kombination med hög och jämn luftfuktighet. Skogsbruk på lokaler med kortskaftad ärgspik utgör ett hot. På lång sikt bildas färre lämpliga substrat än vad som försvinner. Avverkning av barrträdsdominerade bestånd av naturskogskaraktär utgör ett långsiktigt hot. Naturskogsartade bestånd med riklig förekomst av gamla och grova tallhögstubbar bör undantas från skogsbruk (SLU Artdatabanken, 2024).</w:t>
+      </w:r>
+    </w:p>
+    <w:p>
+      <w:r>
+        <w:rPr>
+          <w:b/>
+        </w:rPr>
+        <w:t>Lavskrika (NT, §4)</w:t>
+      </w:r>
+      <w:r>
+        <w:t xml:space="preserve"> är rödlistad som nära hotad och fridlyst enligt 4§ artskyddsförordningen. Den har minskat med 20 (10–30) % under de senaste 15 åren och minskningstakten bedöms vara nära gränsvärdet för sårbar (VU). Lavskrikan är en mycket stationär fågel, som häckar i äldre, slutna och hänglavsrika barrskogar. Nyckelfaktorer är flerskiktad skog med rik undervegetation samt riklig förekomst av hänglavar. Reviren är livslånga med hemområden som varierar mellan 50 och 150 ha. Inom ett revir av hög kvalitet finns det som regel ett eller flera kärnområden (1–20 ha) med relativt tät flerskiktad granskog. Arten missgynnas när flerskiktad skog omförs till enskiktade bestånd och även röjning och hård gallring är starkt negativt. Lavskrikan har relativt stora hemområden och försvinner när den äldre skogen fragmenteras, särskilt allvarligt är när kärnområdena avverkas. Den försvinner successivt framför allt vid dess utbredningsgränser och populationen har minskat kontinuerligt under 2000-talet. Lavskrika är typisk art för </w:t>
+      </w:r>
+      <w:r>
+        <w:rPr>
+          <w:i/>
+        </w:rPr>
+        <w:t>9010 Taiga</w:t>
+      </w:r>
+      <w:r>
+        <w:t xml:space="preserve"> (SLU Artdatabanken, 2026; Skogsstyrelsen 2016).</w:t>
+      </w:r>
+    </w:p>
+    <w:p>
+      <w:r>
+        <w:rPr>
+          <w:b/>
+        </w:rPr>
+        <w:t>Luddfingersvamp (NT)</w:t>
+      </w:r>
+      <w:r>
+        <w:t xml:space="preserve"> påträffas på mineralrik mark i granskog med mycket hög luftfuktighet, t.ex. vid källflöden, fuktdråg, bäckar eller i anslutning till vattenfall och forsdimma. Arten är mycket uttorkningskänslig och kräver granskogsmiljöer med konstant mycket hög luftfuktighet. Den tål inte en slutavverkning eller någon form av dränering som påverkar växtplatsens hydrologi (SLU Artdatabanken, 2024).</w:t>
+      </w:r>
+    </w:p>
+    <w:p>
+      <w:r>
+        <w:rPr>
+          <w:b/>
+        </w:rPr>
+        <w:t>Lunglav (NT)</w:t>
+      </w:r>
+      <w:r>
+        <w:t xml:space="preserve"> är en av vårt lands främsta signalarter som överallt indikerar gamla lövträd, skogsbestånd med höga naturvärden och ekosystem med långskoglig kontinuitet. Lokalt kan förekomsten vara mycket riklig men den hittas nästan enbart i gamla och ej slutavverkade skogar. Artens samtliga förekomster bör uppmärksammas från naturvårdssynpunkt, då många lokaler även hyser andra ovanliga och rödlistade arter. Rikliga förekomster bör skyddas med biotopskydd, frivilliga avsättningar eller reservat. På lunglav kan de sällsynta lavparasiterna lunglavshårprick (CR), </w:t>
+      </w:r>
+      <w:r>
+        <w:rPr>
+          <w:i/>
+        </w:rPr>
+        <w:t>Abrothallus diederichii</w:t>
+      </w:r>
+      <w:r>
+        <w:t xml:space="preserve"> (VU), </w:t>
+      </w:r>
+      <w:r>
+        <w:rPr>
+          <w:i/>
+        </w:rPr>
+        <w:t>Abrothallus lobariae</w:t>
+      </w:r>
+      <w:r>
+        <w:t xml:space="preserve"> (VU), </w:t>
+      </w:r>
+      <w:r>
+        <w:rPr>
+          <w:i/>
+        </w:rPr>
+        <w:t>Calycina lobariae</w:t>
+      </w:r>
+      <w:r>
+        <w:t xml:space="preserve"> (VU), lunglavsknapp (VU) och skrovelmössing (VU) påträffas. Lunglav är typisk art för </w:t>
+      </w:r>
+      <w:r>
+        <w:rPr>
+          <w:i/>
+        </w:rPr>
+        <w:t>9010 Taiga, 9020 Nordlig ädellövskog, 9110 Näringsfattig bokskog, 9130 Näringsrik bokskog, 9160 Näringsrik ekskog, 9180 Ädellövskog i branter, 9190 Näringsfattig ekskog, 9070 Trädklädd betesmark, 9040 Fjällbjörkskog</w:t>
+      </w:r>
+      <w:r>
+        <w:t xml:space="preserve"> och</w:t>
+      </w:r>
+      <w:r>
+        <w:rPr>
+          <w:i/>
+        </w:rPr>
+        <w:t xml:space="preserve"> 6530 Lövängar</w:t>
+      </w:r>
+      <w:r>
+        <w:t xml:space="preserve"> (SLU Artdatabanken, 2026; Nitare &amp; Skogsstyrelsen, 2019).</w:t>
+      </w:r>
+    </w:p>
+    <w:p>
+      <w:r>
+        <w:rPr>
+          <w:b/>
+        </w:rPr>
+        <w:t>Mörk kolflarnlav (NT)</w:t>
+      </w:r>
+      <w:r>
+        <w:t xml:space="preserve"> är brandberoende och växer nästan uteslutande på kolad hård kärnved av tall. Arten förekommer främst i glesa, öppna tall- och blandbarrskogar av naturskogskaraktär och etableringen verkar ske sent efter brand, kanske först efter 100–300 år. Mörk kolflarnlav indikerar skog med höga naturvärden och vanligast är att den påträffas på rester av nedbrunna torrakor och högstubbar och lågstubbar som är så grova att hela innandömet är urbränt. Tall- och blandbarrskogar av naturskogskaraktär med spår av återkommande bränder hyser höga biologiska värden och bör skyddas (SLU Artdatabanken, 2024).</w:t>
+      </w:r>
+    </w:p>
+    <w:p>
+      <w:r>
+        <w:rPr>
+          <w:b/>
+        </w:rPr>
+        <w:t>Nordtagging (NT)</w:t>
+      </w:r>
+      <w:r>
+        <w:t xml:space="preserve"> växer främst på tallågor av grövre dimensioner och påträffas huvudsakligen i äldre skog som inte kalavverkats. Nordtaggingen missgynnas av att områden med äldre tallskog har minskat starkt. Bekämpning av skogsbränder, samtidigt som skogsbruket omvandlar naturligt glesa tallbestånd till likartade och betydligt tätare bestånd, har missgynnat arten. Bristen på gamla tallågor utgör på sikt ett allvarligt hot och återskapandet av lämpliga biotoper tar mycket lång tid. Områden med olikåldriga bestånd av tall och med stort inslag av äldre träd bör undantas från skoglig produktion (SLU Artdatabanken, 2024).</w:t>
+      </w:r>
+    </w:p>
+    <w:p>
+      <w:r>
+        <w:rPr>
+          <w:b/>
+        </w:rPr>
+        <w:t xml:space="preserve">Orange taggsvamp (NT) </w:t>
+      </w:r>
+      <w:r>
+        <w:t xml:space="preserve">bildar mykorrhiza med både gran och tall och den förekommer främst i äldre barrskogar med kontinuitetsskogskaraktär. Mest frekvent är den i äldre mossrik granskog, men då bara i skogar inom granens naturliga utbredningsområde och i bestånd med långvarig grankontinuitet. Den totala populationen i landet bedöms ha minskat kraftigt och fortsatt kommer att minska då arten är knuten till en produktiv skogsmiljö som successivt avverkas. Arten hotas främst av skogsavverkning och tycks försvinna efter slutavverkning, markberedning och plantering och det är inte känt att arten har återkommit i anlagd skog på tidigare kalmark. Orange taggsvamp är typisk art för </w:t>
+      </w:r>
+      <w:r>
+        <w:rPr>
+          <w:i/>
+        </w:rPr>
+        <w:t>9010 Taiga</w:t>
+      </w:r>
+      <w:r>
+        <w:t xml:space="preserve"> (SLU Artdatabanken, 2024).</w:t>
+      </w:r>
+    </w:p>
+    <w:p>
+      <w:r>
+        <w:rPr>
+          <w:b/>
+        </w:rPr>
+        <w:t>Rosenticka (NT)</w:t>
+      </w:r>
+      <w:r>
+        <w:t xml:space="preserve">, rödlistad som nära hotad, ingår i en karaktäristisk association av vedsvampar som växer på gamla, grova granlågor i urskogsartade barrskogar. Den är placerad i toppen av Skogsstyrelsens värdepyramid för bedömning av skog med höga naturvärden och indikerar ett granskogsekosystem med långvarig kontinuitet av grova lågor. Artens beroende av grova granlågor innebär att alla skogsskötselåtgärder på eller i omedelbar närhet av lokalerna utgör ett hot på lång sikt. Det är angeläget att populationerna inte ytterligare glesas ut och ett tillräckligt antal områden där arten nu finns måste sparas för framtiden. Rosenticka är typisk art för </w:t>
+      </w:r>
+      <w:r>
+        <w:rPr>
+          <w:i/>
+        </w:rPr>
+        <w:t xml:space="preserve">9010 Taiga </w:t>
+      </w:r>
+      <w:r>
+        <w:t xml:space="preserve">och </w:t>
+      </w:r>
+      <w:r>
+        <w:rPr>
+          <w:i/>
+        </w:rPr>
+        <w:t>9050 Näringsrik granskog</w:t>
+      </w:r>
+      <w:r>
+        <w:t xml:space="preserve"> (Nitare &amp; Skogsstyrelsen, 2019; SLU Artdatabanken, 2024).</w:t>
+      </w:r>
+    </w:p>
+    <w:p>
+      <w:r>
+        <w:rPr>
+          <w:b/>
+        </w:rPr>
+        <w:t>Röd trolldruva (NT)</w:t>
+      </w:r>
+      <w:r>
+        <w:t xml:space="preserve"> har sin utbredning i övre Norrlands skogsland från Västerbotten upp till Torne lappmark och växer framför allt i frisk-fuktig, vanligen örtrik och mycket artrik granskog på näringsrik mark med rörligt markvatten. Arten är mycket sällsynt och vanligen fåtalig på sina lokaler inom hela sitt svenska utbredningsområde. Slutavverkning kan medföra kraftig decimering eller utslagning av bestånden och det är viktigt att alla lokaler med röd trolldruva undantas från skogsbruk. Röd trolldruva är typisk art för </w:t>
+      </w:r>
+      <w:r>
+        <w:rPr>
+          <w:i/>
+        </w:rPr>
+        <w:t>9050 Näringsrik granskog</w:t>
+      </w:r>
+      <w:r>
+        <w:t xml:space="preserve"> (SLU Artdatabanken, 2024).</w:t>
+      </w:r>
+    </w:p>
+    <w:p>
+      <w:r>
+        <w:rPr>
+          <w:b/>
+        </w:rPr>
+        <w:t>Skrovellav (NT)</w:t>
+      </w:r>
+      <w:r>
+        <w:t xml:space="preserve"> växer på gamla lövträd och på klippor i gamla skogar med hög och jämn luftfuktighet. Slutavverkning av kontinuitetsskog utgör det största hotet och lavens fortsatta förekomst bör säkerställas genom att lokaler med äldre skog skyddas. I områden med mycket hög luftfuktighet kan man på bålen av skrovellav finna de sällsynta parasitsvamparna skrovellavsknapp (EN), </w:t>
+      </w:r>
+      <w:r>
+        <w:rPr>
+          <w:i/>
+        </w:rPr>
+        <w:t>Catillaria lobariicola</w:t>
+      </w:r>
+      <w:r>
+        <w:t xml:space="preserve"> (VU) och </w:t>
+      </w:r>
+      <w:r>
+        <w:rPr>
+          <w:i/>
+        </w:rPr>
+        <w:t>Merismatium lobariae</w:t>
+      </w:r>
+      <w:r>
+        <w:t xml:space="preserve"> (DD). Skrovellav är typisk art för </w:t>
+      </w:r>
+      <w:r>
+        <w:rPr>
+          <w:i/>
+        </w:rPr>
+        <w:t xml:space="preserve">9010 Taiga, 9020 Nordlig ädellövskog, 9040 Fjällbjörkskog, 9070 Trädklädd betesmark, 9160 Näringsrik ekskog, 9180 Ädellövskog i branter, 9190 Näringsfattig ekskog, 8210 Kalkbranter </w:t>
+      </w:r>
+      <w:r>
+        <w:t xml:space="preserve">och </w:t>
+      </w:r>
+      <w:r>
+        <w:rPr>
+          <w:i/>
+        </w:rPr>
+        <w:t>6530 Lövängar</w:t>
+      </w:r>
+      <w:r>
+        <w:t xml:space="preserve"> (SLU Artdatabanken, 2026; Nitare &amp; Skogsstyrelsen, 2019).</w:t>
+      </w:r>
+    </w:p>
+    <w:p>
+      <w:r>
+        <w:rPr>
+          <w:b/>
+        </w:rPr>
+        <w:t xml:space="preserve">Svartvit taggsvamp (NT) </w:t>
+      </w:r>
+      <w:r>
+        <w:t>bildar mykorrhiza med tall, troligen även med gran. Den växer huvudsakligen i äldre, naturligt uppkommen skog på torr eller frisk mark och förekommer såväl på tallhedar som i mossig barrblandskog. Flera olika former har påträffats vid DNA-undersökningar av europeiskt material och det är oklart hur många former som finns i värd land. Kalavverkning av äldre skog är ett reellt hot, liksom maskinell markberedning och minskad andel självföryngring. Lokaler som fortfarande håller svampen behöver säkerställas (SLU Artdatabanken, 2024; Nitare &amp; Skogsstyrelsen, 2019).</w:t>
+      </w:r>
+    </w:p>
+    <w:p>
+      <w:r>
+        <w:rPr>
+          <w:b/>
+        </w:rPr>
+        <w:t>Talltagel (NT)</w:t>
+      </w:r>
+      <w:r>
+        <w:t xml:space="preserve"> är en boreal art som förekommer på tall i äldre, öppna tallskogar. Den påverkas negativt av brist på kontinuitetsskog och minskningstakten bedöms vara nära gränsvärdet för Sårbar (VU). Talltagel är typisk art för </w:t>
+      </w:r>
+      <w:r>
+        <w:rPr>
+          <w:i/>
+        </w:rPr>
+        <w:t>9010 Taiga</w:t>
+      </w:r>
+      <w:r>
+        <w:t xml:space="preserve"> (SLU Artdatabanken, 2026).</w:t>
+      </w:r>
+    </w:p>
+    <w:p>
+      <w:r>
+        <w:rPr>
+          <w:b/>
+        </w:rPr>
+        <w:t xml:space="preserve">Tallticka (NT) </w:t>
+      </w:r>
+      <w:r>
+        <w:t xml:space="preserve">uppträder först på tallar som är 100–150 år gamla men är vanligast på träd som är runt 150–200 år eller äldre. I skogslandskapet är den främst knuten till tallnaturskogar och restbiotoper med biologiskt gamla träd och signalerar vanligtvis skyddsvärda tallbestånd med höga naturvärden. Tallticka är typisk art för </w:t>
+      </w:r>
+      <w:r>
+        <w:rPr>
+          <w:i/>
+        </w:rPr>
+        <w:t xml:space="preserve">9010 Taiga </w:t>
+      </w:r>
+      <w:r>
+        <w:t xml:space="preserve">och </w:t>
+      </w:r>
+      <w:r>
+        <w:rPr>
+          <w:i/>
+        </w:rPr>
+        <w:t>9060 Åsbarrskog</w:t>
+      </w:r>
+      <w:r>
+        <w:t xml:space="preserve"> (SLU Artdatabanken, 2023; Nitare &amp; Skogsstyrelsen, 2019).</w:t>
+      </w:r>
+    </w:p>
+    <w:p>
+      <w:r>
+        <w:rPr>
+          <w:b/>
+        </w:rPr>
         <w:t>Talltita (NT, §4)</w:t>
       </w:r>
       <w:r>
-        <w:t>, rödlistad som nära hotad och prioriterad art i Skogsvårdslagen har häckningsrevir i anmälan.  Arten har minskat kraftigt de senaste 30 åren och minskningstakten innevarande 10-årsperiod beräknas till 20 (10-30) %. Talltitan är synnerligen trogen sitt cirka 15 hektar stora revir och är beroende av flerskiktade olikåldriga skogar för att kunna föda upp sina ungar. Talltitan försvinner om dess livsmiljö kalavverkas (Eggers &amp; Low (2014); Ekman (1979); Griesser et al (2007); Klein (2020); Siffczyk et al (2003); SLU Artdatabanken (2021).</w:t>
+        <w:t>, rödlistad som nära hotad och prioriterad art i Skogsvårdslagen, har häckningsrevir i anmälan. Arten har minskat kraftigt de senaste 30 åren och minskningstakten innevarande 10-årsperiod beräknas till 20 (10–30) %. Talltitan är synnerligen trogen sitt cirka 15 hektar stora revir och är beroende av flerskiktade olikåldriga skogar för att kunna föda upp sina ungar. Talltitan försvinner om dess livsmiljö kalavverkas (Eggers &amp; Low, 2014; Ekman, 1979; Griesser et al, 2007; Klein, 2020; Siffczyk et al, 2003; SLU Artdatabanken, 2021).</w:t>
       </w:r>
     </w:p>
     <w:p>
@@ -371,12 +1081,636 @@
         <w:t>Tretåig hackspett (NT, §4)</w:t>
       </w:r>
       <w:r>
-        <w:t xml:space="preserve"> är rödlistad som nära hotad och ingår i bilaga 1 i EU:s fågeldirektiv. Tretåig hackspett är för sin överlevnad beroende av kontinuerlig tillförsel av äldre döende och död ved, som sker genom naturliga självgallringsprocesser i äldre grannaturskogar och barrblandade naturskogar. Om en skog genom skogsbruk gallras eller glesas ur så upphör och uteblir i stort sett den naturliga självgallringsprocessen för mycket lång tid framöver vilket omöjliggör upprätthållandet av den kontinuerliga ekologiska funktionen i ett område. Det finns studier som visar att naturskogens självgallringsprocess som den tretåiga hackspetten är beroende av, inte kan ersättas med efterlämnad hänsyn i skogsbruket (Imbeau &amp; Desrochers, 2002). Storleken på häckningsreviret varierar med skogstypen, förekomsten av död ved och graden av fragmentering, men är i allmänhet i storleksordningen 25–100 hektar. Vintertid krävs ofta betydligt större områden och det finns studier som antyder att arten behöver minst 100 hektar äldre skog. I områden med låg bonitet kan det behövas över 200 hektar lämpligt habitat för att ett par ska kunna reproducera sig (Skogsstyrelsen, 2016).</w:t>
-      </w:r>
-    </w:p>
-    <w:p>
-      <w:r>
-        <w:t>I BILAGA 1 finns mer detaljerad information om ekologi samt krav på livsmiljö hos fridlysta arter.</w:t>
+        <w:t xml:space="preserve"> är rödlistad som nära hotad och ingår i bilaga 1 i EU:s fågeldirektiv. Tretåig hackspett är för sin överlevnad beroende av kontinuerlig tillförsel av äldre döende och död ved, som sker genom naturliga självgallringsprocesser i äldre grannaturskogar och barrblandade naturskogar. Om en skog genom skogsbruk gallras eller glesas ur så upphör och uteblir i stort sett den naturliga självgallringsprocessen för mycket lång tid framöver vilket omöjliggör upprätthållandet av den kontinuerliga ekologiska funktionen i ett område. Det finns studier som visar att naturskogens självgallringsprocess som den tretåiga hackspetten är beroende av, inte kan ersättas med efterlämnad hänsyn i skogsbruket (Imbeau &amp; Desrochers, 2002). Storleken på häckningsreviret varierar med skogstypen, förekomsten av död ved och graden av fragmentering, men är i allmänhet i storleksordningen 25–100 hektar. Vintertid krävs ofta betydligt större områden och det finns studier som antyder att arten behöver minst 100 hektar äldre skog. I områden med låg bonitet kan det behövas över 200 hektar lämpligt habitat för att ett par ska kunna reproducera sig. Områden med dokumenterad permanent förekomst i naturskogsmiljöer har vanligen så stora naturvärden att skogsbruk är olämpligt. Tretåig hackspett är typisk art för </w:t>
+      </w:r>
+      <w:r>
+        <w:rPr>
+          <w:i/>
+        </w:rPr>
+        <w:t xml:space="preserve">9010 Taiga, 9740 Skogsbevuxen myr, 9030 Landhöjningsskog </w:t>
+      </w:r>
+      <w:r>
+        <w:t xml:space="preserve">och </w:t>
+      </w:r>
+      <w:r>
+        <w:rPr>
+          <w:i/>
+        </w:rPr>
+        <w:t>9040 Fjällbjörkskog</w:t>
+      </w:r>
+      <w:r>
+        <w:t xml:space="preserve"> (Skogsstyrelsen, 2016; SLU Artdatabanken, 2024).</w:t>
+      </w:r>
+    </w:p>
+    <w:p>
+      <w:r>
+        <w:rPr>
+          <w:b/>
+        </w:rPr>
+        <w:t xml:space="preserve">Vaddporing (NT) </w:t>
+      </w:r>
+      <w:r>
+        <w:t>är en brunrötande vednedbrytare som hittas på undersidan av liggande murken tallved i olika former. Substratet utgörs framför allt av den typ av hård, kådimpregnerad och ofta kolad tallved som skapas i brandpräglad skog. Vedtypen nybildas i mycket liten omfattning och det är sannolikt att arten upplever en utdöendeskuld. För att garantera artens fortlevnad bör man både säkra att artens växtplatser hålls intakta samt att långsiktigt säkerställa att ny ved tillkommer, allra helst i omedelbar anslutning till artens växtplatser. Skoglig gallring och annat uttag av virke innebär ett hot mot arten (SLU Artdatabanken, 2024).</w:t>
+      </w:r>
+    </w:p>
+    <w:p>
+      <w:r>
+        <w:rPr>
+          <w:b/>
+        </w:rPr>
+        <w:t>Vedflamlav (NT)</w:t>
+      </w:r>
+      <w:r>
+        <w:t xml:space="preserve"> växer på gammal hård och torr, exponerad kärnved av tall, främst på högstubbar i ljusöppna lägen, t.ex. vid och på myrar, sjökanter, i glesa hällmarkskogar och i brandpräglade tallnaturskogar. Substratet nyskapas i begränsad omfattning och arten är en utmärkt indikator på höga naturvärden i denna skogstyp. Tall- och barrblandskogar med naturskogskaraktär och spår av bränder har ofta höga biologiska värden och bör skyddas. På vedflamlavens bål kan den sällsynta spiklaven/parasiten </w:t>
+      </w:r>
+      <w:r>
+        <w:rPr>
+          <w:i/>
+        </w:rPr>
+        <w:t>Calicium ramboldiicola</w:t>
+      </w:r>
+      <w:r>
+        <w:t xml:space="preserve"> (VU) påträffas (SLU Artdatabanken, 2026).</w:t>
+      </w:r>
+    </w:p>
+    <w:p>
+      <w:r>
+        <w:rPr>
+          <w:b/>
+        </w:rPr>
+        <w:t>Vedskivlav (NT)</w:t>
+      </w:r>
+      <w:r>
+        <w:t xml:space="preserve"> växer på gammal, torr, exponerad, hård kärnved av framförallt tall i naturskogsartade bestånd. Avverkning av tallskog av naturskogskaraktär med spår av återkommande bränder är ett hot. Mängden lämplig ved att växa på för vedskivlav minskar, dels på grund av naturlig nedbrytning men framförallt på grund av att de förstörs i samband med slutavverkningar, gallringar och markberedning. Tall- och blandbarrskogar av naturskogskaraktär med spår av återkommande bränder bör skyddas. Vedskivlav är typisk art för </w:t>
+      </w:r>
+      <w:r>
+        <w:rPr>
+          <w:i/>
+        </w:rPr>
+        <w:t>9010 Taiga</w:t>
+      </w:r>
+      <w:r>
+        <w:t xml:space="preserve"> (SLU Artdatabanken, 2024).</w:t>
+      </w:r>
+    </w:p>
+    <w:p>
+      <w:r>
+        <w:rPr>
+          <w:b/>
+        </w:rPr>
+        <w:t xml:space="preserve">Vedtrappmossa (NT) </w:t>
+      </w:r>
+      <w:r>
+        <w:t xml:space="preserve">växer på död ved, främst i gammal granskog. Den förekommer knappast alls i fjällnära barrskogar utan finns i skogslandskapet nedom fjällen och framför allt i landets södra delar är den en mycket bra signalart för barrnaturskog med höga naturvärden. Skogsavverkning och brist på grov död ved i skogen är de allvarligaste hoten och den överlever inte kalhyggesbruk. Lokaler med sluten granskog, tillräckligt stora för att säkerställa ett kontinuerligt tillskott på grova lågor, bör undantas från storskaligt skogsbruk. Vedtrappmossa är typisk art för </w:t>
+      </w:r>
+      <w:r>
+        <w:rPr>
+          <w:i/>
+        </w:rPr>
+        <w:t>9010 Taiga</w:t>
+      </w:r>
+      <w:r>
+        <w:t xml:space="preserve"> (SLU Artdatabanken, 2024).</w:t>
+      </w:r>
+    </w:p>
+    <w:p>
+      <w:r>
+        <w:rPr>
+          <w:b/>
+        </w:rPr>
+        <w:t>Violmussling (NT)</w:t>
+      </w:r>
+      <w:r>
+        <w:t xml:space="preserve"> växer på döda, oftast omkullfallna stammar av gran eller tall. De flesta fynden har gjorts i gammal, orörd skog och arten är en mycket god indikator på förekomst av lång skoglig kontinuitet. Platser som hyser stora bestånd av violmussling bör i första hand skyddas och undantas från skogsbruk. Flera sällsynta och mycket sällsynta tickor och skalbaggar är mer eller mindre starkt associerade med violtickor </w:t>
+      </w:r>
+      <w:r>
+        <w:rPr>
+          <w:i/>
+        </w:rPr>
+        <w:t>Trichaptum spp.</w:t>
+      </w:r>
+      <w:r>
+        <w:t xml:space="preserve"> och död ved som först rötats av någon </w:t>
+      </w:r>
+      <w:r>
+        <w:rPr>
+          <w:i/>
+        </w:rPr>
+        <w:t>Trichaptum-art</w:t>
+      </w:r>
+      <w:r>
+        <w:t>. Bland dessa kan nämnas gul mjukporing (CR), lämmelporing (CR), kilporing (VU), parasitporing (VU), gropig brunbagge (NT), gulbandad brunbagge</w:t>
+      </w:r>
+      <w:r>
+        <w:rPr>
+          <w:i/>
+        </w:rPr>
+        <w:t xml:space="preserve"> </w:t>
+      </w:r>
+      <w:r>
+        <w:t>(NT) och brunkantad brunbagge</w:t>
+      </w:r>
+      <w:r>
+        <w:rPr>
+          <w:i/>
+        </w:rPr>
+        <w:t xml:space="preserve"> </w:t>
+      </w:r>
+      <w:r>
+        <w:t xml:space="preserve">(DD). Violmussling är typisk art för </w:t>
+      </w:r>
+      <w:r>
+        <w:rPr>
+          <w:i/>
+        </w:rPr>
+        <w:t>9010 Taiga</w:t>
+      </w:r>
+      <w:r>
+        <w:t xml:space="preserve"> (SLU Artdatabanken, 2026; Nitare &amp; Skogsstyrelsen, 2019).</w:t>
+      </w:r>
+    </w:p>
+    <w:p>
+      <w:r>
+        <w:rPr>
+          <w:b/>
+        </w:rPr>
+        <w:t>Vitgrynig nållav (NT)</w:t>
+      </w:r>
+      <w:r>
+        <w:t xml:space="preserve"> växer nästan uteslutande på bark av gamla, senvuxna granar i skuggiga lägen med hög och jämn luftfuktighet. Den vanligaste naturtypen för arten är kontinuitetsskogar på frisk mark men den finns också i sumpgranskogar. På lång sikt utgör avverkningar av olikåldriga granskogar av naturskogskaraktär ett allvarligt hot mot arten och skogsbruksåtgärder på eller i närheten av växtplatserna bör undvikas. Naturskogsartade, fuktiga granskogar med förekomster av arten signalerar höga biologiska värden och bör bevaras (SLU Artdatabanken, 2024; Nitare &amp; Skogsstyrelsen, 2019).</w:t>
+      </w:r>
+    </w:p>
+    <w:p>
+      <w:r>
+        <w:rPr>
+          <w:b/>
+        </w:rPr>
+        <w:t>Vitplätt (NT)</w:t>
+      </w:r>
+      <w:r>
+        <w:t xml:space="preserve"> är en nedbrytare av död, hård och torr tallved och orsakar brunröta. Den förekommer mest i äldre, naturskogsliknande tallskog eller blandskog med äldre tall. Arten hotas av avverkning av gammal, senvuxen tall. I södra Sverige råder brist på lämpliga habitat och arten kan inte längre sprida sig utanför sina få kända växtplatser. Lokaler med gammal tall bör undantas från skogsbruk, i synnerhet i södra Sverige (SLU Artdatabanken, 2024).</w:t>
+      </w:r>
+    </w:p>
+    <w:p>
+      <w:r>
+        <w:rPr>
+          <w:b/>
+        </w:rPr>
+        <w:t xml:space="preserve">Blodticka </w:t>
+      </w:r>
+      <w:r>
+        <w:t xml:space="preserve">är i norra Sverige främst knuten till grova granlågor i urskogsartad barrskog, men förekommer ibland även på klenare granar i anslutning till bäckar och sumpskogar. Den är en bra indikator på granskogar med höga naturvärden och oftast förekommer den tillsammans med ett stort antal ovanliga och rödlistade arter. I södra Sverige växer den framför allt på tall och har då ett lägre signalvärde. Blodticka är typisk art för </w:t>
+      </w:r>
+      <w:r>
+        <w:rPr>
+          <w:i/>
+        </w:rPr>
+        <w:t>9030 Landhöjningsskog</w:t>
+      </w:r>
+      <w:r>
+        <w:t xml:space="preserve"> (SLU Artdatabanken, 2025; Nitare &amp; Skogsstyrelsen, 2019).</w:t>
+      </w:r>
+    </w:p>
+    <w:p>
+      <w:r>
+        <w:rPr>
+          <w:b/>
+        </w:rPr>
+        <w:t>Bårdlav</w:t>
+      </w:r>
+      <w:r>
+        <w:t xml:space="preserve"> signalerar miljöer med höga naturvärden och på lokalerna finns vanligtvis många andra ovanliga och rödlistade arter. Den visar även på platser med hög och jämn luftfuktighet. På bårdlav och andra njurlavar (Nephroma) kan de sällsynta parasiterna </w:t>
+      </w:r>
+      <w:r>
+        <w:rPr>
+          <w:i/>
+        </w:rPr>
+        <w:t xml:space="preserve">Protounguicularia nephromatis </w:t>
+      </w:r>
+      <w:r>
+        <w:t xml:space="preserve">(VU) och </w:t>
+      </w:r>
+      <w:r>
+        <w:rPr>
+          <w:i/>
+        </w:rPr>
+        <w:t xml:space="preserve">Tremella nephromatis </w:t>
+      </w:r>
+      <w:r>
+        <w:t xml:space="preserve">(DD) påträffas. Bårdlav är typisk art för </w:t>
+      </w:r>
+      <w:r>
+        <w:rPr>
+          <w:i/>
+        </w:rPr>
+        <w:t xml:space="preserve">9010 Taiga, 9020 Nordlig ädellövskog, 9070 Trädklädd betesmark, 9110 Näringsfattig bokskog, 9160 Näringsrik ekskog, 9180 Ädellövskog i branter </w:t>
+      </w:r>
+      <w:r>
+        <w:t>och</w:t>
+      </w:r>
+      <w:r>
+        <w:rPr>
+          <w:i/>
+        </w:rPr>
+        <w:t xml:space="preserve"> 9190 Näringsfattig ekskog</w:t>
+      </w:r>
+      <w:r>
+        <w:t xml:space="preserve"> (SLU Artdatabanken, 2026; Nitare &amp; Skogsstyrelsen, 2019).</w:t>
+      </w:r>
+    </w:p>
+    <w:p>
+      <w:r>
+        <w:rPr>
+          <w:b/>
+        </w:rPr>
+        <w:t xml:space="preserve">Gytterlav </w:t>
+      </w:r>
+      <w:r>
+        <w:t xml:space="preserve">signalerar höga naturvärden i södra och mellersta Sverige, samt längs Norrlands kustland. Förekomster i söder, framför allt på trädstammar, är en indikation på gammal skogsmark med långvarig förekomst av äldre lövträd i miljöer med hög och jämn luftfuktighet. Gytterlav är typisk art för </w:t>
+      </w:r>
+      <w:r>
+        <w:rPr>
+          <w:i/>
+        </w:rPr>
+        <w:t xml:space="preserve">9040 Fjällbjörkskog </w:t>
+      </w:r>
+      <w:r>
+        <w:t>(Nitare &amp; Skogsstyrelsen, 2019; SLU Artdatabanken, 2025).</w:t>
+      </w:r>
+    </w:p>
+    <w:p>
+      <w:r>
+        <w:rPr>
+          <w:b/>
+        </w:rPr>
+        <w:t>Korallblylav</w:t>
+      </w:r>
+      <w:r>
+        <w:t xml:space="preserve"> växer på bark av asp, ask, rönn, sälg, bok och lönn och signalerar överallt skogsbestånd med höga naturvärden och den följs nästan alltid av andra ovanliga och rödlistade arter. Den indikerar hög och jämn luftfuktighet och växer främst i områden med lång skoglig kontinuitet där det funnits ett ständigt inslag av gamla lövträd. Korallblylav är typisk art för </w:t>
+      </w:r>
+      <w:r>
+        <w:rPr>
+          <w:i/>
+        </w:rPr>
+        <w:t xml:space="preserve">9020 Nordlig ädellövskog, 9070 Trädklädd betesmark, 9160 Näringsrik ekskog, 9180 Ädellövskog i branter </w:t>
+      </w:r>
+      <w:r>
+        <w:t>och</w:t>
+      </w:r>
+      <w:r>
+        <w:rPr>
+          <w:i/>
+        </w:rPr>
+        <w:t xml:space="preserve"> 9190 Näringsfattig ekskog</w:t>
+      </w:r>
+      <w:r>
+        <w:t xml:space="preserve"> (SLU Artdatabanken, 2024; Nitare &amp; Skogsstyrelsen, 2019).</w:t>
+      </w:r>
+    </w:p>
+    <w:p>
+      <w:r>
+        <w:rPr>
+          <w:b/>
+        </w:rPr>
+        <w:t>Luddlav</w:t>
+      </w:r>
+      <w:r>
+        <w:t xml:space="preserve"> signalerar lång skoglig kontinuitet med ett stabilt lokal- och mikroklimat med hög och jämn fuktighet. Luddlav är typisk art för </w:t>
+      </w:r>
+      <w:r>
+        <w:rPr>
+          <w:i/>
+        </w:rPr>
+        <w:t>9010 Taiga,</w:t>
+      </w:r>
+      <w:r>
+        <w:t xml:space="preserve"> </w:t>
+      </w:r>
+      <w:r>
+        <w:rPr>
+          <w:i/>
+        </w:rPr>
+        <w:t xml:space="preserve">9020 Nordlig ädellövskog, 9070 Trädklädd betesmark, 9110 Näringsfattig bokskog, 9180 Ädellövskog i branter </w:t>
+      </w:r>
+      <w:r>
+        <w:t>och</w:t>
+      </w:r>
+      <w:r>
+        <w:rPr>
+          <w:i/>
+        </w:rPr>
+        <w:t xml:space="preserve"> 9190 Näringsfattig ekskog </w:t>
+      </w:r>
+      <w:r>
+        <w:t>(Nitare &amp; Skogsstyrelsen, 2019; SLU Artdatabanken, 2025).</w:t>
+      </w:r>
+    </w:p>
+    <w:p>
+      <w:r>
+        <w:rPr>
+          <w:b/>
+        </w:rPr>
+        <w:t xml:space="preserve">Norrlandslav </w:t>
+      </w:r>
+      <w:r>
+        <w:t xml:space="preserve">indikerar söder om den naturliga norrlandsgränsen barrskogsbeklädda bergbranter eller andra ostörda skogsmiljöer med höga naturvärden. Norrlandslav är typisk art för </w:t>
+      </w:r>
+      <w:r>
+        <w:rPr>
+          <w:i/>
+        </w:rPr>
+        <w:t xml:space="preserve">9010 Taiga, 8110 Silikatrasmarker </w:t>
+      </w:r>
+      <w:r>
+        <w:t>och</w:t>
+      </w:r>
+      <w:r>
+        <w:rPr>
+          <w:i/>
+        </w:rPr>
+        <w:t xml:space="preserve"> 8120 Kalkrasmarker </w:t>
+      </w:r>
+      <w:r>
+        <w:t>(Nitare &amp; Skogsstyrelsen, 2000; SLU Artdatabanken, 2025).</w:t>
+      </w:r>
+    </w:p>
+    <w:p>
+      <w:r>
+        <w:rPr>
+          <w:b/>
+        </w:rPr>
+        <w:t>Nästlav</w:t>
+      </w:r>
+      <w:r>
+        <w:t xml:space="preserve"> indikerar söder om den naturliga norrlandsgränsen äldre barrskogsområden med höga naturvärden där andra ovanliga nordliga barrskogsarter kan påträffas. Nästlav är typisk art för </w:t>
+      </w:r>
+      <w:r>
+        <w:rPr>
+          <w:i/>
+        </w:rPr>
+        <w:t xml:space="preserve">9010 Taiga </w:t>
+      </w:r>
+      <w:r>
+        <w:t>(Nitare &amp; Skogsstyrelsen, 2019; SLU Artdatabanken, 2025).</w:t>
+      </w:r>
+    </w:p>
+    <w:p>
+      <w:r>
+        <w:rPr>
+          <w:b/>
+        </w:rPr>
+        <w:t>Plattlummer (§9)</w:t>
+      </w:r>
+      <w:r>
+        <w:t xml:space="preserve"> växer främst i ljusöppna sandtallskogar eller annan gles, torr och brandpräglad hedbarrskog. Den är mest frekvent i olika typer av naturskogar och kontinuitetsskogar och missgynnas markant av slutavverkning och maskinell markberedning. Söder ut i landet förekommer de närstående arterna cypresslummer (EN, §8) och mellanlummer (NT, §9), vilka båda omfattas av EU:s art- och habitatdirektiv. Plattlummer är typisk art för </w:t>
+      </w:r>
+      <w:r>
+        <w:rPr>
+          <w:i/>
+        </w:rPr>
+        <w:t xml:space="preserve">9010 Taiga </w:t>
+      </w:r>
+      <w:r>
+        <w:t>och</w:t>
+      </w:r>
+      <w:r>
+        <w:rPr>
+          <w:i/>
+        </w:rPr>
+        <w:t xml:space="preserve"> 2320 Rissandhedar </w:t>
+      </w:r>
+      <w:r>
+        <w:t>(Nitare &amp; Skogsstyrelsen, 2019; SLU Artdatabanken, 2026).</w:t>
+      </w:r>
+    </w:p>
+    <w:p>
+      <w:r>
+        <w:rPr>
+          <w:b/>
+        </w:rPr>
+        <w:t xml:space="preserve">Skinnlav </w:t>
+      </w:r>
+      <w:r>
+        <w:t xml:space="preserve">förekommer på diverse lövträd, främst på gammal asp och sälg. Den påträffas främst i områden med lång kontinuitet av grova lövträd och signalerar skogsmark med höga naturvärden. På lokalerna förekommer som regel ett flertal andra ovanliga eller rödlistade lavar. I likhet med gelélavarna, etablerar sig skinnlaven i skogsmark på grova aspar i sena lövsuccessioner. Skinnlav är typisk art för </w:t>
+      </w:r>
+      <w:r>
+        <w:rPr>
+          <w:i/>
+        </w:rPr>
+        <w:t xml:space="preserve">9010 Taiga, 9020 Nordlig ädellövskog </w:t>
+      </w:r>
+      <w:r>
+        <w:t xml:space="preserve">och </w:t>
+      </w:r>
+      <w:r>
+        <w:rPr>
+          <w:i/>
+        </w:rPr>
+        <w:t xml:space="preserve">9070 Trädklädd betesmark </w:t>
+      </w:r>
+      <w:r>
+        <w:t>(Nitare &amp; Skogsstyrelsen, 2019; SLU Artdatabanken, 2025).</w:t>
+      </w:r>
+    </w:p>
+    <w:p>
+      <w:r>
+        <w:rPr>
+          <w:b/>
+        </w:rPr>
+        <w:t>Spindelblomster (§8)</w:t>
+      </w:r>
+      <w:r>
+        <w:t xml:space="preserve"> växer i äldre mossrik granskog eller barrblandskog, men även i fjällbjörkskog. Arten indikerar långvarig trädkontinuitet och hög luftfuktighet och är mycket känslig för uttorkning och markskador. Spindelblomster har i många trakter minskat starkt under senare tid på grund av slutavverkningar och skogsmarksdikning. Spindelblomster är typisk art för </w:t>
+      </w:r>
+      <w:r>
+        <w:rPr>
+          <w:i/>
+        </w:rPr>
+        <w:t xml:space="preserve">9010 Taiga, 9050 Näringsrik granskog </w:t>
+      </w:r>
+      <w:r>
+        <w:t>och</w:t>
+      </w:r>
+      <w:r>
+        <w:rPr>
+          <w:i/>
+        </w:rPr>
+        <w:t xml:space="preserve"> 9040 Fjällbjörkskog</w:t>
+      </w:r>
+      <w:r>
+        <w:t xml:space="preserve"> (Nitare &amp; Skogsstyrelsen, 2019; SLU Artdatabanken, 2025).</w:t>
+      </w:r>
+    </w:p>
+    <w:p>
+      <w:r>
+        <w:rPr>
+          <w:b/>
+        </w:rPr>
+        <w:t>Stuplav</w:t>
+      </w:r>
+      <w:r>
+        <w:t xml:space="preserve"> är en mycket bra signalart i hela sitt utbredningsområde och förekommer nästan enbart i skogsmiljöer med höga naturvärden. Den indikerar långvarig förekomst av gamla lövträd och miljöer med konstant hög luftfuktighet. I skogar med suboceaniskt klimat finns det en mycket sällsynt parasit, njurlavsknapp </w:t>
+      </w:r>
+      <w:r>
+        <w:rPr>
+          <w:i/>
+        </w:rPr>
+        <w:t>Pletocarpon nephromeum</w:t>
+      </w:r>
+      <w:r>
+        <w:t xml:space="preserve"> (EN), som växer på stuplav. Ytterligare tre sällsynta lavparasiter, </w:t>
+      </w:r>
+      <w:r>
+        <w:rPr>
+          <w:i/>
+        </w:rPr>
+        <w:t>Protounguicularia nephromatis</w:t>
+      </w:r>
+      <w:r>
+        <w:t xml:space="preserve"> (VU), </w:t>
+      </w:r>
+      <w:r>
+        <w:rPr>
+          <w:i/>
+        </w:rPr>
+        <w:t>Refractohilum galligenum</w:t>
+      </w:r>
+      <w:r>
+        <w:t xml:space="preserve"> (NT) och </w:t>
+      </w:r>
+      <w:r>
+        <w:rPr>
+          <w:i/>
+        </w:rPr>
+        <w:t>Roselliniella nephromatis</w:t>
+      </w:r>
+      <w:r>
+        <w:t xml:space="preserve"> (DD), kan också påträffas på stuplav. Stuplav är typisk art för </w:t>
+      </w:r>
+      <w:r>
+        <w:rPr>
+          <w:i/>
+        </w:rPr>
+        <w:t>9010 Taiga</w:t>
+      </w:r>
+      <w:r>
+        <w:t xml:space="preserve"> (SLU Artdatabanken, 2026; Nitare &amp; Skogsstyrelsen, 2019).</w:t>
+      </w:r>
+    </w:p>
+    <w:p>
+      <w:r>
+        <w:rPr>
+          <w:b/>
+        </w:rPr>
+        <w:t>Svart trolldruva</w:t>
+      </w:r>
+      <w:r>
+        <w:t xml:space="preserve"> är en kalkgynnad växt som förekommer på näringsrik frisk mulljord i såväl bördiga kalkbarrskogar som sydliga kalklövskogar och lundar. Arten är en bra signalart för skyddsvärda biotoper i såväl löv- som barrskogar och tål inte slutavverkning och markberedning. Trolldruva är värdväxt för ett antal sällsynta fjärilsarter som ställer höga krav på sina livsmiljöer, däribland trolldruvemätare (EN), skuggmalmätare (VU) och trolldruvelobmätare (VU). Svart trolldruva är typisk art för </w:t>
+      </w:r>
+      <w:r>
+        <w:rPr>
+          <w:i/>
+        </w:rPr>
+        <w:t>9050 Näringsrik granskog,</w:t>
+      </w:r>
+      <w:r>
+        <w:t xml:space="preserve"> </w:t>
+      </w:r>
+      <w:r>
+        <w:rPr>
+          <w:i/>
+        </w:rPr>
+        <w:t xml:space="preserve">9020 Nordlig ädellövskog, 9160 Näringsrik ekskog, 9180 Ädellövskog i branter </w:t>
+      </w:r>
+      <w:r>
+        <w:t>och</w:t>
+      </w:r>
+      <w:r>
+        <w:rPr>
+          <w:i/>
+        </w:rPr>
+        <w:t xml:space="preserve"> 1610 Åsöar i Östersjön</w:t>
+      </w:r>
+      <w:r>
+        <w:t xml:space="preserve"> (SLU Artdatabanken, 2024; Nitare &amp; Skogsstyrelsen, 2019).</w:t>
+      </w:r>
+    </w:p>
+    <w:p>
+      <w:r>
+        <w:rPr>
+          <w:b/>
+        </w:rPr>
+        <w:t xml:space="preserve">Vedticka </w:t>
+      </w:r>
+      <w:r>
+        <w:t xml:space="preserve">är en bra signalart söder om den naturliga norrlandsgränsen. Den är huvudsakligen knuten till äldre barrskogar där det föreligger långvarig kontinuitet av död barrved. Vedticka är typisk art för </w:t>
+      </w:r>
+      <w:r>
+        <w:rPr>
+          <w:i/>
+        </w:rPr>
+        <w:t xml:space="preserve">9010 Taiga </w:t>
+      </w:r>
+      <w:r>
+        <w:t>(Nitare &amp; Skogsstyrelsen, 2019; SLU Artdatabanken, 2025).</w:t>
+      </w:r>
+    </w:p>
+    <w:p>
+      <w:r>
+        <w:rPr>
+          <w:b/>
+        </w:rPr>
+        <w:t xml:space="preserve">Ögonpyrola </w:t>
+      </w:r>
+      <w:r>
+        <w:t xml:space="preserve">är normalt en bra signalart som visar på områden med höga naturvärden och stabila förhållanden, särskilt inom näringsfattiga trakter. Växten är mycket känslig för markskador och försvinner snabbt efter slutavverkning. Den hotas också av skogsgödsling och markavvattning. Ögonpyrola är typisk art för </w:t>
+      </w:r>
+      <w:r>
+        <w:rPr>
+          <w:i/>
+        </w:rPr>
+        <w:t>9010 Taiga</w:t>
+      </w:r>
+      <w:r>
+        <w:t xml:space="preserve"> och</w:t>
+      </w:r>
+      <w:r>
+        <w:rPr>
+          <w:i/>
+        </w:rPr>
+        <w:t xml:space="preserve"> 9070 Trädklädd betesmark</w:t>
+      </w:r>
+      <w:r>
+        <w:t xml:space="preserve"> (Nitare &amp; Skogsstyrelsen, 2019; SLU Artdatabanken, 2024).</w:t>
+      </w:r>
+    </w:p>
+    <w:p>
+      <w:r>
+        <w:rPr>
+          <w:b/>
+        </w:rPr>
+        <w:t>Spillkråka (§4)</w:t>
+      </w:r>
+      <w:r>
+        <w:t xml:space="preserve"> omfattas av bilaga 1 i EU:s fågeldirektiv och är typisk art för </w:t>
+      </w:r>
+      <w:r>
+        <w:rPr>
+          <w:i/>
+        </w:rPr>
+        <w:t xml:space="preserve">9010 Taiga </w:t>
+      </w:r>
+      <w:r>
+        <w:t>och</w:t>
+      </w:r>
+      <w:r>
+        <w:rPr>
+          <w:i/>
+        </w:rPr>
+        <w:t xml:space="preserve"> 9740 Skogsbevuxen myr</w:t>
+      </w:r>
+      <w:r>
+        <w:t>. Den behöver grova träd, främst tall, asp och bok som boträd. Skogsbruk med korta omloppstider och täta, homogena ungskogar utgör det största hotet. Spillkråka är en nyckelart i skogliga miljöer vars övergivna bohål utnyttjas av flera andra hålhäckande fågelarter och fladdermöss, däribland pärluggla (EN, §4), knipa (§4), salskrake (§4) och skogsduva (§4). Hökuggla (VU, §4) och slaguggla (§4) häckar ofta i högstubbar som brutits av i höjd med ett gammalt spillkråkebo (SLU Artdatabanken, 2026; Skogsstyrelsen, 2016).</w:t>
       </w:r>
     </w:p>
     <w:p>
@@ -493,7 +1827,7 @@
         <w:rPr>
           <w:i/>
         </w:rPr>
-        <w:t>I det avverkningsanmälda skogsområdet har 58 rödlistade arter och signalarter påträffats. Detta ska jämföras med Skogsstyrelsens uppföljning 2017 av nyckelbiotoper som visade att man i genomsnitt hittar 20,6 olika rödlistade arter och signalarter i en nyckelbiotop (Wijk, S. 2017. Biologisk mångfald i nyckelbiotoper – Resultat från inventeringen ”Uppföljning biologisk mångfald” 2009-2015. Rapport 4/2017 Skogsstyrelsen, Jönköping).</w:t>
+        <w:t>I det avverkningsanmälda skogsområdet har 64 rödlistade arter och signalarter påträffats. Detta ska jämföras med Skogsstyrelsens uppföljning 2017 av nyckelbiotoper som visade att man i genomsnitt hittar 20,6 olika rödlistade arter och signalarter i en nyckelbiotop (Wijk, S. 2017. Biologisk mångfald i nyckelbiotoper – Resultat från inventeringen “Uppföljning biologisk mångfald” 2009–2015. Rapport 4/2017 Skogsstyrelsen, Jönköping).</w:t>
       </w:r>
     </w:p>
     <w:p>
@@ -522,7 +1856,7 @@
         <w:rPr>
           <w:i/>
         </w:rPr>
-        <w:t>I det avverkningsanmälda skogsområdet har 60 naturvårdsarter varav 44 rödlistade arter sina livsmiljöer och växtplatser.</w:t>
+        <w:t>I det avverkningsanmälda skogsområdet har 65 naturvårdsarter varav 49 rödlistade arter sina livsmiljöer och växtplatser.</w:t>
       </w:r>
     </w:p>
     <w:p>
@@ -554,7 +1888,7 @@
     </w:p>
     <w:p>
       <w:r>
-        <w:t xml:space="preserve">Som ”Chain of Custody”-certifierad organisation är skogsbolaget bunden av de fastställda reglerna i Del 1 Punkt 1 c) i Policy för organisationer associerade med FSC (FSC-POL-01-004 V2-0 EN + SVE version 2012-03-02): </w:t>
+        <w:t xml:space="preserve">Som “Chain of Custody”-certifierad organisation är skogsbolaget bunden av de fastställda reglerna i Del 1 Punkt 1 c) i Policy för organisationer associerade med FSC (FSC-POL-01-004 V2-0 EN + SVE version 2012-03-02): </w:t>
       </w:r>
     </w:p>
     <w:p>
@@ -719,7 +2053,9 @@
         <w:pStyle w:val="Title"/>
       </w:pPr>
       <w:r>
-        <w:t>BILAGA 1 - Fridlysta arter</w:t>
+        <w:t>BILAGA 1 –</w:t>
+        <w:br/>
+        <w:t>Fridlysta och rödlistade arter</w:t>
       </w:r>
     </w:p>
     <w:p>
@@ -732,7 +2068,30 @@
     </w:p>
     <w:p>
       <w:r>
-        <w:t>Knärot är fridlyst enligt 8 och 15 §§ artskyddsförordningen och klassad som sårbar (VU) enligt rödlistan 2020. Knärot är beroende av hög och jämn luftfuktighet i gamla, ostörda skogsmiljöer och är känslig för snabba förändringar av ljus-/vindförhållanden eller uttorkning. På grund av ett alltför intensivt skogsbruk har den minskat med 40 (25-50) % under de senaste 60 åren och i framtiden bedöms minskningstakten uppgå till 30 (20-40) %. Till följd av att arten har en dokumenterat högre minskningstakt iförhållande till sin generationstid än vad som tidigare varit känt (data från Riksskogstaxeringen) höjdes den till hotkategori sårbar (VU) i rödlistan 2020 (Artdatabanken, 2021).</w:t>
+        <w:t xml:space="preserve">Knärot är typisk art för </w:t>
+      </w:r>
+      <w:r>
+        <w:rPr>
+          <w:i/>
+        </w:rPr>
+        <w:t xml:space="preserve">9010 Taiga </w:t>
+      </w:r>
+      <w:r>
+        <w:t>och</w:t>
+      </w:r>
+      <w:r>
+        <w:rPr>
+          <w:i/>
+        </w:rPr>
+        <w:t xml:space="preserve"> 9050 Näringsrik granskog</w:t>
+      </w:r>
+      <w:r>
+        <w:t>, fridlyst enligt 8 och 15 §§ artskyddsförordningen och klassad som sårbar (VU) enligt rödlistan 2020. Knärot är beroende av hög och jämn luftfuktighet i gamla, ostörda skogsmiljöer och är känslig för snabba förändringar av ljus-/vindförhållanden eller uttorkning. På grund av ett alltför intensivt skogsbruk har den minskat med 40 (25–50) % under de senaste 60 åren och i framtiden bedöms minskningstakten uppgå till 30 (20–40) %. Till följd av att arten har en dokumenterat högre minskningstakt i förhållande till sin generationstid än vad som tidigare varit känt (data från Riksskogstaxeringen) höjdes den till hotkategori sårbar (VU) i rödlistan 2020 (SLU Artdatabanken, 2024).</w:t>
+      </w:r>
+    </w:p>
+    <w:p>
+      <w:r>
+        <w:t>En analys av 79 floraväktarlokaler åren 1990–2015 vilka återbesökts under 2020–2024 visade på en tydlig negativ påverkan på knärotsförekomster från större hyggen i närområdet (inom 150–200 m) vilket indikerar att kanteffekter har en stor påverkan på populationerna. Resultaten bekräftar knärotens känslighet för kanteffekter och visar vikten av att skydda större skogsbestånd för att bevara arten. Om det blir höga andelar (&gt;30%) hyggen inom 200 meter från en knärotsförekomst så ökar risken för att en knärotspopulation dör ut och det verkar det behövas någonstans mellan 100 och 150 meters skyddszon för att bevara arten på lång sikt (Sebestyén &amp; Sundberg, 2025). Detta stöds även av en studie (Johansson et al, 2026) baserad på data från Riksskogstaxeringen som visar att knäroten minskat med 66 % under perioden 1993–2022 samt att det finns en stark korrelation mellan minskande arealer kontinuitetsskog och lokal utdöenderisk. Knäroten uppvisade en mycket låg koloniseringsgrad (0,7 % över 10 år) i kombination med hög lokal utrotningsrisk (75,2 %), där utrotningssannolikheten ökade kraftigt när arealen kontinuitetsskog minskade mellan undersökningar, t.ex. på grund av kalhyggesbruk (Johansson et al., 2026).</w:t>
       </w:r>
     </w:p>
     <w:p>
@@ -743,7 +2102,7 @@
         <w:rPr>
           <w:i/>
         </w:rPr>
-        <w:t>“Retention Forestry as a Conservation Measure for Boreal Forest Ground Vegetation“</w:t>
+        <w:t>“Retention Forestry as a Conservation Measure for Boreal Forest Ground Vegetation”</w:t>
       </w:r>
       <w:r>
         <w:t xml:space="preserve"> (SLU, Uppsala 2014) visar att det krävs väl tilltagna skyddszoner för att knärotens växtplatser inte ska ta skada av skogsbruksåtgärder i intilliggande områden: </w:t>
@@ -777,12 +2136,17 @@
     </w:p>
     <w:p>
       <w:r>
-        <w:t>En nyligen publicerad vetenskaplig uppsats av Koelmeijer m.fl. (2022) inkluderar orkidén knärots skyddsbehov. I uppsatsen berörs problemet med uttorkning för växter, bl.a. för knärot, ett problem som blivit accentuerat på grund av den pågående klimatförändringen och torra somrar, t.ex. den exceptionellt torra sommaren 2018. I uppsatsen undersöks områden med tre olika avstånd från kalhyggeskant med avseende på skydd bl.a. för knärot. Det första området har avstånd upp till 20 m från hyggeskant (Strong edge effect), det andra 20 – 40 m från hyggeskant (Weak edge effect) och det tredje avser större avstånd från hyggeskant, där kanteffekten anses vara försumbar (Interior). Ett resultat var att man fann stor eller mycket stor uttorkningseffekt på känsliga och rödlistade skogsarter vid de kortare avstånden till hyggeskant, medan effekt av uttorkning inte konstaterades på större avstånd (Interior). För orkidén knärot fann man en rik förekomst (upp till 0,06 dm2/m2) på stort avstånd från hyggeskant (Interior), medan förekomsten var liten eller närmast försumbar i de områden som klassificerades som Weak edge effect respektive Strong edge effect. Arbetet påpekar att de allt oftare förekommande torra somrarna ger ytterligare skäl att utöka skyddsavståndet från hyggen till den fuktkrävande arten knärot (Koelmeijer m.fl., 2022).</w:t>
+        <w:t>Ytterligare en studie (Koelmeijer m.fl., 2022) inkluderar knärotens skyddsbehov. I uppsatsen berörs problemet med uttorkning för växter, bl.a. för knärot, ett problem som blivit accentuerat på grund av den pågående klimatförändringen och torra somrar, t.ex. den exceptionellt torra sommaren 2018. I uppsatsen undersöks områden med tre olika avstånd från kalhyggeskant med avseende på skydd bl.a. för knärot. Det första området har avstånd upp till 20 m från hyggeskant (Strong edge effect), det andra 20–40 m från hyggeskant (Weak edge effect) och det tredje avser större avstånd från hyggeskant, där kanteffekten anses vara försumbar (Interior). Ett resultat var att man fann stor eller mycket stor uttorkningseffekt på känsliga och rödlistade skogsarter vid de kortare avstånden till hyggeskant, medan effekt av uttorkning inte konstaterades på större avstånd (Interior). För orkidén knärot fann man en rik förekomst (upp till 0,06 dm2/m2) på stort avstånd från hyggeskant (Interior), medan förekomsten var liten eller närmast försumbar i de områden som klassificerades som Weak edge effect respektive Strong edge effect. Arbetet påpekar att de allt oftare förekommande torra somrarna ger ytterligare skäl att utöka skyddsavståndet från hyggen till den fuktkrävande arten knärot (Koelmeijer m.fl., 2022).</w:t>
       </w:r>
     </w:p>
     <w:p>
       <w:r>
         <w:t>Även Skogsstyrelsens egen vägledning för hänsyn till knärot ligger i linje med ovanstående forskningsstudier. Av vägledningen framgår det att för med hög sannolikhet kunna bevara befintliga förekomster krävs relativt stora avsättningar av uppvuxen skog med slutet och relativt tätt kronskikt. Som riktlinje kan krävas ett avstånd på 50 meter in från brynet för att vidmakthålla ett fungerande mikroklimat. Detta innebär att fristående hänsynsytor för många arter (kärlväxter, lavar och mossor) kan behöva ha en area överstigande 0,8 hektar (cirkelyta med radien 50 meter = 0,78 hektar) för att bibehålla lokalklimatet. Även ganska små förändringar i form av förändrade ljus- och fuktighetsförhållanden, till exempel till följd av gallring, kan leda till att arten försvinner till följd av konkurrens med mera ljuskrävande och snabbväxande arter (Skogsstyrelsen, 2022).</w:t>
+      </w:r>
+    </w:p>
+    <w:p>
+      <w:r>
+        <w:t>Vid tillämpning av försiktighetsprincipen enligt 2 kap. 3 § miljöbalken bör sålunda 100–150 meters skyddszon lämnas runt knärotens växtplatser.</w:t>
       </w:r>
     </w:p>
     <w:p>
@@ -790,7 +2154,7 @@
         <w:pStyle w:val="Heading2"/>
       </w:pPr>
       <w:r>
-        <w:t>Referenser - knärot</w:t>
+        <w:t>Referenser – knärot</w:t>
       </w:r>
     </w:p>
     <w:p>
@@ -804,7 +2168,7 @@
         <w:t xml:space="preserve">Short-term response of the herbaceous layer within leave patches after harvest. </w:t>
       </w:r>
       <w:r>
-        <w:t>Forest Ecology and Management 257, 1014-1025</w:t>
+        <w:t>Forest Ecology and Management 257, 1014–1025.</w:t>
       </w:r>
     </w:p>
     <w:p>
@@ -818,7 +2182,44 @@
         <w:t xml:space="preserve">Level and pattern of overstory retention interact to shape long-term responses of understories to timber harvest. </w:t>
       </w:r>
       <w:r>
-        <w:t xml:space="preserve">Ecological Applications, 22, 2049-2064 </w:t>
+        <w:t>Ecological Applications, 22, 2049–2064.</w:t>
+      </w:r>
+    </w:p>
+    <w:p>
+      <w:r>
+        <w:t>Johansson, V., Jansson, M. och Bergman, K-O</w:t>
+      </w:r>
+      <w:r>
+        <w:rPr>
+          <w:i/>
+        </w:rPr>
+        <w:t>.</w:t>
+      </w:r>
+      <w:r>
+        <w:t>, 2026.</w:t>
+      </w:r>
+      <w:r>
+        <w:rPr>
+          <w:i/>
+        </w:rPr>
+        <w:t xml:space="preserve"> A 30-year population decline of a threatened forest orchid associated with old growth forests</w:t>
+      </w:r>
+      <w:r>
+        <w:t>. Department of Physics, Chemistry and Biology (IFM), Linköping University.</w:t>
+      </w:r>
+    </w:p>
+    <w:p>
+      <w:r>
+        <w:t xml:space="preserve">Johnson, S., 2014. </w:t>
+      </w:r>
+      <w:r>
+        <w:rPr>
+          <w:i/>
+        </w:rPr>
+        <w:t>Retention Forestry as a Conservation Measure for Boreal Forest Ground Vegetation</w:t>
+      </w:r>
+      <w:r>
+        <w:t>. Doktorsavhandling, SLU, Uppsala.</w:t>
       </w:r>
     </w:p>
     <w:p>
@@ -832,7 +2233,7 @@
         <w:t xml:space="preserve">Interactive effects of drought and edge exposure on old-growth forest understory species. </w:t>
       </w:r>
       <w:r>
-        <w:t>Landscape Ecology, 37, sid 1839-1853</w:t>
+        <w:t>Landscape Ecology, 37, sid 1839–1853.</w:t>
       </w:r>
     </w:p>
     <w:p>
@@ -846,7 +2247,21 @@
         <w:t xml:space="preserve">Biological legacies buffer local species extinction after logging. </w:t>
       </w:r>
       <w:r>
-        <w:t>Journal of Applied Ecology. 51, 53-62.</w:t>
+        <w:t>Journal of Applied Ecology. 51, 53–62.</w:t>
+      </w:r>
+    </w:p>
+    <w:p>
+      <w:r>
+        <w:t xml:space="preserve">Sebestyén, L. och Sundberg, S. 2025.  </w:t>
+      </w:r>
+      <w:r>
+        <w:rPr>
+          <w:i/>
+        </w:rPr>
+        <w:t>Påverkan på knärotslokaler från hyggen i närheten.</w:t>
+      </w:r>
+      <w:r>
+        <w:t xml:space="preserve"> DAPHNE 36:1 2025. Botaniska Sällskapet i Stockholm.</w:t>
       </w:r>
     </w:p>
     <w:p>
@@ -860,12 +2275,12 @@
         <w:t xml:space="preserve">Vägledning för hänsyn till knärot. </w:t>
       </w:r>
       <w:r>
-        <w:t>https://www.skogsstyrelsen.se/lag-och-tillsyn/artskydd/vagledningar-och-kunskapsstod-artskydd/vagledning-for-hansyn-till-knarot/</w:t>
-      </w:r>
-    </w:p>
-    <w:p>
-      <w:r>
-        <w:t xml:space="preserve">SLU Artdatabanken, 2021. </w:t>
+        <w:t>https://www.skogsstyrelsen.se/lag-och-tillsyn/artskydd/vagledningar-och-kunskapsstod-artskydd/vagledning-for-hansyn-till-knarot/.</w:t>
+      </w:r>
+    </w:p>
+    <w:p>
+      <w:r>
+        <w:t xml:space="preserve">SLU Artdatabanken, 2024. </w:t>
       </w:r>
       <w:r>
         <w:rPr>
@@ -874,7 +2289,7 @@
         <w:t xml:space="preserve">Artfaktablad. Naturvård – artfakta. </w:t>
       </w:r>
       <w:r>
-        <w:t xml:space="preserve">SLU Artdatabanken, Uppsala </w:t>
+        <w:t>SLU Artdatabanken, Uppsala.</w:t>
       </w:r>
     </w:p>
     <w:p>
@@ -882,12 +2297,49 @@
         <w:pStyle w:val="Heading1"/>
       </w:pPr>
       <w:r>
-        <w:t>Spillkråka – ekologi samt krav på livsmiljön</w:t>
-      </w:r>
-    </w:p>
-    <w:p>
-      <w:r>
-        <w:t>Spillkråka (NT) är rödlistad som nära hotad, fridlyst enligt §4 Artskyddsförordningen och ingår i bilaga 1 i EU:s fågeldirektiv. Spillkråka lever i både barr- och blandskog liksom i ren lövskog. De tätaste populationerna tenderar att finnas i äldre, variationsrik blandskog med gott om död ved och gamla träd. Varje par utnyttjar 400-1 000 hektar skog beroende på skogens kvalitet. En minskning av populationen pågår på grund av minskad tillgång på lämpliga bo- och födoträd och minskad födotillgång. Spillkråkans minskningstakt har uppgått till 19 (24-10) % under de senaste 15 åren. Skogsbruk med korta omloppstider och täta, homogena ungskogar utgör det största hotet (Artdatabanken 2023).</w:t>
+        <w:t>Lavskrika – ekologi samt krav på livsmiljön</w:t>
+      </w:r>
+    </w:p>
+    <w:p>
+      <w:r>
+        <w:t>Lavskrika är rödlistad som nära hotad (NT), fridlyst enligt 4 § artskyddsförordningen (2007:845) och ingår i förteckningen över prioriterade arter i Skogsstyrelsens föreskrifter och allmänna råd (SKSFS 2011:7) bilaga 4. Lavskrikan är en mycket stationär fågel, som häckar i äldre, slutna och hänglavsrika barrskogar. Nyckelfaktorer är flerskiktad skog med rik undervegetation samt riklig förekomst av hänglavar (SLU Artdatabanken, 2026).</w:t>
+      </w:r>
+    </w:p>
+    <w:p>
+      <w:r>
+        <w:t xml:space="preserve">I Skogsstyrelsens vägledning för hänsyn till fåglar står bland annat att: </w:t>
+      </w:r>
+      <w:r>
+        <w:rPr>
+          <w:i/>
+        </w:rPr>
+        <w:t>“Reviren är livslånga med hemområden som varierar mellan 50 och 150 ha. Hemområdena har inga fasta gränser utan det handlar mera om de yttre gränserna för familjegruppernas rörelser. Lavskrikan undviker att förflytta sig över stora öppna områden och hemområdesstorleken är därför större i områden fragmenterade av hyggen och yngre skog än i områden med i sammanhängande äldre skog. Det finns studier som antyder att det inom ett revir bör finnas maximalt 15 % öppna ytor och ungskog. Inom ett revir av hög kvalitet finns det som regel ett eller flera kärnområden (1–20 ha) med relativt tät flerskiktad granskog.”</w:t>
+      </w:r>
+      <w:r>
+        <w:t xml:space="preserve"> Vidare att: </w:t>
+      </w:r>
+      <w:r>
+        <w:rPr>
+          <w:i/>
+        </w:rPr>
+        <w:t>“Arten missgynnas när flerskiktad skog omförs till enskiktade bestånd. Även skogsskötsel med återkommande röjning och hård gallring är starkt negativt. Lavskrikan har relativt stora hemområden och försvinner när den äldre skogen fragmenteras, särskilt allvarligt är när kärnområdena avverkas.”</w:t>
+      </w:r>
+      <w:r>
+        <w:t xml:space="preserve"> (Skogsstyrelsen 2016).</w:t>
+      </w:r>
+    </w:p>
+    <w:p>
+      <w:r>
+        <w:t xml:space="preserve">Populationen har minskat med 20 (10–30) % under de senaste 15 åren och minskningstakten bedöms vara nära gränsvärdet för sårbar (VU). Arten försvinner successivt framför allt vid dess utbredningsgränser och populationen har minskat kontinuerligt under 2000-talet. Lavskrika är typisk art för </w:t>
+      </w:r>
+      <w:r>
+        <w:rPr>
+          <w:i/>
+        </w:rPr>
+        <w:t>9010 Taiga</w:t>
+      </w:r>
+      <w:r>
+        <w:t xml:space="preserve"> (SLU Artdatabanken, 2026).</w:t>
       </w:r>
     </w:p>
     <w:p>
@@ -895,12 +2347,26 @@
         <w:pStyle w:val="Heading2"/>
       </w:pPr>
       <w:r>
-        <w:t>Referenser - spillkråka</w:t>
-      </w:r>
-    </w:p>
-    <w:p>
-      <w:r>
-        <w:t xml:space="preserve">SLU Artdatabanken, 2021. </w:t>
+        <w:t>Referenser – lavskrika</w:t>
+      </w:r>
+    </w:p>
+    <w:p>
+      <w:r>
+        <w:t xml:space="preserve">Skogsstyrelsen, 2016. </w:t>
+      </w:r>
+      <w:r>
+        <w:rPr>
+          <w:i/>
+        </w:rPr>
+        <w:t xml:space="preserve">Vägledning för hänsyn till fåglar – lavskrika. </w:t>
+      </w:r>
+      <w:r>
+        <w:t>https://www.skogsstyrelsen.se/globalassets/lag-och-tillsyn/artskydd/vagledningar-for-hansyn-till-faglar/lavskrika-vagledning-hansyn.pdf</w:t>
+      </w:r>
+    </w:p>
+    <w:p>
+      <w:r>
+        <w:t xml:space="preserve">SLU Artdatabanken, 2026. </w:t>
       </w:r>
       <w:r>
         <w:rPr>
@@ -917,27 +2383,62 @@
         <w:pStyle w:val="Heading1"/>
       </w:pPr>
       <w:r>
-        <w:t>Talltita – ekologi samt krav på livsmiljön</w:t>
-      </w:r>
-    </w:p>
-    <w:p>
-      <w:r>
-        <w:t xml:space="preserve">Talltita är rödlistad som NT, fridlyst och prioriterad art i Skogsvårdslagen. Den omfattas av EU:s fågeldirektiv. Arten har minskat kraftigt de senaste 30 åren och minskningstakten innevarande 10-årsperiod beräknas till 20 (10-30) % (SLU Artdatabanken, 2022). </w:t>
-      </w:r>
-    </w:p>
-    <w:p>
-      <w:r>
-        <w:t>Talltita föredrar större sammanhängande barrskogar, och finns såväl i tallskog som granskog och i lövblandad barrskog. Skogens struktur är viktig och ska helst vara flerskiktad med riklig underväxt av mindre granar, björk och andra lövträd och buskar. Tillgång på murknande högstubbar är särskilt viktig, eftersom talltitan helst själv hackar ut sitt bohål (SLU Artdatabanken, 2022).</w:t>
-      </w:r>
-    </w:p>
-    <w:p>
-      <w:r>
-        <w:t>Det finns flera studier som visar att talltita är känslig för gallring och inte överlever när dess livsmiljö kalavverkas (Eggers and Low, 2014; Griesser et al., 2007; Klein, 2020). Talltitans revir är förhållandevis stora, 10–20 hektar och arten missgynnas när skogen fragmenteras. Kalavverkning av större delar av reviret innebär att det överges (Artdatabanken, 2021).</w:t>
-      </w:r>
-    </w:p>
-    <w:p>
-      <w:r>
-        <w:t>Talltitan är synnerligen trogen sitt revir så länge paret lever och biotopen förblir intakt. Paret stannar i sitt revir året om. En förlust av ett revir har därför en stor inverkan på den lokala populationen och trakthyggesbruket anses vara orsak till den svenska populationens kraftiga minskning. Talltiteparets revirtrohet innebär att närhelst under året man observerar en adult talltita så ingår denna plats i reviret (Siffczyk et al., 2003; Ekman, 1979).</w:t>
+        <w:t>Lunglav – ekologi samt krav på livsmiljön</w:t>
+      </w:r>
+    </w:p>
+    <w:p>
+      <w:r>
+        <w:t xml:space="preserve">Lunglav (NT) är en av vårt lands främsta signalarter som överallt indikerar gamla lövträd, skogsbestånd med höga naturvärden och ekosystem med lång skoglig kontinuitet. Lokalt kan förekomsten vara mycket riklig men den hittas nästan enbart i gamla och ej slutavverkade skogar. Artens samtliga förekomster bör uppmärksammas från naturvårdssynpunkt, då många lokaler även hyser andra ovanliga och rödlistade arter, däribland de sällsynta lavparasiterna lunglavshårprick (CR), </w:t>
+      </w:r>
+      <w:r>
+        <w:rPr>
+          <w:i/>
+        </w:rPr>
+        <w:t>Abrothallus diederichii</w:t>
+      </w:r>
+      <w:r>
+        <w:t xml:space="preserve"> (VU), </w:t>
+      </w:r>
+      <w:r>
+        <w:rPr>
+          <w:i/>
+        </w:rPr>
+        <w:t>Abrothallus lobariae</w:t>
+      </w:r>
+      <w:r>
+        <w:t xml:space="preserve"> (VU), </w:t>
+      </w:r>
+      <w:r>
+        <w:rPr>
+          <w:i/>
+        </w:rPr>
+        <w:t>Calycina lobariae</w:t>
+      </w:r>
+      <w:r>
+        <w:t xml:space="preserve"> (VU), lunglavsknapp (VU) och skrovelmössing (VU), som växer på lunglav. Rikliga förekomster med lunglav bör skyddas med biotopskydd, frivilliga avsättningar eller reservat (SLU Artdatabanken, 2026; Nitare &amp; Skogsstyrelsen, 2019).</w:t>
+      </w:r>
+    </w:p>
+    <w:p>
+      <w:r>
+        <w:t xml:space="preserve">Lunglav är typisk art för </w:t>
+      </w:r>
+      <w:r>
+        <w:rPr>
+          <w:i/>
+        </w:rPr>
+        <w:t>9010 Taiga, 9020 Nordlig ädellövskog, 9110 Näringsfattig bokskog, 9130 Näringsrik bokskog, 9160 Näringsrik ekskog, 9180 Ädellövskog i branter, 9190 Näringsfattig ekskog, 9070 Trädklädd betesmark, 9040 Fjällbjörkskog</w:t>
+      </w:r>
+      <w:r>
+        <w:t xml:space="preserve"> och</w:t>
+      </w:r>
+      <w:r>
+        <w:rPr>
+          <w:i/>
+        </w:rPr>
+        <w:t xml:space="preserve"> 6530 Lövängar</w:t>
+      </w:r>
+      <w:r>
+        <w:t xml:space="preserve"> (SLU Artdatabanken, 2026).</w:t>
       </w:r>
     </w:p>
     <w:p>
@@ -945,91 +2446,35 @@
         <w:pStyle w:val="Heading2"/>
       </w:pPr>
       <w:r>
-        <w:t>Referenser - talltita</w:t>
-      </w:r>
-    </w:p>
-    <w:p>
-      <w:r>
-        <w:t xml:space="preserve">Eggers, S., Low, M., 2014. </w:t>
+        <w:t>Referenser – lunglav</w:t>
+      </w:r>
+    </w:p>
+    <w:p>
+      <w:r>
+        <w:t xml:space="preserve">Nitare, J. och Skogsstyrelsen, 2019. </w:t>
       </w:r>
       <w:r>
         <w:rPr>
           <w:i/>
         </w:rPr>
-        <w:t xml:space="preserve">Differential demographic responses of sympatric Parids to vegetation management in boreal forest. </w:t>
-      </w:r>
-      <w:r>
-        <w:t xml:space="preserve">For. Ecol. Manage. 319, 169–175. </w:t>
-      </w:r>
-    </w:p>
-    <w:p>
-      <w:r>
-        <w:t xml:space="preserve">Ekman, J., 1979. </w:t>
+        <w:t xml:space="preserve">Skyddsvärd skog – Naturvårdsarter och andra kriterier för naturvärdesbedömning. </w:t>
+      </w:r>
+      <w:r>
+        <w:t>Skogsstyrelsen.</w:t>
+      </w:r>
+    </w:p>
+    <w:p>
+      <w:r>
+        <w:t xml:space="preserve">SLU Artdatabanken, 2026. </w:t>
       </w:r>
       <w:r>
         <w:rPr>
           <w:i/>
         </w:rPr>
-        <w:t xml:space="preserve">Coherence, composition and territories of winter social groups of the Willow Tit Parus montanus and the Crested Tit P. cristatus. </w:t>
-      </w:r>
-      <w:r>
-        <w:t xml:space="preserve">Ornis Scandinavica, 10, pp 56-68 </w:t>
-      </w:r>
-    </w:p>
-    <w:p>
-      <w:r>
-        <w:t xml:space="preserve">Griesser, M., Nystrand, M., Eggers, S., Ekman, J., 2007. </w:t>
-      </w:r>
-      <w:r>
-        <w:rPr>
-          <w:i/>
-        </w:rPr>
-        <w:t xml:space="preserve">Impact of forestry practices on fitness correlates and population productivity in an open-nesting bird species. </w:t>
-      </w:r>
-      <w:r>
-        <w:t xml:space="preserve">Conserv. Biol. 21, 767–774. https://doi.org/10.1111/j.1523- 1739.2007.00675.x </w:t>
-      </w:r>
-    </w:p>
-    <w:p>
-      <w:r>
-        <w:t xml:space="preserve">Klein, J., 2020. </w:t>
-      </w:r>
-      <w:r>
-        <w:rPr>
-          <w:i/>
-        </w:rPr>
-        <w:t xml:space="preserve">The forgotten forest – On thinning, retention, and biodiversity in the boreal forest. </w:t>
-      </w:r>
-      <w:r>
-        <w:t>Doctoral Thesis No. 2020:50</w:t>
-      </w:r>
-    </w:p>
-    <w:p>
-      <w:r>
-        <w:t xml:space="preserve">Siffczyk, C., Brotons, L., Kangas, K., Orell, M., 2003. </w:t>
-      </w:r>
-      <w:r>
-        <w:rPr>
-          <w:i/>
-        </w:rPr>
-        <w:t xml:space="preserve">Home range size of willow tits. </w:t>
-      </w:r>
-      <w:r>
-        <w:t>Oecologica, 136, 635–642 (2003)</w:t>
-      </w:r>
-    </w:p>
-    <w:p>
-      <w:r>
-        <w:t xml:space="preserve">SLU Artdatabanken, 2021. </w:t>
-      </w:r>
-      <w:r>
-        <w:rPr>
-          <w:i/>
-        </w:rPr>
         <w:t xml:space="preserve">Artfaktablad. Naturvård – artfakta. </w:t>
       </w:r>
       <w:r>
-        <w:t xml:space="preserve">SLU Artdatabanken, Uppsala </w:t>
+        <w:t>SLU Artdatabanken, Uppsala.</w:t>
       </w:r>
     </w:p>
     <w:p>
@@ -1037,12 +2482,27 @@
         <w:pStyle w:val="Heading1"/>
       </w:pPr>
       <w:r>
-        <w:t>Tjäder – ekologi samt krav på livsmiljön</w:t>
-      </w:r>
-    </w:p>
-    <w:p>
-      <w:r>
-        <w:t xml:space="preserve">Tjäder (§4) är en utpräglad skogsfågel knuten till större sammanhängande barrskogsområden. Tupparna och hönorna utnyttjar till viss del olika miljöer, och   habitatvalet varierar dessutom mellan olika delar av året. För att det ska finnas livskraftiga tjäderbestånd krävs funktionella skogslandskap med en blandning av uppvuxen, gles och luckig skog, täta sumpskogar, myrar och andra små våtmarker. Arten försvinner när skogen fragmenteras och den sammanlagda arealen hyggen och andra öppna områden blir för stor. Ett småskaligt och försiktigt virkesuttag genom hyggesfria metoder kan i vissa fall vara möjligt i området inom 200 m från lekcentrum. Längre ut från lekcentrum, inom 200–500 m bör den avverkade ytan inte överskrida 1 hektar för att undvika alltför stora och snabba förändringar. </w:t>
+        <w:t>Talltita – ekologi samt krav på livsmiljön</w:t>
+      </w:r>
+    </w:p>
+    <w:p>
+      <w:r>
+        <w:t>Talltita är rödlistad som NT, fridlyst och prioriterad art i Skogsvårdslagen. Den omfattas av EU:s fågeldirektiv. Arten har minskat kraftigt de senaste 30 åren och minskningstakten innevarande 10-årsperiod beräknas till 20 (10–30) % (SLU Artdatabanken, 2022).</w:t>
+      </w:r>
+    </w:p>
+    <w:p>
+      <w:r>
+        <w:t>Talltita föredrar större sammanhängande barrskogar, och finns såväl i tallskog som granskog och i lövblandad barrskog. Skogens struktur är viktig och ska helst vara flerskiktad med riklig underväxt av mindre granar, björk och andra lövträd och buskar. Tillgång på murknande högstubbar är särskilt viktig, eftersom talltitan helst själv hackar ut sitt bohål (SLU Artdatabanken, 2022).</w:t>
+      </w:r>
+    </w:p>
+    <w:p>
+      <w:r>
+        <w:t>Det finns flera studier som visar att talltita är känslig för gallring och inte överlever när dess livsmiljö kalavverkas (Eggers and Low, 2014; Griesser et al., 2007; Klein, 2020). Talltitans revir är förhållandevis stora, 10–20 hektar och arten missgynnas när skogen fragmenteras. Kalavverkning av större delar av reviret innebär att det överges (Artdatabanken, 2021).</w:t>
+      </w:r>
+    </w:p>
+    <w:p>
+      <w:r>
+        <w:t>Talltitan är synnerligen trogen sitt revir så länge paret lever och biotopen förblir intakt. Paret stannar i sitt revir året om. En förlust av ett revir har därför en stor inverkan på den lokala populationen och trakthyggesbruket anses vara orsak till den svenska populationens kraftiga minskning. Talltiteparets revirtrohet innebär att närhelst under året man observerar en adult talltita så ingår denna plats i reviret (Siffczyk et al., 2003; Ekman, 1979).</w:t>
       </w:r>
     </w:p>
     <w:p>
@@ -1050,21 +2510,91 @@
         <w:pStyle w:val="Heading2"/>
       </w:pPr>
       <w:r>
-        <w:t>Referenser - tjäder</w:t>
-      </w:r>
-    </w:p>
-    <w:p>
-      <w:r>
-        <w:t xml:space="preserve">Skogsstyrelsen, 2019. </w:t>
+        <w:t>Referenser – talltita</w:t>
+      </w:r>
+    </w:p>
+    <w:p>
+      <w:r>
+        <w:t xml:space="preserve">Eggers, S., Low, M., 2014. </w:t>
       </w:r>
       <w:r>
         <w:rPr>
           <w:i/>
         </w:rPr>
-        <w:t xml:space="preserve">Vägledning för hänsyn till fåglar – tjäder. </w:t>
-      </w:r>
-      <w:r>
-        <w:t>https://www.skogsstyrelsen.se/globalassets/lag-och-tillsyn/artskydd/vagledningar-for-hansyn-till-faglar/tjader-vagledning-hansyn2.pdf</w:t>
+        <w:t xml:space="preserve">Differential demographic responses of sympatric Parids to vegetation management in boreal forest. </w:t>
+      </w:r>
+      <w:r>
+        <w:t>For. Ecol. Manage. 319, 169–175.</w:t>
+      </w:r>
+    </w:p>
+    <w:p>
+      <w:r>
+        <w:t xml:space="preserve">Ekman, J., 1979. </w:t>
+      </w:r>
+      <w:r>
+        <w:rPr>
+          <w:i/>
+        </w:rPr>
+        <w:t xml:space="preserve">Coherence, composition and territories of winter social groups of the Willow Tit Parus montanus and the Crested Tit P. cristatus. </w:t>
+      </w:r>
+      <w:r>
+        <w:t>Ornis Scandinavica, 10, pp 56–68</w:t>
+      </w:r>
+    </w:p>
+    <w:p>
+      <w:r>
+        <w:t xml:space="preserve">Griesser, M., Nystrand, M., Eggers, S., Ekman, J., 2007. </w:t>
+      </w:r>
+      <w:r>
+        <w:rPr>
+          <w:i/>
+        </w:rPr>
+        <w:t xml:space="preserve">Impact of forestry practices on fitness correlates and population productivity in an open-nesting bird species. </w:t>
+      </w:r>
+      <w:r>
+        <w:t>Conserv. Biol. 21, 767–774. https://doi.org/10.1111/j.1523- 1739.2007.00675.x</w:t>
+      </w:r>
+    </w:p>
+    <w:p>
+      <w:r>
+        <w:t xml:space="preserve">Klein, J., 2020. </w:t>
+      </w:r>
+      <w:r>
+        <w:rPr>
+          <w:i/>
+        </w:rPr>
+        <w:t xml:space="preserve">The forgotten forest – On thinning, retention, and biodiversity in the boreal forest. </w:t>
+      </w:r>
+      <w:r>
+        <w:t>Doctoral Thesis No. 2020:50</w:t>
+      </w:r>
+    </w:p>
+    <w:p>
+      <w:r>
+        <w:t xml:space="preserve">Siffczyk, C., Brotons, L., Kangas, K., Orell, M., 2003. </w:t>
+      </w:r>
+      <w:r>
+        <w:rPr>
+          <w:i/>
+        </w:rPr>
+        <w:t xml:space="preserve">Home range size of willow tits. </w:t>
+      </w:r>
+      <w:r>
+        <w:t>Oecologica, 136, 635–642 (2003)</w:t>
+      </w:r>
+    </w:p>
+    <w:p>
+      <w:r>
+        <w:t xml:space="preserve">SLU Artdatabanken, 2021. </w:t>
+      </w:r>
+      <w:r>
+        <w:rPr>
+          <w:i/>
+        </w:rPr>
+        <w:t xml:space="preserve">Artfaktablad. Naturvård – artfakta. </w:t>
+      </w:r>
+      <w:r>
+        <w:t>SLU Artdatabanken, Uppsala</w:t>
       </w:r>
     </w:p>
     <w:p>
@@ -1092,7 +2622,16 @@
         <w:rPr>
           <w:i/>
         </w:rPr>
-        <w:t>“Områden med dokumenterad permanent förekomst i naturskogsmiljöer har vanligen så stora naturvärden att skogsbruk är olämpligt”.</w:t>
+        <w:t>“Områden med dokumenterad permanent förekomst i naturskogsmiljöer har vanligen så stora naturvärden att skogsbruk är olämpligt”</w:t>
+      </w:r>
+      <w:r>
+        <w:t xml:space="preserve"> (SLU Artdatabanken, 2024; Skogsstyrelsen, 2016)</w:t>
+      </w:r>
+      <w:r>
+        <w:rPr>
+          <w:i/>
+        </w:rPr>
+        <w:t>.</w:t>
       </w:r>
     </w:p>
     <w:p>
@@ -1102,12 +2641,30 @@
     </w:p>
     <w:p>
       <w:r>
-        <w:t xml:space="preserve">Permanenta revir av tretåig hackspett karaktäriseras ofta av artens typiska ringformigt ordnade hackmärken på framför allt gamla granar. För att säkerställa att inte revir av tretåig hackspett drabbas av avverkningsplanerna bör en inventering göras i området både under häckningstid och under vintern, då arten utnyttjar betydligt större områden än under sommarens häckningsrevir. Storleken på häckningsreviret varierar med skogstypen, förekomsten av död ved och graden av fragmentering, men är i allmänhet i storleksordningen 25–100 hektar. </w:t>
-      </w:r>
-    </w:p>
-    <w:p>
-      <w:r>
-        <w:t>Förutom fridlysning enligt §4 Artskyddsförordningen är tretåig hackspett även förtecknad i EU:s fågeldirektiv bilaga 1. Den ingår också i Natura 2000 och är förtecknad i Bernkonventionen bilaga II (strikt skyddade djurarter).</w:t>
+        <w:t>Permanenta revir av tretåig hackspett karaktäriseras ofta av artens typiska ringformigt ordnade hackmärken på framför allt gamla granar. För att säkerställa att inte revir av tretåig hackspett drabbas av avverkningsplanerna bör en inventering göras i området både under häckningstid och under vintern, då arten utnyttjar betydligt större områden än under sommarens häckningsrevir. Storleken på häckningsreviret varierar med skogstypen, förekomsten av död ved och graden av fragmentering, men är i allmänhet i storleksordningen 25–100 hektar (SLU Artdatabanken, 2024; Skogsstyrelsen, 2016).</w:t>
+      </w:r>
+    </w:p>
+    <w:p>
+      <w:r>
+        <w:t xml:space="preserve">Förutom fridlysning enligt §4 Artskyddsförordningen är tretåig hackspett även förtecknad i EU:s fågeldirektiv bilaga 1. Den är typisk art för </w:t>
+      </w:r>
+      <w:r>
+        <w:rPr>
+          <w:i/>
+        </w:rPr>
+        <w:t xml:space="preserve">9010 Taiga, 9740 Skogsbevuxen myr, 9030 Landhöjningsskog </w:t>
+      </w:r>
+      <w:r>
+        <w:t xml:space="preserve">och </w:t>
+      </w:r>
+      <w:r>
+        <w:rPr>
+          <w:i/>
+        </w:rPr>
+        <w:t>9040 Fjällbjörkskog</w:t>
+      </w:r>
+      <w:r>
+        <w:t xml:space="preserve"> samt ingår i Natura 2000 och är förtecknad i Bernkonventionen bilaga II (strikt skyddade djurarter) (SLU Artdatabanken, 2024; Skogsstyrelsen, 2016).</w:t>
       </w:r>
     </w:p>
     <w:p>
@@ -1115,7 +2672,7 @@
         <w:pStyle w:val="Heading2"/>
       </w:pPr>
       <w:r>
-        <w:t>Referenser - tretåig hackspett</w:t>
+        <w:t>Referenser – tretåig hackspett</w:t>
       </w:r>
     </w:p>
     <w:p>
@@ -1129,7 +2686,7 @@
         <w:t xml:space="preserve">Förekomst av tretåig hackspett Picoides tridactylus på bestånds- och landskapsnivå. </w:t>
       </w:r>
       <w:r>
-        <w:t>Ornis Svecica 6: 107–119</w:t>
+        <w:t>Ornis Svecica 6: 107–119.</w:t>
       </w:r>
     </w:p>
     <w:p>
@@ -1143,7 +2700,7 @@
         <w:t xml:space="preserve">Dead wood threshold values for the three-toed woodpecker presence in boreal and sub-Alpine forest. </w:t>
       </w:r>
       <w:r>
-        <w:t>Biological conservation 119(3): 305–318</w:t>
+        <w:t>Biological conservation 119(3): 305–318.</w:t>
       </w:r>
     </w:p>
     <w:p>
@@ -1157,7 +2714,7 @@
         <w:t xml:space="preserve">Foraging Ecology and Use of Drumming Trees by Three-Toed Woodpeckers. </w:t>
       </w:r>
       <w:r>
-        <w:t>The Journal of Wildlife Management. Vol. 66, No. 1 (Jan., 2002), pp. 222-231.</w:t>
+        <w:t>The Journal of Wildlife Management. Vol. 66, No. 1 (Jan., 2002), pp. 222–231.</w:t>
       </w:r>
     </w:p>
     <w:p>
@@ -1171,7 +2728,7 @@
         <w:t xml:space="preserve">Spatial ecology of the three-toed woodpecker in managed forest landscapes. </w:t>
       </w:r>
       <w:r>
-        <w:t>Silva Fennica 36(1): 279-288.</w:t>
+        <w:t>Silva Fennica 36(1): 279–288.</w:t>
       </w:r>
     </w:p>
     <w:p>
@@ -1182,10 +2739,21 @@
         <w:rPr>
           <w:i/>
         </w:rPr>
-        <w:t xml:space="preserve">Vägledning för hänsyn till fåglar – Tretåig hackspett. </w:t>
-      </w:r>
-      <w:r>
-        <w:t>www.skogsstyrelsen.se</w:t>
+        <w:t>Vägledning för hänsyn till fåglar – Tretåig hackspett.</w:t>
+      </w:r>
+    </w:p>
+    <w:p>
+      <w:r>
+        <w:t xml:space="preserve">SLU Artdatabanken, 2024. </w:t>
+      </w:r>
+      <w:r>
+        <w:rPr>
+          <w:i/>
+        </w:rPr>
+        <w:t xml:space="preserve">Artfaktablad. Naturvård – artfakta. </w:t>
+      </w:r>
+      <w:r>
+        <w:t>SLU Artdatabanken, Uppsala.</w:t>
       </w:r>
     </w:p>
     <w:p>
@@ -1199,7 +2767,7 @@
         <w:t xml:space="preserve">Habitat prediction model for three-toed woodpecker and its implications for the conservation of biologically valuable forests. </w:t>
       </w:r>
       <w:r>
-        <w:t>Forest Ecology and Management 258(5): 697-703.</w:t>
+        <w:t>Forest Ecology and Management 258(5): 697–703.</w:t>
       </w:r>
     </w:p>
     <w:p>
@@ -1213,7 +2781,7 @@
         <w:t xml:space="preserve">Population trends of forest birds in a Finnish Lapland landscape of large habitat blocks – Consequences of stochastic environmental variation or regional habitat alteration. </w:t>
       </w:r>
       <w:r>
-        <w:t>Biological conservation 56(2): 223–240</w:t>
+        <w:t>Biological conservation 56(2): 223–240.</w:t>
       </w:r>
     </w:p>
     <w:p>
@@ -1228,6 +2796,78 @@
       </w:r>
       <w:r>
         <w:t>Acta Ornithologica 40(1): 53–60.</w:t>
+      </w:r>
+    </w:p>
+    <w:p>
+      <w:pPr>
+        <w:pStyle w:val="Heading1"/>
+      </w:pPr>
+      <w:r>
+        <w:t>Spillkråka – ekologi samt krav på livsmiljön</w:t>
+      </w:r>
+    </w:p>
+    <w:p>
+      <w:r>
+        <w:t xml:space="preserve">Spillkråka (§4) ingår i bilaga 1 EU:s fågeldirektiv och är typisk art för </w:t>
+      </w:r>
+      <w:r>
+        <w:rPr>
+          <w:i/>
+        </w:rPr>
+        <w:t xml:space="preserve">9010 Taiga </w:t>
+      </w:r>
+      <w:r>
+        <w:t>och</w:t>
+      </w:r>
+      <w:r>
+        <w:rPr>
+          <w:i/>
+        </w:rPr>
+        <w:t xml:space="preserve"> 9740 Skogsbevuxen myr</w:t>
+      </w:r>
+      <w:r>
+        <w:t>. Den lever i både barr- och blandskog liksom i ren lövskog. De tätaste populationerna tenderar att finnas i äldre, variationsrik blandskog med gott om död ved och gamla träd. Varje par utnyttjar 400–1000 hektar skog beroende på skogens kvalitet. Skogsbruk med korta omloppstider och täta, homogena ungskogar utgör det största hotet (SLU Artdatabanken, 2026).</w:t>
+      </w:r>
+    </w:p>
+    <w:p>
+      <w:r>
+        <w:t>Spillkråka är en nyckelart i skogliga miljöer vars övergivna bohål utnyttjas av flera andra hålhäckande fågelarter och fladdermöss, däribland pärluggla (EN, §4), knipa (§4), salskrake (§4) och skogsduva (§4). Hökuggla (VU, §4) och slaguggla (§4) häckar ofta i högstubbar som brutits av i höjd med ett gammalt spillkråkebo (Skogsstyrelsen, 2016).</w:t>
+      </w:r>
+    </w:p>
+    <w:p>
+      <w:pPr>
+        <w:pStyle w:val="Heading2"/>
+      </w:pPr>
+      <w:r>
+        <w:t>Referenser – spillkråka</w:t>
+      </w:r>
+    </w:p>
+    <w:p>
+      <w:r>
+        <w:t xml:space="preserve">Skogsstyrelsen, 2016. </w:t>
+      </w:r>
+      <w:r>
+        <w:rPr>
+          <w:i/>
+        </w:rPr>
+        <w:t xml:space="preserve">Vägledning för hänsyn till spillkråka. </w:t>
+      </w:r>
+      <w:r>
+        <w:t>Vägledningar och kunskapsstöd artskydd – Skogsstyrelsen.</w:t>
+      </w:r>
+    </w:p>
+    <w:p>
+      <w:r>
+        <w:t xml:space="preserve">SLU Artdatabanken, 2026. </w:t>
+      </w:r>
+      <w:r>
+        <w:rPr>
+          <w:i/>
+        </w:rPr>
+        <w:t xml:space="preserve">Artfaktablad. Naturvård – artfakta. </w:t>
+      </w:r>
+      <w:r>
+        <w:t>SLU Artdatabanken, Uppsala.</w:t>
       </w:r>
     </w:p>
     <w:sectPr>
@@ -1248,7 +2888,7 @@
 </file>
 
 <file path=word/endnotes.xml><?xml version="1.0" encoding="utf-8"?>
-<w:endnotes xmlns:wpc="http://schemas.microsoft.com/office/word/2010/wordprocessingCanvas" xmlns:cx="http://schemas.microsoft.com/office/drawing/2014/chartex" xmlns:cx1="http://schemas.microsoft.com/office/drawing/2015/9/8/chartex" xmlns:cx2="http://schemas.microsoft.com/office/drawing/2015/10/21/chartex" xmlns:cx3="http://schemas.microsoft.com/office/drawing/2016/5/9/chartex" xmlns:cx4="http://schemas.microsoft.com/office/drawing/2016/5/10/chartex" xmlns:cx5="http://schemas.microsoft.com/office/drawing/2016/5/11/chartex" xmlns:cx6="http://schemas.microsoft.com/office/drawing/2016/5/12/chartex" xmlns:cx7="http://schemas.microsoft.com/office/drawing/2016/5/13/chartex" xmlns:cx8="http://schemas.microsoft.com/office/drawing/2016/5/14/chartex" xmlns:mc="http://schemas.openxmlformats.org/markup-compatibility/2006" xmlns:aink="http://schemas.microsoft.com/office/drawing/2016/ink" xmlns:am3d="http://schemas.microsoft.com/office/drawing/2017/model3d" xmlns:o="urn:schemas-microsoft-com:office:office" xmlns:oel="http://schemas.microsoft.com/office/2019/extlst" xmlns:r="http://schemas.openxmlformats.org/officeDocument/2006/relationships" xmlns:m="http://schemas.openxmlformats.org/officeDocument/2006/math" xmlns:v="urn:schemas-microsoft-com:vml" xmlns:wp14="http://schemas.microsoft.com/office/word/2010/wordprocessingDrawing" xmlns:wp="http://schemas.openxmlformats.org/drawingml/2006/wordprocessingDrawing" xmlns:w10="urn:schemas-microsoft-com:office:word" xmlns:w="http://schemas.openxmlformats.org/wordprocessingml/2006/main" xmlns:w14="http://schemas.microsoft.com/office/word/2010/wordml" xmlns:w15="http://schemas.microsoft.com/office/word/2012/wordml" xmlns:w16cex="http://schemas.microsoft.com/office/word/2018/wordml/cex" xmlns:w16cid="http://schemas.microsoft.com/office/word/2016/wordml/cid" xmlns:w16="http://schemas.microsoft.com/office/word/2018/wordml" xmlns:w16sdtdh="http://schemas.microsoft.com/office/word/2020/wordml/sdtdatahash" xmlns:w16se="http://schemas.microsoft.com/office/word/2015/wordml/symex" xmlns:wpg="http://schemas.microsoft.com/office/word/2010/wordprocessingGroup" xmlns:wpi="http://schemas.microsoft.com/office/word/2010/wordprocessingInk" xmlns:wne="http://schemas.microsoft.com/office/word/2006/wordml" xmlns:wps="http://schemas.microsoft.com/office/word/2010/wordprocessingShape" mc:Ignorable="w14 w15 w16se w16cid w16 w16cex w16sdtdh wp14">
+<w:endnotes xmlns:wpc="http://schemas.microsoft.com/office/word/2010/wordprocessingCanvas" xmlns:cx="http://schemas.microsoft.com/office/drawing/2014/chartex" xmlns:cx1="http://schemas.microsoft.com/office/drawing/2015/9/8/chartex" xmlns:cx2="http://schemas.microsoft.com/office/drawing/2015/10/21/chartex" xmlns:cx3="http://schemas.microsoft.com/office/drawing/2016/5/9/chartex" xmlns:cx4="http://schemas.microsoft.com/office/drawing/2016/5/10/chartex" xmlns:cx5="http://schemas.microsoft.com/office/drawing/2016/5/11/chartex" xmlns:cx6="http://schemas.microsoft.com/office/drawing/2016/5/12/chartex" xmlns:cx7="http://schemas.microsoft.com/office/drawing/2016/5/13/chartex" xmlns:cx8="http://schemas.microsoft.com/office/drawing/2016/5/14/chartex" xmlns:mc="http://schemas.openxmlformats.org/markup-compatibility/2006" xmlns:aink="http://schemas.microsoft.com/office/drawing/2016/ink" xmlns:am3d="http://schemas.microsoft.com/office/drawing/2017/model3d" xmlns:o="urn:schemas-microsoft-com:office:office" xmlns:oel="http://schemas.microsoft.com/office/2019/extlst" xmlns:r="http://schemas.openxmlformats.org/officeDocument/2006/relationships" xmlns:m="http://schemas.openxmlformats.org/officeDocument/2006/math" xmlns:v="urn:schemas-microsoft-com:vml" xmlns:wp14="http://schemas.microsoft.com/office/word/2010/wordprocessingDrawing" xmlns:wp="http://schemas.openxmlformats.org/drawingml/2006/wordprocessingDrawing" xmlns:w10="urn:schemas-microsoft-com:office:word" xmlns:w="http://schemas.openxmlformats.org/wordprocessingml/2006/main" xmlns:w14="http://schemas.microsoft.com/office/word/2010/wordml" xmlns:w15="http://schemas.microsoft.com/office/word/2012/wordml" xmlns:w16cex="http://schemas.microsoft.com/office/word/2018/wordml/cex" xmlns:w16cid="http://schemas.microsoft.com/office/word/2016/wordml/cid" xmlns:w16="http://schemas.microsoft.com/office/word/2018/wordml" xmlns:w16du="http://schemas.microsoft.com/office/word/2023/wordml/word16du" xmlns:w16sdtdh="http://schemas.microsoft.com/office/word/2020/wordml/sdtdatahash" xmlns:w16sdtfl="http://schemas.microsoft.com/office/word/2024/wordml/sdtformatlock" xmlns:w16se="http://schemas.microsoft.com/office/word/2015/wordml/symex" xmlns:wpg="http://schemas.microsoft.com/office/word/2010/wordprocessingGroup" xmlns:wpi="http://schemas.microsoft.com/office/word/2010/wordprocessingInk" xmlns:wne="http://schemas.microsoft.com/office/word/2006/wordml" xmlns:wps="http://schemas.microsoft.com/office/word/2010/wordprocessingShape" mc:Ignorable="w14 w15 w16se w16cid w16 w16cex w16sdtdh w16sdtfl w16du wp14">
   <w:endnote w:type="separator" w:id="-1">
     <w:p>
       <w:pPr>
@@ -1273,7 +2913,7 @@
 </file>
 
 <file path=word/footer1.xml><?xml version="1.0" encoding="utf-8"?>
-<w:ftr xmlns:wpc="http://schemas.microsoft.com/office/word/2010/wordprocessingCanvas" xmlns:cx="http://schemas.microsoft.com/office/drawing/2014/chartex" xmlns:cx1="http://schemas.microsoft.com/office/drawing/2015/9/8/chartex" xmlns:cx2="http://schemas.microsoft.com/office/drawing/2015/10/21/chartex" xmlns:cx3="http://schemas.microsoft.com/office/drawing/2016/5/9/chartex" xmlns:cx4="http://schemas.microsoft.com/office/drawing/2016/5/10/chartex" xmlns:cx5="http://schemas.microsoft.com/office/drawing/2016/5/11/chartex" xmlns:cx6="http://schemas.microsoft.com/office/drawing/2016/5/12/chartex" xmlns:cx7="http://schemas.microsoft.com/office/drawing/2016/5/13/chartex" xmlns:cx8="http://schemas.microsoft.com/office/drawing/2016/5/14/chartex" xmlns:mc="http://schemas.openxmlformats.org/markup-compatibility/2006" xmlns:aink="http://schemas.microsoft.com/office/drawing/2016/ink" xmlns:am3d="http://schemas.microsoft.com/office/drawing/2017/model3d" xmlns:o="urn:schemas-microsoft-com:office:office" xmlns:oel="http://schemas.microsoft.com/office/2019/extlst" xmlns:r="http://schemas.openxmlformats.org/officeDocument/2006/relationships" xmlns:m="http://schemas.openxmlformats.org/officeDocument/2006/math" xmlns:v="urn:schemas-microsoft-com:vml" xmlns:wp14="http://schemas.microsoft.com/office/word/2010/wordprocessingDrawing" xmlns:wp="http://schemas.openxmlformats.org/drawingml/2006/wordprocessingDrawing" xmlns:w10="urn:schemas-microsoft-com:office:word" xmlns:w="http://schemas.openxmlformats.org/wordprocessingml/2006/main" xmlns:w14="http://schemas.microsoft.com/office/word/2010/wordml" xmlns:w15="http://schemas.microsoft.com/office/word/2012/wordml" xmlns:w16cex="http://schemas.microsoft.com/office/word/2018/wordml/cex" xmlns:w16cid="http://schemas.microsoft.com/office/word/2016/wordml/cid" xmlns:w16="http://schemas.microsoft.com/office/word/2018/wordml" xmlns:w16sdtdh="http://schemas.microsoft.com/office/word/2020/wordml/sdtdatahash" xmlns:w16se="http://schemas.microsoft.com/office/word/2015/wordml/symex" xmlns:wpg="http://schemas.microsoft.com/office/word/2010/wordprocessingGroup" xmlns:wpi="http://schemas.microsoft.com/office/word/2010/wordprocessingInk" xmlns:wne="http://schemas.microsoft.com/office/word/2006/wordml" xmlns:wps="http://schemas.microsoft.com/office/word/2010/wordprocessingShape" mc:Ignorable="w14 w15 w16se w16cid w16 w16cex w16sdtdh wp14">
+<w:ftr xmlns:wpc="http://schemas.microsoft.com/office/word/2010/wordprocessingCanvas" xmlns:cx="http://schemas.microsoft.com/office/drawing/2014/chartex" xmlns:cx1="http://schemas.microsoft.com/office/drawing/2015/9/8/chartex" xmlns:cx2="http://schemas.microsoft.com/office/drawing/2015/10/21/chartex" xmlns:cx3="http://schemas.microsoft.com/office/drawing/2016/5/9/chartex" xmlns:cx4="http://schemas.microsoft.com/office/drawing/2016/5/10/chartex" xmlns:cx5="http://schemas.microsoft.com/office/drawing/2016/5/11/chartex" xmlns:cx6="http://schemas.microsoft.com/office/drawing/2016/5/12/chartex" xmlns:cx7="http://schemas.microsoft.com/office/drawing/2016/5/13/chartex" xmlns:cx8="http://schemas.microsoft.com/office/drawing/2016/5/14/chartex" xmlns:mc="http://schemas.openxmlformats.org/markup-compatibility/2006" xmlns:aink="http://schemas.microsoft.com/office/drawing/2016/ink" xmlns:am3d="http://schemas.microsoft.com/office/drawing/2017/model3d" xmlns:o="urn:schemas-microsoft-com:office:office" xmlns:oel="http://schemas.microsoft.com/office/2019/extlst" xmlns:r="http://schemas.openxmlformats.org/officeDocument/2006/relationships" xmlns:m="http://schemas.openxmlformats.org/officeDocument/2006/math" xmlns:v="urn:schemas-microsoft-com:vml" xmlns:wp14="http://schemas.microsoft.com/office/word/2010/wordprocessingDrawing" xmlns:wp="http://schemas.openxmlformats.org/drawingml/2006/wordprocessingDrawing" xmlns:w10="urn:schemas-microsoft-com:office:word" xmlns:w="http://schemas.openxmlformats.org/wordprocessingml/2006/main" xmlns:w14="http://schemas.microsoft.com/office/word/2010/wordml" xmlns:w15="http://schemas.microsoft.com/office/word/2012/wordml" xmlns:w16cex="http://schemas.microsoft.com/office/word/2018/wordml/cex" xmlns:w16cid="http://schemas.microsoft.com/office/word/2016/wordml/cid" xmlns:w16="http://schemas.microsoft.com/office/word/2018/wordml" xmlns:w16du="http://schemas.microsoft.com/office/word/2023/wordml/word16du" xmlns:w16sdtdh="http://schemas.microsoft.com/office/word/2020/wordml/sdtdatahash" xmlns:w16sdtfl="http://schemas.microsoft.com/office/word/2024/wordml/sdtformatlock" xmlns:w16se="http://schemas.microsoft.com/office/word/2015/wordml/symex" xmlns:wpg="http://schemas.microsoft.com/office/word/2010/wordprocessingGroup" xmlns:wpi="http://schemas.microsoft.com/office/word/2010/wordprocessingInk" xmlns:wne="http://schemas.microsoft.com/office/word/2006/wordml" xmlns:wps="http://schemas.microsoft.com/office/word/2010/wordprocessingShape" mc:Ignorable="w14 w15 w16se w16cid w16 w16cex w16sdtdh w16sdtfl w16du wp14">
   <w:p>
     <w:pPr>
       <w:pStyle w:val="Footer"/>
@@ -1283,7 +2923,7 @@
 </file>
 
 <file path=word/footer2.xml><?xml version="1.0" encoding="utf-8"?>
-<w:ftr xmlns:wpc="http://schemas.microsoft.com/office/word/2010/wordprocessingCanvas" xmlns:cx="http://schemas.microsoft.com/office/drawing/2014/chartex" xmlns:cx1="http://schemas.microsoft.com/office/drawing/2015/9/8/chartex" xmlns:cx2="http://schemas.microsoft.com/office/drawing/2015/10/21/chartex" xmlns:cx3="http://schemas.microsoft.com/office/drawing/2016/5/9/chartex" xmlns:cx4="http://schemas.microsoft.com/office/drawing/2016/5/10/chartex" xmlns:cx5="http://schemas.microsoft.com/office/drawing/2016/5/11/chartex" xmlns:cx6="http://schemas.microsoft.com/office/drawing/2016/5/12/chartex" xmlns:cx7="http://schemas.microsoft.com/office/drawing/2016/5/13/chartex" xmlns:cx8="http://schemas.microsoft.com/office/drawing/2016/5/14/chartex" xmlns:mc="http://schemas.openxmlformats.org/markup-compatibility/2006" xmlns:aink="http://schemas.microsoft.com/office/drawing/2016/ink" xmlns:am3d="http://schemas.microsoft.com/office/drawing/2017/model3d" xmlns:o="urn:schemas-microsoft-com:office:office" xmlns:oel="http://schemas.microsoft.com/office/2019/extlst" xmlns:r="http://schemas.openxmlformats.org/officeDocument/2006/relationships" xmlns:m="http://schemas.openxmlformats.org/officeDocument/2006/math" xmlns:v="urn:schemas-microsoft-com:vml" xmlns:wp14="http://schemas.microsoft.com/office/word/2010/wordprocessingDrawing" xmlns:wp="http://schemas.openxmlformats.org/drawingml/2006/wordprocessingDrawing" xmlns:w10="urn:schemas-microsoft-com:office:word" xmlns:w="http://schemas.openxmlformats.org/wordprocessingml/2006/main" xmlns:w14="http://schemas.microsoft.com/office/word/2010/wordml" xmlns:w15="http://schemas.microsoft.com/office/word/2012/wordml" xmlns:w16cex="http://schemas.microsoft.com/office/word/2018/wordml/cex" xmlns:w16cid="http://schemas.microsoft.com/office/word/2016/wordml/cid" xmlns:w16="http://schemas.microsoft.com/office/word/2018/wordml" xmlns:w16sdtdh="http://schemas.microsoft.com/office/word/2020/wordml/sdtdatahash" xmlns:w16se="http://schemas.microsoft.com/office/word/2015/wordml/symex" xmlns:wpg="http://schemas.microsoft.com/office/word/2010/wordprocessingGroup" xmlns:wpi="http://schemas.microsoft.com/office/word/2010/wordprocessingInk" xmlns:wne="http://schemas.microsoft.com/office/word/2006/wordml" xmlns:wps="http://schemas.microsoft.com/office/word/2010/wordprocessingShape" mc:Ignorable="w14 w15 w16se w16cid w16 w16cex w16sdtdh wp14">
+<w:ftr xmlns:wpc="http://schemas.microsoft.com/office/word/2010/wordprocessingCanvas" xmlns:cx="http://schemas.microsoft.com/office/drawing/2014/chartex" xmlns:cx1="http://schemas.microsoft.com/office/drawing/2015/9/8/chartex" xmlns:cx2="http://schemas.microsoft.com/office/drawing/2015/10/21/chartex" xmlns:cx3="http://schemas.microsoft.com/office/drawing/2016/5/9/chartex" xmlns:cx4="http://schemas.microsoft.com/office/drawing/2016/5/10/chartex" xmlns:cx5="http://schemas.microsoft.com/office/drawing/2016/5/11/chartex" xmlns:cx6="http://schemas.microsoft.com/office/drawing/2016/5/12/chartex" xmlns:cx7="http://schemas.microsoft.com/office/drawing/2016/5/13/chartex" xmlns:cx8="http://schemas.microsoft.com/office/drawing/2016/5/14/chartex" xmlns:mc="http://schemas.openxmlformats.org/markup-compatibility/2006" xmlns:aink="http://schemas.microsoft.com/office/drawing/2016/ink" xmlns:am3d="http://schemas.microsoft.com/office/drawing/2017/model3d" xmlns:o="urn:schemas-microsoft-com:office:office" xmlns:oel="http://schemas.microsoft.com/office/2019/extlst" xmlns:r="http://schemas.openxmlformats.org/officeDocument/2006/relationships" xmlns:m="http://schemas.openxmlformats.org/officeDocument/2006/math" xmlns:v="urn:schemas-microsoft-com:vml" xmlns:wp14="http://schemas.microsoft.com/office/word/2010/wordprocessingDrawing" xmlns:wp="http://schemas.openxmlformats.org/drawingml/2006/wordprocessingDrawing" xmlns:w10="urn:schemas-microsoft-com:office:word" xmlns:w="http://schemas.openxmlformats.org/wordprocessingml/2006/main" xmlns:w14="http://schemas.microsoft.com/office/word/2010/wordml" xmlns:w15="http://schemas.microsoft.com/office/word/2012/wordml" xmlns:w16cex="http://schemas.microsoft.com/office/word/2018/wordml/cex" xmlns:w16cid="http://schemas.microsoft.com/office/word/2016/wordml/cid" xmlns:w16="http://schemas.microsoft.com/office/word/2018/wordml" xmlns:w16du="http://schemas.microsoft.com/office/word/2023/wordml/word16du" xmlns:w16sdtdh="http://schemas.microsoft.com/office/word/2020/wordml/sdtdatahash" xmlns:w16sdtfl="http://schemas.microsoft.com/office/word/2024/wordml/sdtformatlock" xmlns:w16se="http://schemas.microsoft.com/office/word/2015/wordml/symex" xmlns:wpg="http://schemas.microsoft.com/office/word/2010/wordprocessingGroup" xmlns:wpi="http://schemas.microsoft.com/office/word/2010/wordprocessingInk" xmlns:wne="http://schemas.microsoft.com/office/word/2006/wordml" xmlns:wps="http://schemas.microsoft.com/office/word/2010/wordprocessingShape" mc:Ignorable="w14 w15 w16se w16cid w16 w16cex w16sdtdh w16sdtfl w16du wp14">
   <w:p>
     <w:pPr>
       <w:pStyle w:val="Footer"/>
@@ -1293,7 +2933,7 @@
 </file>
 
 <file path=word/footer3.xml><?xml version="1.0" encoding="utf-8"?>
-<w:ftr xmlns:wpc="http://schemas.microsoft.com/office/word/2010/wordprocessingCanvas" xmlns:cx="http://schemas.microsoft.com/office/drawing/2014/chartex" xmlns:cx1="http://schemas.microsoft.com/office/drawing/2015/9/8/chartex" xmlns:cx2="http://schemas.microsoft.com/office/drawing/2015/10/21/chartex" xmlns:cx3="http://schemas.microsoft.com/office/drawing/2016/5/9/chartex" xmlns:cx4="http://schemas.microsoft.com/office/drawing/2016/5/10/chartex" xmlns:cx5="http://schemas.microsoft.com/office/drawing/2016/5/11/chartex" xmlns:cx6="http://schemas.microsoft.com/office/drawing/2016/5/12/chartex" xmlns:cx7="http://schemas.microsoft.com/office/drawing/2016/5/13/chartex" xmlns:cx8="http://schemas.microsoft.com/office/drawing/2016/5/14/chartex" xmlns:mc="http://schemas.openxmlformats.org/markup-compatibility/2006" xmlns:aink="http://schemas.microsoft.com/office/drawing/2016/ink" xmlns:am3d="http://schemas.microsoft.com/office/drawing/2017/model3d" xmlns:o="urn:schemas-microsoft-com:office:office" xmlns:oel="http://schemas.microsoft.com/office/2019/extlst" xmlns:r="http://schemas.openxmlformats.org/officeDocument/2006/relationships" xmlns:m="http://schemas.openxmlformats.org/officeDocument/2006/math" xmlns:v="urn:schemas-microsoft-com:vml" xmlns:wp14="http://schemas.microsoft.com/office/word/2010/wordprocessingDrawing" xmlns:wp="http://schemas.openxmlformats.org/drawingml/2006/wordprocessingDrawing" xmlns:w10="urn:schemas-microsoft-com:office:word" xmlns:w="http://schemas.openxmlformats.org/wordprocessingml/2006/main" xmlns:w14="http://schemas.microsoft.com/office/word/2010/wordml" xmlns:w15="http://schemas.microsoft.com/office/word/2012/wordml" xmlns:w16cex="http://schemas.microsoft.com/office/word/2018/wordml/cex" xmlns:w16cid="http://schemas.microsoft.com/office/word/2016/wordml/cid" xmlns:w16="http://schemas.microsoft.com/office/word/2018/wordml" xmlns:w16sdtdh="http://schemas.microsoft.com/office/word/2020/wordml/sdtdatahash" xmlns:w16se="http://schemas.microsoft.com/office/word/2015/wordml/symex" xmlns:wpg="http://schemas.microsoft.com/office/word/2010/wordprocessingGroup" xmlns:wpi="http://schemas.microsoft.com/office/word/2010/wordprocessingInk" xmlns:wne="http://schemas.microsoft.com/office/word/2006/wordml" xmlns:wps="http://schemas.microsoft.com/office/word/2010/wordprocessingShape" mc:Ignorable="w14 w15 w16se w16cid w16 w16cex w16sdtdh wp14">
+<w:ftr xmlns:wpc="http://schemas.microsoft.com/office/word/2010/wordprocessingCanvas" xmlns:cx="http://schemas.microsoft.com/office/drawing/2014/chartex" xmlns:cx1="http://schemas.microsoft.com/office/drawing/2015/9/8/chartex" xmlns:cx2="http://schemas.microsoft.com/office/drawing/2015/10/21/chartex" xmlns:cx3="http://schemas.microsoft.com/office/drawing/2016/5/9/chartex" xmlns:cx4="http://schemas.microsoft.com/office/drawing/2016/5/10/chartex" xmlns:cx5="http://schemas.microsoft.com/office/drawing/2016/5/11/chartex" xmlns:cx6="http://schemas.microsoft.com/office/drawing/2016/5/12/chartex" xmlns:cx7="http://schemas.microsoft.com/office/drawing/2016/5/13/chartex" xmlns:cx8="http://schemas.microsoft.com/office/drawing/2016/5/14/chartex" xmlns:mc="http://schemas.openxmlformats.org/markup-compatibility/2006" xmlns:aink="http://schemas.microsoft.com/office/drawing/2016/ink" xmlns:am3d="http://schemas.microsoft.com/office/drawing/2017/model3d" xmlns:o="urn:schemas-microsoft-com:office:office" xmlns:oel="http://schemas.microsoft.com/office/2019/extlst" xmlns:r="http://schemas.openxmlformats.org/officeDocument/2006/relationships" xmlns:m="http://schemas.openxmlformats.org/officeDocument/2006/math" xmlns:v="urn:schemas-microsoft-com:vml" xmlns:wp14="http://schemas.microsoft.com/office/word/2010/wordprocessingDrawing" xmlns:wp="http://schemas.openxmlformats.org/drawingml/2006/wordprocessingDrawing" xmlns:w10="urn:schemas-microsoft-com:office:word" xmlns:w="http://schemas.openxmlformats.org/wordprocessingml/2006/main" xmlns:w14="http://schemas.microsoft.com/office/word/2010/wordml" xmlns:w15="http://schemas.microsoft.com/office/word/2012/wordml" xmlns:w16cex="http://schemas.microsoft.com/office/word/2018/wordml/cex" xmlns:w16cid="http://schemas.microsoft.com/office/word/2016/wordml/cid" xmlns:w16="http://schemas.microsoft.com/office/word/2018/wordml" xmlns:w16du="http://schemas.microsoft.com/office/word/2023/wordml/word16du" xmlns:w16sdtdh="http://schemas.microsoft.com/office/word/2020/wordml/sdtdatahash" xmlns:w16sdtfl="http://schemas.microsoft.com/office/word/2024/wordml/sdtformatlock" xmlns:w16se="http://schemas.microsoft.com/office/word/2015/wordml/symex" xmlns:wpg="http://schemas.microsoft.com/office/word/2010/wordprocessingGroup" xmlns:wpi="http://schemas.microsoft.com/office/word/2010/wordprocessingInk" xmlns:wne="http://schemas.microsoft.com/office/word/2006/wordml" xmlns:wps="http://schemas.microsoft.com/office/word/2010/wordprocessingShape" mc:Ignorable="w14 w15 w16se w16cid w16 w16cex w16sdtdh w16sdtfl w16du wp14">
   <w:p>
     <w:pPr>
       <w:pStyle w:val="Footer"/>
@@ -1303,7 +2943,7 @@
 </file>
 
 <file path=word/footnotes.xml><?xml version="1.0" encoding="utf-8"?>
-<w:footnotes xmlns:wpc="http://schemas.microsoft.com/office/word/2010/wordprocessingCanvas" xmlns:cx="http://schemas.microsoft.com/office/drawing/2014/chartex" xmlns:cx1="http://schemas.microsoft.com/office/drawing/2015/9/8/chartex" xmlns:cx2="http://schemas.microsoft.com/office/drawing/2015/10/21/chartex" xmlns:cx3="http://schemas.microsoft.com/office/drawing/2016/5/9/chartex" xmlns:cx4="http://schemas.microsoft.com/office/drawing/2016/5/10/chartex" xmlns:cx5="http://schemas.microsoft.com/office/drawing/2016/5/11/chartex" xmlns:cx6="http://schemas.microsoft.com/office/drawing/2016/5/12/chartex" xmlns:cx7="http://schemas.microsoft.com/office/drawing/2016/5/13/chartex" xmlns:cx8="http://schemas.microsoft.com/office/drawing/2016/5/14/chartex" xmlns:mc="http://schemas.openxmlformats.org/markup-compatibility/2006" xmlns:aink="http://schemas.microsoft.com/office/drawing/2016/ink" xmlns:am3d="http://schemas.microsoft.com/office/drawing/2017/model3d" xmlns:o="urn:schemas-microsoft-com:office:office" xmlns:oel="http://schemas.microsoft.com/office/2019/extlst" xmlns:r="http://schemas.openxmlformats.org/officeDocument/2006/relationships" xmlns:m="http://schemas.openxmlformats.org/officeDocument/2006/math" xmlns:v="urn:schemas-microsoft-com:vml" xmlns:wp14="http://schemas.microsoft.com/office/word/2010/wordprocessingDrawing" xmlns:wp="http://schemas.openxmlformats.org/drawingml/2006/wordprocessingDrawing" xmlns:w10="urn:schemas-microsoft-com:office:word" xmlns:w="http://schemas.openxmlformats.org/wordprocessingml/2006/main" xmlns:w14="http://schemas.microsoft.com/office/word/2010/wordml" xmlns:w15="http://schemas.microsoft.com/office/word/2012/wordml" xmlns:w16cex="http://schemas.microsoft.com/office/word/2018/wordml/cex" xmlns:w16cid="http://schemas.microsoft.com/office/word/2016/wordml/cid" xmlns:w16="http://schemas.microsoft.com/office/word/2018/wordml" xmlns:w16sdtdh="http://schemas.microsoft.com/office/word/2020/wordml/sdtdatahash" xmlns:w16se="http://schemas.microsoft.com/office/word/2015/wordml/symex" xmlns:wpg="http://schemas.microsoft.com/office/word/2010/wordprocessingGroup" xmlns:wpi="http://schemas.microsoft.com/office/word/2010/wordprocessingInk" xmlns:wne="http://schemas.microsoft.com/office/word/2006/wordml" xmlns:wps="http://schemas.microsoft.com/office/word/2010/wordprocessingShape" mc:Ignorable="w14 w15 w16se w16cid w16 w16cex w16sdtdh wp14">
+<w:footnotes xmlns:wpc="http://schemas.microsoft.com/office/word/2010/wordprocessingCanvas" xmlns:cx="http://schemas.microsoft.com/office/drawing/2014/chartex" xmlns:cx1="http://schemas.microsoft.com/office/drawing/2015/9/8/chartex" xmlns:cx2="http://schemas.microsoft.com/office/drawing/2015/10/21/chartex" xmlns:cx3="http://schemas.microsoft.com/office/drawing/2016/5/9/chartex" xmlns:cx4="http://schemas.microsoft.com/office/drawing/2016/5/10/chartex" xmlns:cx5="http://schemas.microsoft.com/office/drawing/2016/5/11/chartex" xmlns:cx6="http://schemas.microsoft.com/office/drawing/2016/5/12/chartex" xmlns:cx7="http://schemas.microsoft.com/office/drawing/2016/5/13/chartex" xmlns:cx8="http://schemas.microsoft.com/office/drawing/2016/5/14/chartex" xmlns:mc="http://schemas.openxmlformats.org/markup-compatibility/2006" xmlns:aink="http://schemas.microsoft.com/office/drawing/2016/ink" xmlns:am3d="http://schemas.microsoft.com/office/drawing/2017/model3d" xmlns:o="urn:schemas-microsoft-com:office:office" xmlns:oel="http://schemas.microsoft.com/office/2019/extlst" xmlns:r="http://schemas.openxmlformats.org/officeDocument/2006/relationships" xmlns:m="http://schemas.openxmlformats.org/officeDocument/2006/math" xmlns:v="urn:schemas-microsoft-com:vml" xmlns:wp14="http://schemas.microsoft.com/office/word/2010/wordprocessingDrawing" xmlns:wp="http://schemas.openxmlformats.org/drawingml/2006/wordprocessingDrawing" xmlns:w10="urn:schemas-microsoft-com:office:word" xmlns:w="http://schemas.openxmlformats.org/wordprocessingml/2006/main" xmlns:w14="http://schemas.microsoft.com/office/word/2010/wordml" xmlns:w15="http://schemas.microsoft.com/office/word/2012/wordml" xmlns:w16cex="http://schemas.microsoft.com/office/word/2018/wordml/cex" xmlns:w16cid="http://schemas.microsoft.com/office/word/2016/wordml/cid" xmlns:w16="http://schemas.microsoft.com/office/word/2018/wordml" xmlns:w16du="http://schemas.microsoft.com/office/word/2023/wordml/word16du" xmlns:w16sdtdh="http://schemas.microsoft.com/office/word/2020/wordml/sdtdatahash" xmlns:w16sdtfl="http://schemas.microsoft.com/office/word/2024/wordml/sdtformatlock" xmlns:w16se="http://schemas.microsoft.com/office/word/2015/wordml/symex" xmlns:wpg="http://schemas.microsoft.com/office/word/2010/wordprocessingGroup" xmlns:wpi="http://schemas.microsoft.com/office/word/2010/wordprocessingInk" xmlns:wne="http://schemas.microsoft.com/office/word/2006/wordml" xmlns:wps="http://schemas.microsoft.com/office/word/2010/wordprocessingShape" mc:Ignorable="w14 w15 w16se w16cid w16 w16cex w16sdtdh w16sdtfl w16du wp14">
   <w:footnote w:type="separator" w:id="-1">
     <w:p>
       <w:pPr>
@@ -1328,7 +2968,7 @@
 </file>
 
 <file path=word/header1.xml><?xml version="1.0" encoding="utf-8"?>
-<w:hdr xmlns:wpc="http://schemas.microsoft.com/office/word/2010/wordprocessingCanvas" xmlns:cx="http://schemas.microsoft.com/office/drawing/2014/chartex" xmlns:cx1="http://schemas.microsoft.com/office/drawing/2015/9/8/chartex" xmlns:cx2="http://schemas.microsoft.com/office/drawing/2015/10/21/chartex" xmlns:cx3="http://schemas.microsoft.com/office/drawing/2016/5/9/chartex" xmlns:cx4="http://schemas.microsoft.com/office/drawing/2016/5/10/chartex" xmlns:cx5="http://schemas.microsoft.com/office/drawing/2016/5/11/chartex" xmlns:cx6="http://schemas.microsoft.com/office/drawing/2016/5/12/chartex" xmlns:cx7="http://schemas.microsoft.com/office/drawing/2016/5/13/chartex" xmlns:cx8="http://schemas.microsoft.com/office/drawing/2016/5/14/chartex" xmlns:mc="http://schemas.openxmlformats.org/markup-compatibility/2006" xmlns:aink="http://schemas.microsoft.com/office/drawing/2016/ink" xmlns:am3d="http://schemas.microsoft.com/office/drawing/2017/model3d" xmlns:o="urn:schemas-microsoft-com:office:office" xmlns:oel="http://schemas.microsoft.com/office/2019/extlst" xmlns:r="http://schemas.openxmlformats.org/officeDocument/2006/relationships" xmlns:m="http://schemas.openxmlformats.org/officeDocument/2006/math" xmlns:v="urn:schemas-microsoft-com:vml" xmlns:wp14="http://schemas.microsoft.com/office/word/2010/wordprocessingDrawing" xmlns:wp="http://schemas.openxmlformats.org/drawingml/2006/wordprocessingDrawing" xmlns:w10="urn:schemas-microsoft-com:office:word" xmlns:w="http://schemas.openxmlformats.org/wordprocessingml/2006/main" xmlns:w14="http://schemas.microsoft.com/office/word/2010/wordml" xmlns:w15="http://schemas.microsoft.com/office/word/2012/wordml" xmlns:w16cex="http://schemas.microsoft.com/office/word/2018/wordml/cex" xmlns:w16cid="http://schemas.microsoft.com/office/word/2016/wordml/cid" xmlns:w16="http://schemas.microsoft.com/office/word/2018/wordml" xmlns:w16sdtdh="http://schemas.microsoft.com/office/word/2020/wordml/sdtdatahash" xmlns:w16se="http://schemas.microsoft.com/office/word/2015/wordml/symex" xmlns:wpg="http://schemas.microsoft.com/office/word/2010/wordprocessingGroup" xmlns:wpi="http://schemas.microsoft.com/office/word/2010/wordprocessingInk" xmlns:wne="http://schemas.microsoft.com/office/word/2006/wordml" xmlns:wps="http://schemas.microsoft.com/office/word/2010/wordprocessingShape" mc:Ignorable="w14 w15 w16se w16cid w16 w16cex w16sdtdh wp14">
+<w:hdr xmlns:wpc="http://schemas.microsoft.com/office/word/2010/wordprocessingCanvas" xmlns:cx="http://schemas.microsoft.com/office/drawing/2014/chartex" xmlns:cx1="http://schemas.microsoft.com/office/drawing/2015/9/8/chartex" xmlns:cx2="http://schemas.microsoft.com/office/drawing/2015/10/21/chartex" xmlns:cx3="http://schemas.microsoft.com/office/drawing/2016/5/9/chartex" xmlns:cx4="http://schemas.microsoft.com/office/drawing/2016/5/10/chartex" xmlns:cx5="http://schemas.microsoft.com/office/drawing/2016/5/11/chartex" xmlns:cx6="http://schemas.microsoft.com/office/drawing/2016/5/12/chartex" xmlns:cx7="http://schemas.microsoft.com/office/drawing/2016/5/13/chartex" xmlns:cx8="http://schemas.microsoft.com/office/drawing/2016/5/14/chartex" xmlns:mc="http://schemas.openxmlformats.org/markup-compatibility/2006" xmlns:aink="http://schemas.microsoft.com/office/drawing/2016/ink" xmlns:am3d="http://schemas.microsoft.com/office/drawing/2017/model3d" xmlns:o="urn:schemas-microsoft-com:office:office" xmlns:oel="http://schemas.microsoft.com/office/2019/extlst" xmlns:r="http://schemas.openxmlformats.org/officeDocument/2006/relationships" xmlns:m="http://schemas.openxmlformats.org/officeDocument/2006/math" xmlns:v="urn:schemas-microsoft-com:vml" xmlns:wp14="http://schemas.microsoft.com/office/word/2010/wordprocessingDrawing" xmlns:wp="http://schemas.openxmlformats.org/drawingml/2006/wordprocessingDrawing" xmlns:w10="urn:schemas-microsoft-com:office:word" xmlns:w="http://schemas.openxmlformats.org/wordprocessingml/2006/main" xmlns:w14="http://schemas.microsoft.com/office/word/2010/wordml" xmlns:w15="http://schemas.microsoft.com/office/word/2012/wordml" xmlns:w16cex="http://schemas.microsoft.com/office/word/2018/wordml/cex" xmlns:w16cid="http://schemas.microsoft.com/office/word/2016/wordml/cid" xmlns:w16="http://schemas.microsoft.com/office/word/2018/wordml" xmlns:w16du="http://schemas.microsoft.com/office/word/2023/wordml/word16du" xmlns:w16sdtdh="http://schemas.microsoft.com/office/word/2020/wordml/sdtdatahash" xmlns:w16sdtfl="http://schemas.microsoft.com/office/word/2024/wordml/sdtformatlock" xmlns:w16se="http://schemas.microsoft.com/office/word/2015/wordml/symex" xmlns:wpg="http://schemas.microsoft.com/office/word/2010/wordprocessingGroup" xmlns:wpi="http://schemas.microsoft.com/office/word/2010/wordprocessingInk" xmlns:wne="http://schemas.microsoft.com/office/word/2006/wordml" xmlns:wps="http://schemas.microsoft.com/office/word/2010/wordprocessingShape" mc:Ignorable="w14 w15 w16se w16cid w16 w16cex w16sdtdh w16sdtfl w16du wp14">
   <w:p>
     <w:pPr>
       <w:pStyle w:val="Header"/>
@@ -1338,7 +2978,7 @@
 </file>
 
 <file path=word/header2.xml><?xml version="1.0" encoding="utf-8"?>
-<w:hdr xmlns:wpc="http://schemas.microsoft.com/office/word/2010/wordprocessingCanvas" xmlns:cx="http://schemas.microsoft.com/office/drawing/2014/chartex" xmlns:cx1="http://schemas.microsoft.com/office/drawing/2015/9/8/chartex" xmlns:cx2="http://schemas.microsoft.com/office/drawing/2015/10/21/chartex" xmlns:cx3="http://schemas.microsoft.com/office/drawing/2016/5/9/chartex" xmlns:cx4="http://schemas.microsoft.com/office/drawing/2016/5/10/chartex" xmlns:cx5="http://schemas.microsoft.com/office/drawing/2016/5/11/chartex" xmlns:cx6="http://schemas.microsoft.com/office/drawing/2016/5/12/chartex" xmlns:cx7="http://schemas.microsoft.com/office/drawing/2016/5/13/chartex" xmlns:cx8="http://schemas.microsoft.com/office/drawing/2016/5/14/chartex" xmlns:mc="http://schemas.openxmlformats.org/markup-compatibility/2006" xmlns:aink="http://schemas.microsoft.com/office/drawing/2016/ink" xmlns:am3d="http://schemas.microsoft.com/office/drawing/2017/model3d" xmlns:o="urn:schemas-microsoft-com:office:office" xmlns:oel="http://schemas.microsoft.com/office/2019/extlst" xmlns:r="http://schemas.openxmlformats.org/officeDocument/2006/relationships" xmlns:m="http://schemas.openxmlformats.org/officeDocument/2006/math" xmlns:v="urn:schemas-microsoft-com:vml" xmlns:wp14="http://schemas.microsoft.com/office/word/2010/wordprocessingDrawing" xmlns:wp="http://schemas.openxmlformats.org/drawingml/2006/wordprocessingDrawing" xmlns:w10="urn:schemas-microsoft-com:office:word" xmlns:w="http://schemas.openxmlformats.org/wordprocessingml/2006/main" xmlns:w14="http://schemas.microsoft.com/office/word/2010/wordml" xmlns:w15="http://schemas.microsoft.com/office/word/2012/wordml" xmlns:w16cex="http://schemas.microsoft.com/office/word/2018/wordml/cex" xmlns:w16cid="http://schemas.microsoft.com/office/word/2016/wordml/cid" xmlns:w16="http://schemas.microsoft.com/office/word/2018/wordml" xmlns:w16sdtdh="http://schemas.microsoft.com/office/word/2020/wordml/sdtdatahash" xmlns:w16se="http://schemas.microsoft.com/office/word/2015/wordml/symex" xmlns:wpg="http://schemas.microsoft.com/office/word/2010/wordprocessingGroup" xmlns:wpi="http://schemas.microsoft.com/office/word/2010/wordprocessingInk" xmlns:wne="http://schemas.microsoft.com/office/word/2006/wordml" xmlns:wps="http://schemas.microsoft.com/office/word/2010/wordprocessingShape" mc:Ignorable="w14 w15 w16se w16cid w16 w16cex w16sdtdh wp14">
+<w:hdr xmlns:wpc="http://schemas.microsoft.com/office/word/2010/wordprocessingCanvas" xmlns:cx="http://schemas.microsoft.com/office/drawing/2014/chartex" xmlns:cx1="http://schemas.microsoft.com/office/drawing/2015/9/8/chartex" xmlns:cx2="http://schemas.microsoft.com/office/drawing/2015/10/21/chartex" xmlns:cx3="http://schemas.microsoft.com/office/drawing/2016/5/9/chartex" xmlns:cx4="http://schemas.microsoft.com/office/drawing/2016/5/10/chartex" xmlns:cx5="http://schemas.microsoft.com/office/drawing/2016/5/11/chartex" xmlns:cx6="http://schemas.microsoft.com/office/drawing/2016/5/12/chartex" xmlns:cx7="http://schemas.microsoft.com/office/drawing/2016/5/13/chartex" xmlns:cx8="http://schemas.microsoft.com/office/drawing/2016/5/14/chartex" xmlns:mc="http://schemas.openxmlformats.org/markup-compatibility/2006" xmlns:aink="http://schemas.microsoft.com/office/drawing/2016/ink" xmlns:am3d="http://schemas.microsoft.com/office/drawing/2017/model3d" xmlns:o="urn:schemas-microsoft-com:office:office" xmlns:oel="http://schemas.microsoft.com/office/2019/extlst" xmlns:r="http://schemas.openxmlformats.org/officeDocument/2006/relationships" xmlns:m="http://schemas.openxmlformats.org/officeDocument/2006/math" xmlns:v="urn:schemas-microsoft-com:vml" xmlns:wp14="http://schemas.microsoft.com/office/word/2010/wordprocessingDrawing" xmlns:wp="http://schemas.openxmlformats.org/drawingml/2006/wordprocessingDrawing" xmlns:w10="urn:schemas-microsoft-com:office:word" xmlns:w="http://schemas.openxmlformats.org/wordprocessingml/2006/main" xmlns:w14="http://schemas.microsoft.com/office/word/2010/wordml" xmlns:w15="http://schemas.microsoft.com/office/word/2012/wordml" xmlns:w16cex="http://schemas.microsoft.com/office/word/2018/wordml/cex" xmlns:w16cid="http://schemas.microsoft.com/office/word/2016/wordml/cid" xmlns:w16="http://schemas.microsoft.com/office/word/2018/wordml" xmlns:w16du="http://schemas.microsoft.com/office/word/2023/wordml/word16du" xmlns:w16sdtdh="http://schemas.microsoft.com/office/word/2020/wordml/sdtdatahash" xmlns:w16sdtfl="http://schemas.microsoft.com/office/word/2024/wordml/sdtformatlock" xmlns:w16se="http://schemas.microsoft.com/office/word/2015/wordml/symex" xmlns:wpg="http://schemas.microsoft.com/office/word/2010/wordprocessingGroup" xmlns:wpi="http://schemas.microsoft.com/office/word/2010/wordprocessingInk" xmlns:wne="http://schemas.microsoft.com/office/word/2006/wordml" xmlns:wps="http://schemas.microsoft.com/office/word/2010/wordprocessingShape" mc:Ignorable="w14 w15 w16se w16cid w16 w16cex w16sdtdh w16sdtfl w16du wp14">
   <w:p>
     <w:pPr>
       <w:pStyle w:val="Header"/>
@@ -1349,7 +2989,7 @@
 </file>
 
 <file path=word/header3.xml><?xml version="1.0" encoding="utf-8"?>
-<w:hdr xmlns:wpc="http://schemas.microsoft.com/office/word/2010/wordprocessingCanvas" xmlns:cx="http://schemas.microsoft.com/office/drawing/2014/chartex" xmlns:cx1="http://schemas.microsoft.com/office/drawing/2015/9/8/chartex" xmlns:cx2="http://schemas.microsoft.com/office/drawing/2015/10/21/chartex" xmlns:cx3="http://schemas.microsoft.com/office/drawing/2016/5/9/chartex" xmlns:cx4="http://schemas.microsoft.com/office/drawing/2016/5/10/chartex" xmlns:cx5="http://schemas.microsoft.com/office/drawing/2016/5/11/chartex" xmlns:cx6="http://schemas.microsoft.com/office/drawing/2016/5/12/chartex" xmlns:cx7="http://schemas.microsoft.com/office/drawing/2016/5/13/chartex" xmlns:cx8="http://schemas.microsoft.com/office/drawing/2016/5/14/chartex" xmlns:mc="http://schemas.openxmlformats.org/markup-compatibility/2006" xmlns:aink="http://schemas.microsoft.com/office/drawing/2016/ink" xmlns:am3d="http://schemas.microsoft.com/office/drawing/2017/model3d" xmlns:o="urn:schemas-microsoft-com:office:office" xmlns:oel="http://schemas.microsoft.com/office/2019/extlst" xmlns:r="http://schemas.openxmlformats.org/officeDocument/2006/relationships" xmlns:m="http://schemas.openxmlformats.org/officeDocument/2006/math" xmlns:v="urn:schemas-microsoft-com:vml" xmlns:wp14="http://schemas.microsoft.com/office/word/2010/wordprocessingDrawing" xmlns:wp="http://schemas.openxmlformats.org/drawingml/2006/wordprocessingDrawing" xmlns:w10="urn:schemas-microsoft-com:office:word" xmlns:w="http://schemas.openxmlformats.org/wordprocessingml/2006/main" xmlns:w14="http://schemas.microsoft.com/office/word/2010/wordml" xmlns:w15="http://schemas.microsoft.com/office/word/2012/wordml" xmlns:w16cex="http://schemas.microsoft.com/office/word/2018/wordml/cex" xmlns:w16cid="http://schemas.microsoft.com/office/word/2016/wordml/cid" xmlns:w16="http://schemas.microsoft.com/office/word/2018/wordml" xmlns:w16sdtdh="http://schemas.microsoft.com/office/word/2020/wordml/sdtdatahash" xmlns:w16se="http://schemas.microsoft.com/office/word/2015/wordml/symex" xmlns:wpg="http://schemas.microsoft.com/office/word/2010/wordprocessingGroup" xmlns:wpi="http://schemas.microsoft.com/office/word/2010/wordprocessingInk" xmlns:wne="http://schemas.microsoft.com/office/word/2006/wordml" xmlns:wps="http://schemas.microsoft.com/office/word/2010/wordprocessingShape" mc:Ignorable="w14 w15 w16se w16cid w16 w16cex w16sdtdh wp14">
+<w:hdr xmlns:wpc="http://schemas.microsoft.com/office/word/2010/wordprocessingCanvas" xmlns:cx="http://schemas.microsoft.com/office/drawing/2014/chartex" xmlns:cx1="http://schemas.microsoft.com/office/drawing/2015/9/8/chartex" xmlns:cx2="http://schemas.microsoft.com/office/drawing/2015/10/21/chartex" xmlns:cx3="http://schemas.microsoft.com/office/drawing/2016/5/9/chartex" xmlns:cx4="http://schemas.microsoft.com/office/drawing/2016/5/10/chartex" xmlns:cx5="http://schemas.microsoft.com/office/drawing/2016/5/11/chartex" xmlns:cx6="http://schemas.microsoft.com/office/drawing/2016/5/12/chartex" xmlns:cx7="http://schemas.microsoft.com/office/drawing/2016/5/13/chartex" xmlns:cx8="http://schemas.microsoft.com/office/drawing/2016/5/14/chartex" xmlns:mc="http://schemas.openxmlformats.org/markup-compatibility/2006" xmlns:aink="http://schemas.microsoft.com/office/drawing/2016/ink" xmlns:am3d="http://schemas.microsoft.com/office/drawing/2017/model3d" xmlns:o="urn:schemas-microsoft-com:office:office" xmlns:oel="http://schemas.microsoft.com/office/2019/extlst" xmlns:r="http://schemas.openxmlformats.org/officeDocument/2006/relationships" xmlns:m="http://schemas.openxmlformats.org/officeDocument/2006/math" xmlns:v="urn:schemas-microsoft-com:vml" xmlns:wp14="http://schemas.microsoft.com/office/word/2010/wordprocessingDrawing" xmlns:wp="http://schemas.openxmlformats.org/drawingml/2006/wordprocessingDrawing" xmlns:w10="urn:schemas-microsoft-com:office:word" xmlns:w="http://schemas.openxmlformats.org/wordprocessingml/2006/main" xmlns:w14="http://schemas.microsoft.com/office/word/2010/wordml" xmlns:w15="http://schemas.microsoft.com/office/word/2012/wordml" xmlns:w16cex="http://schemas.microsoft.com/office/word/2018/wordml/cex" xmlns:w16cid="http://schemas.microsoft.com/office/word/2016/wordml/cid" xmlns:w16="http://schemas.microsoft.com/office/word/2018/wordml" xmlns:w16du="http://schemas.microsoft.com/office/word/2023/wordml/word16du" xmlns:w16sdtdh="http://schemas.microsoft.com/office/word/2020/wordml/sdtdatahash" xmlns:w16sdtfl="http://schemas.microsoft.com/office/word/2024/wordml/sdtformatlock" xmlns:w16se="http://schemas.microsoft.com/office/word/2015/wordml/symex" xmlns:wpg="http://schemas.microsoft.com/office/word/2010/wordprocessingGroup" xmlns:wpi="http://schemas.microsoft.com/office/word/2010/wordprocessingInk" xmlns:wne="http://schemas.microsoft.com/office/word/2006/wordml" xmlns:wps="http://schemas.microsoft.com/office/word/2010/wordprocessingShape" mc:Ignorable="w14 w15 w16se w16cid w16 w16cex w16sdtdh w16sdtfl w16du wp14">
   <w:p>
     <w:pPr>
       <w:pStyle w:val="Header"/>
@@ -1358,12 +2998,12 @@
     <w:r>
       <w:tab/>
       <w:tab/>
-      <w:t>2024-08-04</w:t>
+      <w:t>2026-07-12</w:t>
       <w:br/>
       <w:br/>
     </w:r>
     <w:r>
-      <w:t>Till:</w:t>
+      <w:t>Till: Sveaskog</w:t>
       <w:br/>
     </w:r>
     <w:r>
@@ -1375,7 +3015,7 @@
 </file>
 
 <file path=word/numbering.xml><?xml version="1.0" encoding="utf-8"?>
-<w:numbering xmlns:wpc="http://schemas.microsoft.com/office/word/2010/wordprocessingCanvas" xmlns:cx="http://schemas.microsoft.com/office/drawing/2014/chartex" xmlns:cx1="http://schemas.microsoft.com/office/drawing/2015/9/8/chartex" xmlns:cx2="http://schemas.microsoft.com/office/drawing/2015/10/21/chartex" xmlns:cx3="http://schemas.microsoft.com/office/drawing/2016/5/9/chartex" xmlns:cx4="http://schemas.microsoft.com/office/drawing/2016/5/10/chartex" xmlns:cx5="http://schemas.microsoft.com/office/drawing/2016/5/11/chartex" xmlns:cx6="http://schemas.microsoft.com/office/drawing/2016/5/12/chartex" xmlns:cx7="http://schemas.microsoft.com/office/drawing/2016/5/13/chartex" xmlns:cx8="http://schemas.microsoft.com/office/drawing/2016/5/14/chartex" xmlns:mc="http://schemas.openxmlformats.org/markup-compatibility/2006" xmlns:aink="http://schemas.microsoft.com/office/drawing/2016/ink" xmlns:am3d="http://schemas.microsoft.com/office/drawing/2017/model3d" xmlns:o="urn:schemas-microsoft-com:office:office" xmlns:oel="http://schemas.microsoft.com/office/2019/extlst" xmlns:r="http://schemas.openxmlformats.org/officeDocument/2006/relationships" xmlns:m="http://schemas.openxmlformats.org/officeDocument/2006/math" xmlns:v="urn:schemas-microsoft-com:vml" xmlns:wp14="http://schemas.microsoft.com/office/word/2010/wordprocessingDrawing" xmlns:wp="http://schemas.openxmlformats.org/drawingml/2006/wordprocessingDrawing" xmlns:w10="urn:schemas-microsoft-com:office:word" xmlns:w="http://schemas.openxmlformats.org/wordprocessingml/2006/main" xmlns:w14="http://schemas.microsoft.com/office/word/2010/wordml" xmlns:w15="http://schemas.microsoft.com/office/word/2012/wordml" xmlns:w16cex="http://schemas.microsoft.com/office/word/2018/wordml/cex" xmlns:w16cid="http://schemas.microsoft.com/office/word/2016/wordml/cid" xmlns:w16="http://schemas.microsoft.com/office/word/2018/wordml" xmlns:w16sdtdh="http://schemas.microsoft.com/office/word/2020/wordml/sdtdatahash" xmlns:w16se="http://schemas.microsoft.com/office/word/2015/wordml/symex" xmlns:wpg="http://schemas.microsoft.com/office/word/2010/wordprocessingGroup" xmlns:wpi="http://schemas.microsoft.com/office/word/2010/wordprocessingInk" xmlns:wne="http://schemas.microsoft.com/office/word/2006/wordml" xmlns:wps="http://schemas.microsoft.com/office/word/2010/wordprocessingShape" mc:Ignorable="w14 w15 w16se w16cid w16 w16cex w16sdtdh wp14">
+<w:numbering xmlns:wpc="http://schemas.microsoft.com/office/word/2010/wordprocessingCanvas" xmlns:cx="http://schemas.microsoft.com/office/drawing/2014/chartex" xmlns:cx1="http://schemas.microsoft.com/office/drawing/2015/9/8/chartex" xmlns:cx2="http://schemas.microsoft.com/office/drawing/2015/10/21/chartex" xmlns:cx3="http://schemas.microsoft.com/office/drawing/2016/5/9/chartex" xmlns:cx4="http://schemas.microsoft.com/office/drawing/2016/5/10/chartex" xmlns:cx5="http://schemas.microsoft.com/office/drawing/2016/5/11/chartex" xmlns:cx6="http://schemas.microsoft.com/office/drawing/2016/5/12/chartex" xmlns:cx7="http://schemas.microsoft.com/office/drawing/2016/5/13/chartex" xmlns:cx8="http://schemas.microsoft.com/office/drawing/2016/5/14/chartex" xmlns:mc="http://schemas.openxmlformats.org/markup-compatibility/2006" xmlns:aink="http://schemas.microsoft.com/office/drawing/2016/ink" xmlns:am3d="http://schemas.microsoft.com/office/drawing/2017/model3d" xmlns:o="urn:schemas-microsoft-com:office:office" xmlns:oel="http://schemas.microsoft.com/office/2019/extlst" xmlns:r="http://schemas.openxmlformats.org/officeDocument/2006/relationships" xmlns:m="http://schemas.openxmlformats.org/officeDocument/2006/math" xmlns:v="urn:schemas-microsoft-com:vml" xmlns:wp14="http://schemas.microsoft.com/office/word/2010/wordprocessingDrawing" xmlns:wp="http://schemas.openxmlformats.org/drawingml/2006/wordprocessingDrawing" xmlns:w10="urn:schemas-microsoft-com:office:word" xmlns:w="http://schemas.openxmlformats.org/wordprocessingml/2006/main" xmlns:w14="http://schemas.microsoft.com/office/word/2010/wordml" xmlns:w15="http://schemas.microsoft.com/office/word/2012/wordml" xmlns:w16cex="http://schemas.microsoft.com/office/word/2018/wordml/cex" xmlns:w16cid="http://schemas.microsoft.com/office/word/2016/wordml/cid" xmlns:w16="http://schemas.microsoft.com/office/word/2018/wordml" xmlns:w16du="http://schemas.microsoft.com/office/word/2023/wordml/word16du" xmlns:w16sdtdh="http://schemas.microsoft.com/office/word/2020/wordml/sdtdatahash" xmlns:w16sdtfl="http://schemas.microsoft.com/office/word/2024/wordml/sdtformatlock" xmlns:w16se="http://schemas.microsoft.com/office/word/2015/wordml/symex" xmlns:wpg="http://schemas.microsoft.com/office/word/2010/wordprocessingGroup" xmlns:wpi="http://schemas.microsoft.com/office/word/2010/wordprocessingInk" xmlns:wne="http://schemas.microsoft.com/office/word/2006/wordml" xmlns:wps="http://schemas.microsoft.com/office/word/2010/wordprocessingShape" mc:Ignorable="w14 w15 w16se w16cid w16 w16cex w16sdtdh w16sdtfl w16du wp14">
   <w:abstractNum w:abstractNumId="0" w15:restartNumberingAfterBreak="0">
     <w:nsid w:val="FFFFFF7C"/>
     <w:multiLevelType w:val="singleLevel"/>
@@ -1578,7 +3218,7 @@
 </file>
 
 <file path=word/styles.xml><?xml version="1.0" encoding="utf-8"?>
-<w:styles xmlns:mc="http://schemas.openxmlformats.org/markup-compatibility/2006" xmlns:r="http://schemas.openxmlformats.org/officeDocument/2006/relationships" xmlns:w="http://schemas.openxmlformats.org/wordprocessingml/2006/main" xmlns:w14="http://schemas.microsoft.com/office/word/2010/wordml" xmlns:w15="http://schemas.microsoft.com/office/word/2012/wordml" xmlns:w16cex="http://schemas.microsoft.com/office/word/2018/wordml/cex" xmlns:w16cid="http://schemas.microsoft.com/office/word/2016/wordml/cid" xmlns:w16="http://schemas.microsoft.com/office/word/2018/wordml" xmlns:w16sdtdh="http://schemas.microsoft.com/office/word/2020/wordml/sdtdatahash" xmlns:w16se="http://schemas.microsoft.com/office/word/2015/wordml/symex" mc:Ignorable="w14 w15 w16se w16cid w16 w16cex w16sdtdh">
+<w:styles xmlns:mc="http://schemas.openxmlformats.org/markup-compatibility/2006" xmlns:r="http://schemas.openxmlformats.org/officeDocument/2006/relationships" xmlns:w="http://schemas.openxmlformats.org/wordprocessingml/2006/main" xmlns:w14="http://schemas.microsoft.com/office/word/2010/wordml" xmlns:w15="http://schemas.microsoft.com/office/word/2012/wordml" xmlns:w16cex="http://schemas.microsoft.com/office/word/2018/wordml/cex" xmlns:w16cid="http://schemas.microsoft.com/office/word/2016/wordml/cid" xmlns:w16="http://schemas.microsoft.com/office/word/2018/wordml" xmlns:w16du="http://schemas.microsoft.com/office/word/2023/wordml/word16du" xmlns:w16sdtdh="http://schemas.microsoft.com/office/word/2020/wordml/sdtdatahash" xmlns:w16sdtfl="http://schemas.microsoft.com/office/word/2024/wordml/sdtformatlock" xmlns:w16se="http://schemas.microsoft.com/office/word/2015/wordml/symex" mc:Ignorable="w14 w15 w16se w16cid w16 w16cex w16sdtdh w16sdtfl w16du">
   <w:docDefaults>
     <w:rPrDefault>
       <w:rPr>
@@ -2336,7 +3976,7 @@
     <w:link w:val="TitleChar"/>
     <w:uiPriority w:val="10"/>
     <w:qFormat/>
-    <w:rsid w:val="007106C8"/>
+    <w:rsid w:val="00E854FA"/>
     <w:pPr>
       <w:spacing w:after="300" w:line="240" w:lineRule="auto"/>
       <w:contextualSpacing/>
@@ -2346,7 +3986,7 @@
       <w:rFonts w:eastAsiaTheme="majorEastAsia" w:cstheme="majorBidi"/>
       <w:spacing w:val="5"/>
       <w:kern w:val="28"/>
-      <w:sz w:val="52"/>
+      <w:sz w:val="40"/>
       <w:szCs w:val="52"/>
       <w:lang w:val="sv-SE" w:eastAsia="en-US" w:bidi="ar-SA"/>
     </w:rPr>
@@ -2356,12 +3996,12 @@
     <w:basedOn w:val="DefaultParagraphFont"/>
     <w:link w:val="Title"/>
     <w:uiPriority w:val="10"/>
-    <w:rsid w:val="007106C8"/>
+    <w:rsid w:val="00E854FA"/>
     <w:rPr>
       <w:rFonts w:ascii="Times New Roman" w:eastAsiaTheme="majorEastAsia" w:hAnsi="Times New Roman" w:cstheme="majorBidi"/>
       <w:spacing w:val="5"/>
       <w:kern w:val="28"/>
-      <w:sz w:val="52"/>
+      <w:sz w:val="40"/>
       <w:szCs w:val="52"/>
       <w:lang w:val="sv-SE" w:eastAsia="en-US" w:bidi="ar-SA"/>
     </w:rPr>

--- a/klagomål/Björnideforsen C FSC-klagomål.docx
+++ b/klagomål/Björnideforsen C FSC-klagomål.docx
@@ -168,7 +168,7 @@
     </w:p>
     <w:p>
       <w:r>
-        <w:t>Detta klagomål behandlar höga naturvärden i avverkningsanmälan Björnideforsen C i Arvidsjaurs kommun som inkom 2026-07-12 och omfattar 132,0 ha.</w:t>
+        <w:t>Detta klagomål behandlar höga naturvärden i avverkningsanmälan Björnideforsen C i Arvidsjaurs kommun som inkom 2026-07-13 och omfattar 132,0 ha.</w:t>
       </w:r>
     </w:p>
     <w:p>
@@ -2998,7 +2998,7 @@
     <w:r>
       <w:tab/>
       <w:tab/>
-      <w:t>2026-07-12</w:t>
+      <w:t>2026-07-13</w:t>
       <w:br/>
       <w:br/>
     </w:r>

--- a/klagomål/Björnideforsen C FSC-klagomål.docx
+++ b/klagomål/Björnideforsen C FSC-klagomål.docx
@@ -168,7 +168,7 @@
     </w:p>
     <w:p>
       <w:r>
-        <w:t>Detta klagomål behandlar höga naturvärden i avverkningsanmälan Björnideforsen C i Arvidsjaurs kommun som inkom 2026-07-13 och omfattar 132,0 ha.</w:t>
+        <w:t>Detta klagomål behandlar höga naturvärden i avverkningsanmälan Björnideforsen C i Arvidsjaurs kommun som inkom 2026-07-14 och omfattar 132,0 ha.</w:t>
       </w:r>
     </w:p>
     <w:p>
@@ -2998,7 +2998,7 @@
     <w:r>
       <w:tab/>
       <w:tab/>
-      <w:t>2026-07-13</w:t>
+      <w:t>2026-07-14</w:t>
       <w:br/>
       <w:br/>
     </w:r>

--- a/klagomål/Björnideforsen C FSC-klagomål.docx
+++ b/klagomål/Björnideforsen C FSC-klagomål.docx
@@ -168,7 +168,7 @@
     </w:p>
     <w:p>
       <w:r>
-        <w:t>Detta klagomål behandlar höga naturvärden i avverkningsanmälan Björnideforsen C i Arvidsjaurs kommun som inkom 2026-07-14 och omfattar 132,0 ha.</w:t>
+        <w:t>Detta klagomål behandlar höga naturvärden i avverkningsanmälan Björnideforsen C i Arvidsjaurs kommun som inkom 2026-07-15 och omfattar 132,0 ha.</w:t>
       </w:r>
     </w:p>
     <w:p>
@@ -2998,7 +2998,7 @@
     <w:r>
       <w:tab/>
       <w:tab/>
-      <w:t>2026-07-14</w:t>
+      <w:t>2026-07-15</w:t>
       <w:br/>
       <w:br/>
     </w:r>

--- a/klagomål/Björnideforsen C FSC-klagomål.docx
+++ b/klagomål/Björnideforsen C FSC-klagomål.docx
@@ -168,7 +168,7 @@
     </w:p>
     <w:p>
       <w:r>
-        <w:t>Detta klagomål behandlar höga naturvärden i avverkningsanmälan Björnideforsen C i Arvidsjaurs kommun som inkom 2026-07-15 och omfattar 132,0 ha.</w:t>
+        <w:t>Detta klagomål behandlar höga naturvärden i avverkningsanmälan Björnideforsen C i Arvidsjaurs kommun som inkom 2026-07-16 och omfattar 132,0 ha.</w:t>
       </w:r>
     </w:p>
     <w:p>
@@ -2998,7 +2998,7 @@
     <w:r>
       <w:tab/>
       <w:tab/>
-      <w:t>2026-07-15</w:t>
+      <w:t>2026-07-16</w:t>
       <w:br/>
       <w:br/>
     </w:r>

--- a/klagomål/Björnideforsen C FSC-klagomål.docx
+++ b/klagomål/Björnideforsen C FSC-klagomål.docx
@@ -168,7 +168,7 @@
     </w:p>
     <w:p>
       <w:r>
-        <w:t>Detta klagomål behandlar höga naturvärden i avverkningsanmälan Björnideforsen C i Arvidsjaurs kommun som inkom 2026-07-16 och omfattar 132,0 ha.</w:t>
+        <w:t>Detta klagomål behandlar höga naturvärden i avverkningsanmälan Björnideforsen C i Arvidsjaurs kommun som inkom 2026-07-17 och omfattar 132,0 ha.</w:t>
       </w:r>
     </w:p>
     <w:p>
@@ -2998,7 +2998,7 @@
     <w:r>
       <w:tab/>
       <w:tab/>
-      <w:t>2026-07-16</w:t>
+      <w:t>2026-07-17</w:t>
       <w:br/>
       <w:br/>
     </w:r>

--- a/klagomål/Björnideforsen C FSC-klagomål.docx
+++ b/klagomål/Björnideforsen C FSC-klagomål.docx
@@ -168,7 +168,7 @@
     </w:p>
     <w:p>
       <w:r>
-        <w:t>Detta klagomål behandlar höga naturvärden i avverkningsanmälan Björnideforsen C i Arvidsjaurs kommun som inkom 2026-07-17 och omfattar 132,0 ha.</w:t>
+        <w:t>Detta klagomål behandlar höga naturvärden i avverkningsanmälan Björnideforsen C i Arvidsjaurs kommun som inkom 2026-07-18 och omfattar 132,0 ha.</w:t>
       </w:r>
     </w:p>
     <w:p>
@@ -2998,7 +2998,7 @@
     <w:r>
       <w:tab/>
       <w:tab/>
-      <w:t>2026-07-17</w:t>
+      <w:t>2026-07-18</w:t>
       <w:br/>
       <w:br/>
     </w:r>

--- a/klagomål/Björnideforsen C FSC-klagomål.docx
+++ b/klagomål/Björnideforsen C FSC-klagomål.docx
@@ -168,7 +168,7 @@
     </w:p>
     <w:p>
       <w:r>
-        <w:t>Detta klagomål behandlar höga naturvärden i avverkningsanmälan Björnideforsen C i Arvidsjaurs kommun som inkom 2026-07-18 och omfattar 132,0 ha.</w:t>
+        <w:t>Detta klagomål behandlar höga naturvärden i avverkningsanmälan Björnideforsen C i Arvidsjaurs kommun som inkom 2026-07-19 och omfattar 132,0 ha.</w:t>
       </w:r>
     </w:p>
     <w:p>
@@ -2998,7 +2998,7 @@
     <w:r>
       <w:tab/>
       <w:tab/>
-      <w:t>2026-07-18</w:t>
+      <w:t>2026-07-19</w:t>
       <w:br/>
       <w:br/>
     </w:r>

--- a/klagomål/Björnideforsen C FSC-klagomål.docx
+++ b/klagomål/Björnideforsen C FSC-klagomål.docx
@@ -168,7 +168,7 @@
     </w:p>
     <w:p>
       <w:r>
-        <w:t>Detta klagomål behandlar höga naturvärden i avverkningsanmälan Björnideforsen C i Arvidsjaurs kommun som inkom 2026-07-19 och omfattar 132,0 ha.</w:t>
+        <w:t>Detta klagomål behandlar höga naturvärden i avverkningsanmälan Björnideforsen C i Arvidsjaurs kommun som inkom 2026-07-20 och omfattar 132,0 ha.</w:t>
       </w:r>
     </w:p>
     <w:p>
@@ -2998,7 +2998,7 @@
     <w:r>
       <w:tab/>
       <w:tab/>
-      <w:t>2026-07-19</w:t>
+      <w:t>2026-07-20</w:t>
       <w:br/>
       <w:br/>
     </w:r>
